--- a/Analisis_Criaturas_Combate_v3.docx
+++ b/Analisis_Criaturas_Combate_v3.docx
@@ -181,7 +181,35 @@
         <w:rPr>
           <w:color w:val="000000"/>
         </w:rPr>
-        <w:t>La arquitectura refleja los principios de POO: cada entidad del mundo (Criatura, Ítem, Batalla, CondicionClimatica, Habilidad, FragmentoEvolucion) es una clase con atributos y métodos bien definidos, coordinados por la clase Juego como orquestador principal.</w:t>
+        <w:t xml:space="preserve">La arquitectura refleja los principios de POO: cada entidad del mundo (Criatura, Ítem, Batalla, </w:t>
+      </w:r>
+      <w:proofErr w:type="spellStart"/>
+      <w:r>
+        <w:rPr>
+          <w:color w:val="000000"/>
+        </w:rPr>
+        <w:t>CondicionClimatica</w:t>
+      </w:r>
+      <w:proofErr w:type="spellEnd"/>
+      <w:r>
+        <w:rPr>
+          <w:color w:val="000000"/>
+        </w:rPr>
+        <w:t xml:space="preserve">, Habilidad, </w:t>
+      </w:r>
+      <w:proofErr w:type="spellStart"/>
+      <w:r>
+        <w:rPr>
+          <w:color w:val="000000"/>
+        </w:rPr>
+        <w:t>FragmentoEvolucion</w:t>
+      </w:r>
+      <w:proofErr w:type="spellEnd"/>
+      <w:r>
+        <w:rPr>
+          <w:color w:val="000000"/>
+        </w:rPr>
+        <w:t>) es una clase con atributos y métodos bien definidos, coordinados por la clase Juego como orquestador principal.</w:t>
       </w:r>
     </w:p>
     <w:p>
@@ -224,12 +252,6 @@
         <w:gridCol w:w="2764"/>
       </w:tblGrid>
       <w:tr>
-        <w:tblPrEx>
-          <w:tblCellMar>
-            <w:top w:w="0" w:type="dxa"/>
-            <w:bottom w:w="0" w:type="dxa"/>
-          </w:tblCellMar>
-        </w:tblPrEx>
         <w:tc>
           <w:tcPr>
             <w:tcW w:w="1800" w:type="dxa"/>
@@ -352,12 +374,6 @@
         </w:tc>
       </w:tr>
       <w:tr>
-        <w:tblPrEx>
-          <w:tblCellMar>
-            <w:top w:w="0" w:type="dxa"/>
-            <w:bottom w:w="0" w:type="dxa"/>
-          </w:tblCellMar>
-        </w:tblPrEx>
         <w:tc>
           <w:tcPr>
             <w:tcW w:w="1800" w:type="dxa"/>
@@ -435,8 +451,65 @@
                 <w:sz w:val="19"/>
                 <w:szCs w:val="19"/>
               </w:rPr>
-              <w:t>nombre, equipo[], inventario[], posicion, oro, criatura_combate</w:t>
-            </w:r>
+              <w:t xml:space="preserve">nombre, </w:t>
+            </w:r>
+            <w:proofErr w:type="gramStart"/>
+            <w:r>
+              <w:rPr>
+                <w:sz w:val="19"/>
+                <w:szCs w:val="19"/>
+              </w:rPr>
+              <w:t>equipo[</w:t>
+            </w:r>
+            <w:proofErr w:type="gramEnd"/>
+            <w:r>
+              <w:rPr>
+                <w:sz w:val="19"/>
+                <w:szCs w:val="19"/>
+              </w:rPr>
+              <w:t xml:space="preserve">], </w:t>
+            </w:r>
+            <w:proofErr w:type="gramStart"/>
+            <w:r>
+              <w:rPr>
+                <w:sz w:val="19"/>
+                <w:szCs w:val="19"/>
+              </w:rPr>
+              <w:t>inventario[</w:t>
+            </w:r>
+            <w:proofErr w:type="gramEnd"/>
+            <w:r>
+              <w:rPr>
+                <w:sz w:val="19"/>
+                <w:szCs w:val="19"/>
+              </w:rPr>
+              <w:t xml:space="preserve">], </w:t>
+            </w:r>
+            <w:proofErr w:type="spellStart"/>
+            <w:r>
+              <w:rPr>
+                <w:sz w:val="19"/>
+                <w:szCs w:val="19"/>
+              </w:rPr>
+              <w:t>posicion</w:t>
+            </w:r>
+            <w:proofErr w:type="spellEnd"/>
+            <w:r>
+              <w:rPr>
+                <w:sz w:val="19"/>
+                <w:szCs w:val="19"/>
+              </w:rPr>
+              <w:t xml:space="preserve">, oro, </w:t>
+            </w:r>
+            <w:proofErr w:type="spellStart"/>
+            <w:r>
+              <w:rPr>
+                <w:sz w:val="19"/>
+                <w:szCs w:val="19"/>
+              </w:rPr>
+              <w:t>criatura_combate</w:t>
+            </w:r>
+            <w:proofErr w:type="spellEnd"/>
           </w:p>
         </w:tc>
         <w:tc>
@@ -462,18 +535,44 @@
                 <w:sz w:val="19"/>
                 <w:szCs w:val="19"/>
               </w:rPr>
-              <w:t>Gestionar equipo, ítems y oro; moverse por el mapa; guardar/cargar con cargar_jugador()</w:t>
+              <w:t xml:space="preserve">Gestionar equipo, ítems y oro; moverse por el mapa; guardar/cargar con </w:t>
+            </w:r>
+            <w:proofErr w:type="spellStart"/>
+            <w:r>
+              <w:rPr>
+                <w:sz w:val="19"/>
+                <w:szCs w:val="19"/>
+              </w:rPr>
+              <w:t>cargar_</w:t>
+            </w:r>
+            <w:proofErr w:type="gramStart"/>
+            <w:r>
+              <w:rPr>
+                <w:sz w:val="19"/>
+                <w:szCs w:val="19"/>
+              </w:rPr>
+              <w:t>jugador</w:t>
+            </w:r>
+            <w:proofErr w:type="spellEnd"/>
+            <w:r>
+              <w:rPr>
+                <w:sz w:val="19"/>
+                <w:szCs w:val="19"/>
+              </w:rPr>
+              <w:t>(</w:t>
+            </w:r>
+            <w:proofErr w:type="gramEnd"/>
+            <w:r>
+              <w:rPr>
+                <w:sz w:val="19"/>
+                <w:szCs w:val="19"/>
+              </w:rPr>
+              <w:t>)</w:t>
             </w:r>
           </w:p>
         </w:tc>
       </w:tr>
       <w:tr>
-        <w:tblPrEx>
-          <w:tblCellMar>
-            <w:top w:w="0" w:type="dxa"/>
-            <w:bottom w:w="0" w:type="dxa"/>
-          </w:tblCellMar>
-        </w:tblPrEx>
         <w:tc>
           <w:tcPr>
             <w:tcW w:w="1800" w:type="dxa"/>
@@ -552,8 +651,113 @@
                 <w:sz w:val="19"/>
                 <w:szCs w:val="19"/>
               </w:rPr>
-              <w:t>nombre, tipo, nivel, hp, hp_max, mp, mp_max, atk, defensa, velocidad, precision, habilidades[], forma, nombre_base</w:t>
-            </w:r>
+              <w:t xml:space="preserve">nombre, tipo, nivel, hp, </w:t>
+            </w:r>
+            <w:proofErr w:type="spellStart"/>
+            <w:r>
+              <w:rPr>
+                <w:sz w:val="19"/>
+                <w:szCs w:val="19"/>
+              </w:rPr>
+              <w:t>hp_max</w:t>
+            </w:r>
+            <w:proofErr w:type="spellEnd"/>
+            <w:r>
+              <w:rPr>
+                <w:sz w:val="19"/>
+                <w:szCs w:val="19"/>
+              </w:rPr>
+              <w:t xml:space="preserve">, </w:t>
+            </w:r>
+            <w:proofErr w:type="spellStart"/>
+            <w:r>
+              <w:rPr>
+                <w:sz w:val="19"/>
+                <w:szCs w:val="19"/>
+              </w:rPr>
+              <w:t>mp</w:t>
+            </w:r>
+            <w:proofErr w:type="spellEnd"/>
+            <w:r>
+              <w:rPr>
+                <w:sz w:val="19"/>
+                <w:szCs w:val="19"/>
+              </w:rPr>
+              <w:t xml:space="preserve">, </w:t>
+            </w:r>
+            <w:proofErr w:type="spellStart"/>
+            <w:r>
+              <w:rPr>
+                <w:sz w:val="19"/>
+                <w:szCs w:val="19"/>
+              </w:rPr>
+              <w:t>mp_max</w:t>
+            </w:r>
+            <w:proofErr w:type="spellEnd"/>
+            <w:r>
+              <w:rPr>
+                <w:sz w:val="19"/>
+                <w:szCs w:val="19"/>
+              </w:rPr>
+              <w:t xml:space="preserve">, </w:t>
+            </w:r>
+            <w:proofErr w:type="spellStart"/>
+            <w:r>
+              <w:rPr>
+                <w:sz w:val="19"/>
+                <w:szCs w:val="19"/>
+              </w:rPr>
+              <w:t>atk</w:t>
+            </w:r>
+            <w:proofErr w:type="spellEnd"/>
+            <w:r>
+              <w:rPr>
+                <w:sz w:val="19"/>
+                <w:szCs w:val="19"/>
+              </w:rPr>
+              <w:t xml:space="preserve">, defensa, velocidad, </w:t>
+            </w:r>
+            <w:proofErr w:type="spellStart"/>
+            <w:r>
+              <w:rPr>
+                <w:sz w:val="19"/>
+                <w:szCs w:val="19"/>
+              </w:rPr>
+              <w:t>precision</w:t>
+            </w:r>
+            <w:proofErr w:type="spellEnd"/>
+            <w:r>
+              <w:rPr>
+                <w:sz w:val="19"/>
+                <w:szCs w:val="19"/>
+              </w:rPr>
+              <w:t xml:space="preserve">, </w:t>
+            </w:r>
+            <w:proofErr w:type="gramStart"/>
+            <w:r>
+              <w:rPr>
+                <w:sz w:val="19"/>
+                <w:szCs w:val="19"/>
+              </w:rPr>
+              <w:t>habilidades[</w:t>
+            </w:r>
+            <w:proofErr w:type="gramEnd"/>
+            <w:r>
+              <w:rPr>
+                <w:sz w:val="19"/>
+                <w:szCs w:val="19"/>
+              </w:rPr>
+              <w:t xml:space="preserve">], forma, </w:t>
+            </w:r>
+            <w:proofErr w:type="spellStart"/>
+            <w:r>
+              <w:rPr>
+                <w:sz w:val="19"/>
+                <w:szCs w:val="19"/>
+              </w:rPr>
+              <w:t>nombre_base</w:t>
+            </w:r>
+            <w:proofErr w:type="spellEnd"/>
           </w:p>
         </w:tc>
         <w:tc>
@@ -585,12 +789,6 @@
         </w:tc>
       </w:tr>
       <w:tr>
-        <w:tblPrEx>
-          <w:tblCellMar>
-            <w:top w:w="0" w:type="dxa"/>
-            <w:bottom w:w="0" w:type="dxa"/>
-          </w:tblCellMar>
-        </w:tblPrEx>
         <w:tc>
           <w:tcPr>
             <w:tcW w:w="1800" w:type="dxa"/>
@@ -695,18 +893,47 @@
                 <w:sz w:val="19"/>
                 <w:szCs w:val="19"/>
               </w:rPr>
-              <w:t>Calcular multiplicador de daño entre tipos. 6 tipos base con tabla 6×6</w:t>
+              <w:t xml:space="preserve">Calcular multiplicador de daño entre tipos. </w:t>
+            </w:r>
+            <w:r>
+              <w:rPr>
+                <w:sz w:val="19"/>
+                <w:szCs w:val="19"/>
+              </w:rPr>
+              <w:t>5</w:t>
+            </w:r>
+            <w:r>
+              <w:rPr>
+                <w:sz w:val="19"/>
+                <w:szCs w:val="19"/>
+              </w:rPr>
+              <w:t xml:space="preserve"> tipos base con tabla </w:t>
+            </w:r>
+            <w:r>
+              <w:rPr>
+                <w:sz w:val="19"/>
+                <w:szCs w:val="19"/>
+              </w:rPr>
+              <w:t>5</w:t>
+            </w:r>
+            <w:r>
+              <w:rPr>
+                <w:sz w:val="19"/>
+                <w:szCs w:val="19"/>
+              </w:rPr>
+              <w:t>×</w:t>
+            </w:r>
+            <w:r>
+              <w:rPr>
+                <w:sz w:val="19"/>
+                <w:szCs w:val="19"/>
+              </w:rPr>
+              <w:t>5</w:t>
             </w:r>
           </w:p>
         </w:tc>
       </w:tr>
       <w:tr>
-        <w:tblPrEx>
-          <w:tblCellMar>
-            <w:top w:w="0" w:type="dxa"/>
-            <w:bottom w:w="0" w:type="dxa"/>
-          </w:tblCellMar>
-        </w:tblPrEx>
         <w:tc>
           <w:tcPr>
             <w:tcW w:w="1800" w:type="dxa"/>
@@ -725,6 +952,7 @@
             </w:tcMar>
           </w:tcPr>
           <w:p>
+            <w:proofErr w:type="spellStart"/>
             <w:r>
               <w:rPr>
                 <w:sz w:val="19"/>
@@ -732,6 +960,7 @@
               </w:rPr>
               <w:t>Item</w:t>
             </w:r>
+            <w:proofErr w:type="spellEnd"/>
           </w:p>
         </w:tc>
         <w:tc>
@@ -784,8 +1013,81 @@
                 <w:sz w:val="19"/>
                 <w:szCs w:val="19"/>
               </w:rPr>
-              <w:t>nombre, descripcion, efecto_positivo, efecto_negativo, es_consumible, es_captura</w:t>
-            </w:r>
+              <w:t xml:space="preserve">nombre, </w:t>
+            </w:r>
+            <w:proofErr w:type="spellStart"/>
+            <w:r>
+              <w:rPr>
+                <w:sz w:val="19"/>
+                <w:szCs w:val="19"/>
+              </w:rPr>
+              <w:t>descripcion</w:t>
+            </w:r>
+            <w:proofErr w:type="spellEnd"/>
+            <w:r>
+              <w:rPr>
+                <w:sz w:val="19"/>
+                <w:szCs w:val="19"/>
+              </w:rPr>
+              <w:t xml:space="preserve">, </w:t>
+            </w:r>
+            <w:proofErr w:type="spellStart"/>
+            <w:r>
+              <w:rPr>
+                <w:sz w:val="19"/>
+                <w:szCs w:val="19"/>
+              </w:rPr>
+              <w:t>efecto_positivo</w:t>
+            </w:r>
+            <w:proofErr w:type="spellEnd"/>
+            <w:r>
+              <w:rPr>
+                <w:sz w:val="19"/>
+                <w:szCs w:val="19"/>
+              </w:rPr>
+              <w:t xml:space="preserve">, </w:t>
+            </w:r>
+            <w:proofErr w:type="spellStart"/>
+            <w:r>
+              <w:rPr>
+                <w:sz w:val="19"/>
+                <w:szCs w:val="19"/>
+              </w:rPr>
+              <w:t>efecto_negativo</w:t>
+            </w:r>
+            <w:proofErr w:type="spellEnd"/>
+            <w:r>
+              <w:rPr>
+                <w:sz w:val="19"/>
+                <w:szCs w:val="19"/>
+              </w:rPr>
+              <w:t xml:space="preserve">, </w:t>
+            </w:r>
+            <w:proofErr w:type="spellStart"/>
+            <w:r>
+              <w:rPr>
+                <w:sz w:val="19"/>
+                <w:szCs w:val="19"/>
+              </w:rPr>
+              <w:t>es_consumible</w:t>
+            </w:r>
+            <w:proofErr w:type="spellEnd"/>
+            <w:r>
+              <w:rPr>
+                <w:sz w:val="19"/>
+                <w:szCs w:val="19"/>
+              </w:rPr>
+              <w:t xml:space="preserve">, </w:t>
+            </w:r>
+            <w:proofErr w:type="spellStart"/>
+            <w:r>
+              <w:rPr>
+                <w:sz w:val="19"/>
+                <w:szCs w:val="19"/>
+              </w:rPr>
+              <w:t>es_captura</w:t>
+            </w:r>
+            <w:proofErr w:type="spellEnd"/>
           </w:p>
         </w:tc>
         <w:tc>
@@ -817,12 +1119,6 @@
         </w:tc>
       </w:tr>
       <w:tr>
-        <w:tblPrEx>
-          <w:tblCellMar>
-            <w:top w:w="0" w:type="dxa"/>
-            <w:bottom w:w="0" w:type="dxa"/>
-          </w:tblCellMar>
-        </w:tblPrEx>
         <w:tc>
           <w:tcPr>
             <w:tcW w:w="1800" w:type="dxa"/>
@@ -900,7 +1196,55 @@
                 <w:sz w:val="19"/>
                 <w:szCs w:val="19"/>
               </w:rPr>
-              <w:t>nombre, tipo, costo_mp, potencia, precision_mod, descripcion, icono</w:t>
+              <w:t xml:space="preserve">nombre, tipo, </w:t>
+            </w:r>
+            <w:proofErr w:type="spellStart"/>
+            <w:r>
+              <w:rPr>
+                <w:sz w:val="19"/>
+                <w:szCs w:val="19"/>
+              </w:rPr>
+              <w:t>costo_mp</w:t>
+            </w:r>
+            <w:proofErr w:type="spellEnd"/>
+            <w:r>
+              <w:rPr>
+                <w:sz w:val="19"/>
+                <w:szCs w:val="19"/>
+              </w:rPr>
+              <w:t xml:space="preserve">, potencia, </w:t>
+            </w:r>
+            <w:proofErr w:type="spellStart"/>
+            <w:r>
+              <w:rPr>
+                <w:sz w:val="19"/>
+                <w:szCs w:val="19"/>
+              </w:rPr>
+              <w:t>precision_mod</w:t>
+            </w:r>
+            <w:proofErr w:type="spellEnd"/>
+            <w:r>
+              <w:rPr>
+                <w:sz w:val="19"/>
+                <w:szCs w:val="19"/>
+              </w:rPr>
+              <w:t xml:space="preserve">, </w:t>
+            </w:r>
+            <w:proofErr w:type="spellStart"/>
+            <w:r>
+              <w:rPr>
+                <w:sz w:val="19"/>
+                <w:szCs w:val="19"/>
+              </w:rPr>
+              <w:t>descripcion</w:t>
+            </w:r>
+            <w:proofErr w:type="spellEnd"/>
+            <w:r>
+              <w:rPr>
+                <w:sz w:val="19"/>
+                <w:szCs w:val="19"/>
+              </w:rPr>
+              <w:t>, icono</w:t>
             </w:r>
           </w:p>
         </w:tc>
@@ -933,12 +1277,6 @@
         </w:tc>
       </w:tr>
       <w:tr>
-        <w:tblPrEx>
-          <w:tblCellMar>
-            <w:top w:w="0" w:type="dxa"/>
-            <w:bottom w:w="0" w:type="dxa"/>
-          </w:tblCellMar>
-        </w:tblPrEx>
         <w:tc>
           <w:tcPr>
             <w:tcW w:w="1800" w:type="dxa"/>
@@ -957,6 +1295,7 @@
             </w:tcMar>
           </w:tcPr>
           <w:p>
+            <w:proofErr w:type="spellStart"/>
             <w:r>
               <w:rPr>
                 <w:sz w:val="19"/>
@@ -964,6 +1303,7 @@
               </w:rPr>
               <w:t>FragmentoEvolucion</w:t>
             </w:r>
+            <w:proofErr w:type="spellEnd"/>
           </w:p>
         </w:tc>
         <w:tc>
@@ -1016,8 +1356,81 @@
                 <w:sz w:val="19"/>
                 <w:szCs w:val="19"/>
               </w:rPr>
-              <w:t>nombre, descripcion, tipo_criatura, icono, zona_origen, es_consumible, es_fragmento</w:t>
-            </w:r>
+              <w:t xml:space="preserve">nombre, </w:t>
+            </w:r>
+            <w:proofErr w:type="spellStart"/>
+            <w:r>
+              <w:rPr>
+                <w:sz w:val="19"/>
+                <w:szCs w:val="19"/>
+              </w:rPr>
+              <w:t>descripcion</w:t>
+            </w:r>
+            <w:proofErr w:type="spellEnd"/>
+            <w:r>
+              <w:rPr>
+                <w:sz w:val="19"/>
+                <w:szCs w:val="19"/>
+              </w:rPr>
+              <w:t xml:space="preserve">, </w:t>
+            </w:r>
+            <w:proofErr w:type="spellStart"/>
+            <w:r>
+              <w:rPr>
+                <w:sz w:val="19"/>
+                <w:szCs w:val="19"/>
+              </w:rPr>
+              <w:t>tipo_criatura</w:t>
+            </w:r>
+            <w:proofErr w:type="spellEnd"/>
+            <w:r>
+              <w:rPr>
+                <w:sz w:val="19"/>
+                <w:szCs w:val="19"/>
+              </w:rPr>
+              <w:t xml:space="preserve">, icono, </w:t>
+            </w:r>
+            <w:proofErr w:type="spellStart"/>
+            <w:r>
+              <w:rPr>
+                <w:sz w:val="19"/>
+                <w:szCs w:val="19"/>
+              </w:rPr>
+              <w:t>zona_origen</w:t>
+            </w:r>
+            <w:proofErr w:type="spellEnd"/>
+            <w:r>
+              <w:rPr>
+                <w:sz w:val="19"/>
+                <w:szCs w:val="19"/>
+              </w:rPr>
+              <w:t xml:space="preserve">, </w:t>
+            </w:r>
+            <w:proofErr w:type="spellStart"/>
+            <w:r>
+              <w:rPr>
+                <w:sz w:val="19"/>
+                <w:szCs w:val="19"/>
+              </w:rPr>
+              <w:t>es_consumible</w:t>
+            </w:r>
+            <w:proofErr w:type="spellEnd"/>
+            <w:r>
+              <w:rPr>
+                <w:sz w:val="19"/>
+                <w:szCs w:val="19"/>
+              </w:rPr>
+              <w:t xml:space="preserve">, </w:t>
+            </w:r>
+            <w:proofErr w:type="spellStart"/>
+            <w:r>
+              <w:rPr>
+                <w:sz w:val="19"/>
+                <w:szCs w:val="19"/>
+              </w:rPr>
+              <w:t>es_fragmento</w:t>
+            </w:r>
+            <w:proofErr w:type="spellEnd"/>
           </w:p>
         </w:tc>
         <w:tc>
@@ -1049,12 +1462,6 @@
         </w:tc>
       </w:tr>
       <w:tr>
-        <w:tblPrEx>
-          <w:tblCellMar>
-            <w:top w:w="0" w:type="dxa"/>
-            <w:bottom w:w="0" w:type="dxa"/>
-          </w:tblCellMar>
-        </w:tblPrEx>
         <w:tc>
           <w:tcPr>
             <w:tcW w:w="1800" w:type="dxa"/>
@@ -1132,7 +1539,39 @@
                 <w:sz w:val="19"/>
                 <w:szCs w:val="19"/>
               </w:rPr>
-              <w:t>jugador, enemigo, condicion_climatica, turno, estado, log[]</w:t>
+              <w:t xml:space="preserve">jugador, enemigo, </w:t>
+            </w:r>
+            <w:proofErr w:type="spellStart"/>
+            <w:r>
+              <w:rPr>
+                <w:sz w:val="19"/>
+                <w:szCs w:val="19"/>
+              </w:rPr>
+              <w:t>condicion_climatica</w:t>
+            </w:r>
+            <w:proofErr w:type="spellEnd"/>
+            <w:r>
+              <w:rPr>
+                <w:sz w:val="19"/>
+                <w:szCs w:val="19"/>
+              </w:rPr>
+              <w:t xml:space="preserve">, turno, estado, </w:t>
+            </w:r>
+            <w:proofErr w:type="gramStart"/>
+            <w:r>
+              <w:rPr>
+                <w:sz w:val="19"/>
+                <w:szCs w:val="19"/>
+              </w:rPr>
+              <w:t>log[</w:t>
+            </w:r>
+            <w:proofErr w:type="gramEnd"/>
+            <w:r>
+              <w:rPr>
+                <w:sz w:val="19"/>
+                <w:szCs w:val="19"/>
+              </w:rPr>
+              <w:t>]</w:t>
             </w:r>
           </w:p>
         </w:tc>
@@ -1165,12 +1604,6 @@
         </w:tc>
       </w:tr>
       <w:tr>
-        <w:tblPrEx>
-          <w:tblCellMar>
-            <w:top w:w="0" w:type="dxa"/>
-            <w:bottom w:w="0" w:type="dxa"/>
-          </w:tblCellMar>
-        </w:tblPrEx>
         <w:tc>
           <w:tcPr>
             <w:tcW w:w="1800" w:type="dxa"/>
@@ -1189,6 +1622,7 @@
             </w:tcMar>
           </w:tcPr>
           <w:p>
+            <w:proofErr w:type="spellStart"/>
             <w:r>
               <w:rPr>
                 <w:sz w:val="19"/>
@@ -1196,6 +1630,7 @@
               </w:rPr>
               <w:t>CondicionClimatica</w:t>
             </w:r>
+            <w:proofErr w:type="spellEnd"/>
           </w:p>
         </w:tc>
         <w:tc>
@@ -1248,7 +1683,71 @@
                 <w:sz w:val="19"/>
                 <w:szCs w:val="19"/>
               </w:rPr>
-              <w:t>nombre, beneficia[], perjudica[], dano_turno{}</w:t>
+              <w:t xml:space="preserve">nombre, </w:t>
+            </w:r>
+            <w:proofErr w:type="gramStart"/>
+            <w:r>
+              <w:rPr>
+                <w:sz w:val="19"/>
+                <w:szCs w:val="19"/>
+              </w:rPr>
+              <w:t>beneficia[</w:t>
+            </w:r>
+            <w:proofErr w:type="gramEnd"/>
+            <w:r>
+              <w:rPr>
+                <w:sz w:val="19"/>
+                <w:szCs w:val="19"/>
+              </w:rPr>
+              <w:t xml:space="preserve">], </w:t>
+            </w:r>
+            <w:proofErr w:type="gramStart"/>
+            <w:r>
+              <w:rPr>
+                <w:sz w:val="19"/>
+                <w:szCs w:val="19"/>
+              </w:rPr>
+              <w:t>perjudica[</w:t>
+            </w:r>
+            <w:proofErr w:type="gramEnd"/>
+            <w:r>
+              <w:rPr>
+                <w:sz w:val="19"/>
+                <w:szCs w:val="19"/>
+              </w:rPr>
+              <w:t xml:space="preserve">], </w:t>
+            </w:r>
+            <w:proofErr w:type="spellStart"/>
+            <w:r>
+              <w:rPr>
+                <w:sz w:val="19"/>
+                <w:szCs w:val="19"/>
+              </w:rPr>
+              <w:t>dano_</w:t>
+            </w:r>
+            <w:proofErr w:type="gramStart"/>
+            <w:r>
+              <w:rPr>
+                <w:sz w:val="19"/>
+                <w:szCs w:val="19"/>
+              </w:rPr>
+              <w:t>turno</w:t>
+            </w:r>
+            <w:proofErr w:type="spellEnd"/>
+            <w:r>
+              <w:rPr>
+                <w:sz w:val="19"/>
+                <w:szCs w:val="19"/>
+              </w:rPr>
+              <w:t>{</w:t>
+            </w:r>
+            <w:proofErr w:type="gramEnd"/>
+            <w:r>
+              <w:rPr>
+                <w:sz w:val="19"/>
+                <w:szCs w:val="19"/>
+              </w:rPr>
+              <w:t>}</w:t>
             </w:r>
           </w:p>
         </w:tc>
@@ -1281,12 +1780,6 @@
         </w:tc>
       </w:tr>
       <w:tr>
-        <w:tblPrEx>
-          <w:tblCellMar>
-            <w:top w:w="0" w:type="dxa"/>
-            <w:bottom w:w="0" w:type="dxa"/>
-          </w:tblCellMar>
-        </w:tblPrEx>
         <w:tc>
           <w:tcPr>
             <w:tcW w:w="1800" w:type="dxa"/>
@@ -1359,12 +1852,21 @@
             </w:tcMar>
           </w:tcPr>
           <w:p>
-            <w:r>
-              <w:rPr>
-                <w:sz w:val="19"/>
-                <w:szCs w:val="19"/>
-              </w:rPr>
-              <w:t>zonas{}</w:t>
+            <w:proofErr w:type="gramStart"/>
+            <w:r>
+              <w:rPr>
+                <w:sz w:val="19"/>
+                <w:szCs w:val="19"/>
+              </w:rPr>
+              <w:t>zonas{</w:t>
+            </w:r>
+            <w:proofErr w:type="gramEnd"/>
+            <w:r>
+              <w:rPr>
+                <w:sz w:val="19"/>
+                <w:szCs w:val="19"/>
+              </w:rPr>
+              <w:t>}</w:t>
             </w:r>
           </w:p>
         </w:tc>
@@ -1391,18 +1893,44 @@
                 <w:sz w:val="19"/>
                 <w:szCs w:val="19"/>
               </w:rPr>
-              <w:t>Gestionar zonas y conexiones de navegación. Se crea con crear_mapa_default()</w:t>
+              <w:t xml:space="preserve">Gestionar zonas y conexiones de navegación. Se crea con </w:t>
+            </w:r>
+            <w:proofErr w:type="spellStart"/>
+            <w:r>
+              <w:rPr>
+                <w:sz w:val="19"/>
+                <w:szCs w:val="19"/>
+              </w:rPr>
+              <w:t>crear_mapa_</w:t>
+            </w:r>
+            <w:proofErr w:type="gramStart"/>
+            <w:r>
+              <w:rPr>
+                <w:sz w:val="19"/>
+                <w:szCs w:val="19"/>
+              </w:rPr>
+              <w:t>default</w:t>
+            </w:r>
+            <w:proofErr w:type="spellEnd"/>
+            <w:r>
+              <w:rPr>
+                <w:sz w:val="19"/>
+                <w:szCs w:val="19"/>
+              </w:rPr>
+              <w:t>(</w:t>
+            </w:r>
+            <w:proofErr w:type="gramEnd"/>
+            <w:r>
+              <w:rPr>
+                <w:sz w:val="19"/>
+                <w:szCs w:val="19"/>
+              </w:rPr>
+              <w:t>)</w:t>
             </w:r>
           </w:p>
         </w:tc>
       </w:tr>
       <w:tr>
-        <w:tblPrEx>
-          <w:tblCellMar>
-            <w:top w:w="0" w:type="dxa"/>
-            <w:bottom w:w="0" w:type="dxa"/>
-          </w:tblCellMar>
-        </w:tblPrEx>
         <w:tc>
           <w:tcPr>
             <w:tcW w:w="1800" w:type="dxa"/>
@@ -1480,7 +2008,71 @@
                 <w:sz w:val="19"/>
                 <w:szCs w:val="19"/>
               </w:rPr>
-              <w:t>nombre, clima_base, criaturas_salvajes[], conexiones{}</w:t>
+              <w:t xml:space="preserve">nombre, </w:t>
+            </w:r>
+            <w:proofErr w:type="spellStart"/>
+            <w:r>
+              <w:rPr>
+                <w:sz w:val="19"/>
+                <w:szCs w:val="19"/>
+              </w:rPr>
+              <w:t>clima_base</w:t>
+            </w:r>
+            <w:proofErr w:type="spellEnd"/>
+            <w:r>
+              <w:rPr>
+                <w:sz w:val="19"/>
+                <w:szCs w:val="19"/>
+              </w:rPr>
+              <w:t xml:space="preserve">, </w:t>
+            </w:r>
+            <w:proofErr w:type="spellStart"/>
+            <w:r>
+              <w:rPr>
+                <w:sz w:val="19"/>
+                <w:szCs w:val="19"/>
+              </w:rPr>
+              <w:t>criaturas_</w:t>
+            </w:r>
+            <w:proofErr w:type="gramStart"/>
+            <w:r>
+              <w:rPr>
+                <w:sz w:val="19"/>
+                <w:szCs w:val="19"/>
+              </w:rPr>
+              <w:t>salvajes</w:t>
+            </w:r>
+            <w:proofErr w:type="spellEnd"/>
+            <w:r>
+              <w:rPr>
+                <w:sz w:val="19"/>
+                <w:szCs w:val="19"/>
+              </w:rPr>
+              <w:t>[</w:t>
+            </w:r>
+            <w:proofErr w:type="gramEnd"/>
+            <w:r>
+              <w:rPr>
+                <w:sz w:val="19"/>
+                <w:szCs w:val="19"/>
+              </w:rPr>
+              <w:t xml:space="preserve">], </w:t>
+            </w:r>
+            <w:proofErr w:type="gramStart"/>
+            <w:r>
+              <w:rPr>
+                <w:sz w:val="19"/>
+                <w:szCs w:val="19"/>
+              </w:rPr>
+              <w:t>conexiones{</w:t>
+            </w:r>
+            <w:proofErr w:type="gramEnd"/>
+            <w:r>
+              <w:rPr>
+                <w:sz w:val="19"/>
+                <w:szCs w:val="19"/>
+              </w:rPr>
+              <w:t>}</w:t>
             </w:r>
           </w:p>
         </w:tc>
@@ -1513,12 +2105,6 @@
         </w:tc>
       </w:tr>
       <w:tr>
-        <w:tblPrEx>
-          <w:tblCellMar>
-            <w:top w:w="0" w:type="dxa"/>
-            <w:bottom w:w="0" w:type="dxa"/>
-          </w:tblCellMar>
-        </w:tblPrEx>
         <w:tc>
           <w:tcPr>
             <w:tcW w:w="1800" w:type="dxa"/>
@@ -1596,8 +2182,33 @@
                 <w:sz w:val="19"/>
                 <w:szCs w:val="19"/>
               </w:rPr>
-              <w:t>jugador, mapa, batalla_activa, criatura_encontrada</w:t>
-            </w:r>
+              <w:t xml:space="preserve">jugador, mapa, </w:t>
+            </w:r>
+            <w:proofErr w:type="spellStart"/>
+            <w:r>
+              <w:rPr>
+                <w:sz w:val="19"/>
+                <w:szCs w:val="19"/>
+              </w:rPr>
+              <w:t>batalla_activa</w:t>
+            </w:r>
+            <w:proofErr w:type="spellEnd"/>
+            <w:r>
+              <w:rPr>
+                <w:sz w:val="19"/>
+                <w:szCs w:val="19"/>
+              </w:rPr>
+              <w:t xml:space="preserve">, </w:t>
+            </w:r>
+            <w:proofErr w:type="spellStart"/>
+            <w:r>
+              <w:rPr>
+                <w:sz w:val="19"/>
+                <w:szCs w:val="19"/>
+              </w:rPr>
+              <w:t>criatura_encontrada</w:t>
+            </w:r>
+            <w:proofErr w:type="spellEnd"/>
           </w:p>
         </w:tc>
         <w:tc>
@@ -1673,12 +2284,6 @@
         <w:gridCol w:w="3980"/>
       </w:tblGrid>
       <w:tr>
-        <w:tblPrEx>
-          <w:tblCellMar>
-            <w:top w:w="0" w:type="dxa"/>
-            <w:bottom w:w="0" w:type="dxa"/>
-          </w:tblCellMar>
-        </w:tblPrEx>
         <w:tc>
           <w:tcPr>
             <w:tcW w:w="2200" w:type="dxa"/>
@@ -1771,12 +2376,6 @@
         </w:tc>
       </w:tr>
       <w:tr>
-        <w:tblPrEx>
-          <w:tblCellMar>
-            <w:top w:w="0" w:type="dxa"/>
-            <w:bottom w:w="0" w:type="dxa"/>
-          </w:tblCellMar>
-        </w:tblPrEx>
         <w:tc>
           <w:tcPr>
             <w:tcW w:w="2200" w:type="dxa"/>
@@ -1860,12 +2459,6 @@
         </w:tc>
       </w:tr>
       <w:tr>
-        <w:tblPrEx>
-          <w:tblCellMar>
-            <w:top w:w="0" w:type="dxa"/>
-            <w:bottom w:w="0" w:type="dxa"/>
-          </w:tblCellMar>
-        </w:tblPrEx>
         <w:tc>
           <w:tcPr>
             <w:tcW w:w="2200" w:type="dxa"/>
@@ -1950,12 +2543,6 @@
         </w:tc>
       </w:tr>
       <w:tr>
-        <w:tblPrEx>
-          <w:tblCellMar>
-            <w:top w:w="0" w:type="dxa"/>
-            <w:bottom w:w="0" w:type="dxa"/>
-          </w:tblCellMar>
-        </w:tblPrEx>
         <w:tc>
           <w:tcPr>
             <w:tcW w:w="2200" w:type="dxa"/>
@@ -2039,12 +2626,6 @@
         </w:tc>
       </w:tr>
       <w:tr>
-        <w:tblPrEx>
-          <w:tblCellMar>
-            <w:top w:w="0" w:type="dxa"/>
-            <w:bottom w:w="0" w:type="dxa"/>
-          </w:tblCellMar>
-        </w:tblPrEx>
         <w:tc>
           <w:tcPr>
             <w:tcW w:w="2200" w:type="dxa"/>
@@ -2128,12 +2709,6 @@
         </w:tc>
       </w:tr>
       <w:tr>
-        <w:tblPrEx>
-          <w:tblCellMar>
-            <w:top w:w="0" w:type="dxa"/>
-            <w:bottom w:w="0" w:type="dxa"/>
-          </w:tblCellMar>
-        </w:tblPrEx>
         <w:tc>
           <w:tcPr>
             <w:tcW w:w="2200" w:type="dxa"/>
@@ -2212,101 +2787,11 @@
                 <w:szCs w:val="19"/>
               </w:rPr>
               <w:t>Fuego</w:t>
-            </w:r>
-          </w:p>
-        </w:tc>
-      </w:tr>
-      <w:tr>
-        <w:tblPrEx>
-          <w:tblCellMar>
-            <w:top w:w="0" w:type="dxa"/>
-            <w:bottom w:w="0" w:type="dxa"/>
-          </w:tblCellMar>
-        </w:tblPrEx>
-        <w:tc>
-          <w:tcPr>
-            <w:tcW w:w="2200" w:type="dxa"/>
-            <w:tcBorders>
-              <w:top w:val="single" w:sz="1" w:space="0" w:color="CCCCCC"/>
-              <w:left w:val="single" w:sz="1" w:space="0" w:color="CCCCCC"/>
-              <w:bottom w:val="single" w:sz="1" w:space="0" w:color="CCCCCC"/>
-              <w:right w:val="single" w:sz="1" w:space="0" w:color="CCCCCC"/>
-            </w:tcBorders>
-            <w:shd w:val="clear" w:color="auto" w:fill="FFFFFF"/>
-            <w:tcMar>
-              <w:top w:w="80" w:type="dxa"/>
-              <w:left w:w="120" w:type="dxa"/>
-              <w:bottom w:w="80" w:type="dxa"/>
-              <w:right w:w="120" w:type="dxa"/>
-            </w:tcMar>
-          </w:tcPr>
-          <w:p>
-            <w:r>
-              <w:rPr>
-                <w:sz w:val="19"/>
-                <w:szCs w:val="19"/>
-              </w:rPr>
-              <w:t>⭐ Normal</w:t>
-            </w:r>
-          </w:p>
-        </w:tc>
-        <w:tc>
-          <w:tcPr>
-            <w:tcW w:w="3180" w:type="dxa"/>
-            <w:tcBorders>
-              <w:top w:val="single" w:sz="1" w:space="0" w:color="CCCCCC"/>
-              <w:left w:val="single" w:sz="1" w:space="0" w:color="CCCCCC"/>
-              <w:bottom w:val="single" w:sz="1" w:space="0" w:color="CCCCCC"/>
-              <w:right w:val="single" w:sz="1" w:space="0" w:color="CCCCCC"/>
-            </w:tcBorders>
-            <w:shd w:val="clear" w:color="auto" w:fill="FFFFFF"/>
-            <w:tcMar>
-              <w:top w:w="80" w:type="dxa"/>
-              <w:left w:w="120" w:type="dxa"/>
-              <w:bottom w:w="80" w:type="dxa"/>
-              <w:right w:w="120" w:type="dxa"/>
-            </w:tcMar>
-          </w:tcPr>
-          <w:p>
-            <w:r>
-              <w:rPr>
-                <w:sz w:val="19"/>
-                <w:szCs w:val="19"/>
-              </w:rPr>
-              <w:t>—</w:t>
-            </w:r>
-          </w:p>
-        </w:tc>
-        <w:tc>
-          <w:tcPr>
-            <w:tcW w:w="3980" w:type="dxa"/>
-            <w:tcBorders>
-              <w:top w:val="single" w:sz="1" w:space="0" w:color="CCCCCC"/>
-              <w:left w:val="single" w:sz="1" w:space="0" w:color="CCCCCC"/>
-              <w:bottom w:val="single" w:sz="1" w:space="0" w:color="CCCCCC"/>
-              <w:right w:val="single" w:sz="1" w:space="0" w:color="CCCCCC"/>
-            </w:tcBorders>
-            <w:shd w:val="clear" w:color="auto" w:fill="FFFFFF"/>
-            <w:tcMar>
-              <w:top w:w="80" w:type="dxa"/>
-              <w:left w:w="120" w:type="dxa"/>
-              <w:bottom w:w="80" w:type="dxa"/>
-              <w:right w:w="120" w:type="dxa"/>
-            </w:tcMar>
-          </w:tcPr>
-          <w:p>
-            <w:r>
-              <w:rPr>
-                <w:sz w:val="19"/>
-                <w:szCs w:val="19"/>
-              </w:rPr>
-              <w:t>—</w:t>
             </w:r>
           </w:p>
         </w:tc>
       </w:tr>
     </w:tbl>
-    <w:p/>
     <w:p>
       <w:pPr>
         <w:pStyle w:val="Ttulo2"/>
@@ -2349,12 +2834,6 @@
         <w:gridCol w:w="7160"/>
       </w:tblGrid>
       <w:tr>
-        <w:tblPrEx>
-          <w:tblCellMar>
-            <w:top w:w="0" w:type="dxa"/>
-            <w:bottom w:w="0" w:type="dxa"/>
-          </w:tblCellMar>
-        </w:tblPrEx>
         <w:tc>
           <w:tcPr>
             <w:tcW w:w="2200" w:type="dxa"/>
@@ -2417,12 +2896,6 @@
         </w:tc>
       </w:tr>
       <w:tr>
-        <w:tblPrEx>
-          <w:tblCellMar>
-            <w:top w:w="0" w:type="dxa"/>
-            <w:bottom w:w="0" w:type="dxa"/>
-          </w:tblCellMar>
-        </w:tblPrEx>
         <w:tc>
           <w:tcPr>
             <w:tcW w:w="2200" w:type="dxa"/>
@@ -2479,12 +2952,6 @@
         </w:tc>
       </w:tr>
       <w:tr>
-        <w:tblPrEx>
-          <w:tblCellMar>
-            <w:top w:w="0" w:type="dxa"/>
-            <w:bottom w:w="0" w:type="dxa"/>
-          </w:tblCellMar>
-        </w:tblPrEx>
         <w:tc>
           <w:tcPr>
             <w:tcW w:w="2200" w:type="dxa"/>
@@ -2541,12 +3008,6 @@
         </w:tc>
       </w:tr>
       <w:tr>
-        <w:tblPrEx>
-          <w:tblCellMar>
-            <w:top w:w="0" w:type="dxa"/>
-            <w:bottom w:w="0" w:type="dxa"/>
-          </w:tblCellMar>
-        </w:tblPrEx>
         <w:tc>
           <w:tcPr>
             <w:tcW w:w="2200" w:type="dxa"/>
@@ -2592,23 +3053,26 @@
             </w:tcMar>
           </w:tcPr>
           <w:p>
-            <w:r>
-              <w:rPr>
-                <w:sz w:val="19"/>
-                <w:szCs w:val="19"/>
-              </w:rPr>
-              <w:t>Activa estado evasivo: los ataques recibidos ese turno tienen -50% de precisión efectiva.</w:t>
+            <w:proofErr w:type="gramStart"/>
+            <w:r>
+              <w:rPr>
+                <w:sz w:val="19"/>
+                <w:szCs w:val="19"/>
+              </w:rPr>
+              <w:t>Activa estado evasivo</w:t>
+            </w:r>
+            <w:proofErr w:type="gramEnd"/>
+            <w:r>
+              <w:rPr>
+                <w:sz w:val="19"/>
+                <w:szCs w:val="19"/>
+              </w:rPr>
+              <w:t>: los ataques recibidos ese turno tienen -50% de precisión efectiva.</w:t>
             </w:r>
           </w:p>
         </w:tc>
       </w:tr>
       <w:tr>
-        <w:tblPrEx>
-          <w:tblCellMar>
-            <w:top w:w="0" w:type="dxa"/>
-            <w:bottom w:w="0" w:type="dxa"/>
-          </w:tblCellMar>
-        </w:tblPrEx>
         <w:tc>
           <w:tcPr>
             <w:tcW w:w="2200" w:type="dxa"/>
@@ -2674,7 +3138,21 @@
         <w:rPr>
           <w:color w:val="000000"/>
         </w:rPr>
-        <w:t>La criatura del jugador recupera 8 MP automáticamente al inicio de cada turno. Si no tiene MP suficiente para la habilidad seleccionada, se hace fallback a Atacar.</w:t>
+        <w:t xml:space="preserve">La criatura del jugador recupera 8 MP automáticamente al inicio de cada turno. Si no tiene MP suficiente para la habilidad seleccionada, se hace </w:t>
+      </w:r>
+      <w:proofErr w:type="spellStart"/>
+      <w:r>
+        <w:rPr>
+          <w:color w:val="000000"/>
+        </w:rPr>
+        <w:t>fallback</w:t>
+      </w:r>
+      <w:proofErr w:type="spellEnd"/>
+      <w:r>
+        <w:rPr>
+          <w:color w:val="000000"/>
+        </w:rPr>
+        <w:t xml:space="preserve"> a Atacar.</w:t>
       </w:r>
     </w:p>
     <w:p>
@@ -2693,7 +3171,63 @@
         <w:rPr>
           <w:color w:val="000000"/>
         </w:rPr>
-        <w:t>Los ítems tienen efectos dobles: mejoran una estadística y penalizan otra. El ítem equipado se revierte antes de aplicar uno nuevo. El método Item.modificar_estadistica() aplica los efectos usando if/elif sobre los atributos conocidos de Criatura.</w:t>
+        <w:t xml:space="preserve">Los ítems tienen efectos dobles: mejoran una estadística y penalizan otra. El ítem equipado se revierte antes de aplicar uno nuevo. El método </w:t>
+      </w:r>
+      <w:proofErr w:type="spellStart"/>
+      <w:r>
+        <w:rPr>
+          <w:color w:val="000000"/>
+        </w:rPr>
+        <w:t>Item.modificar_</w:t>
+      </w:r>
+      <w:proofErr w:type="gramStart"/>
+      <w:r>
+        <w:rPr>
+          <w:color w:val="000000"/>
+        </w:rPr>
+        <w:t>estadistica</w:t>
+      </w:r>
+      <w:proofErr w:type="spellEnd"/>
+      <w:r>
+        <w:rPr>
+          <w:color w:val="000000"/>
+        </w:rPr>
+        <w:t>(</w:t>
+      </w:r>
+      <w:proofErr w:type="gramEnd"/>
+      <w:r>
+        <w:rPr>
+          <w:color w:val="000000"/>
+        </w:rPr>
+        <w:t xml:space="preserve">) aplica los efectos usando </w:t>
+      </w:r>
+      <w:proofErr w:type="spellStart"/>
+      <w:r>
+        <w:rPr>
+          <w:color w:val="000000"/>
+        </w:rPr>
+        <w:t>if</w:t>
+      </w:r>
+      <w:proofErr w:type="spellEnd"/>
+      <w:r>
+        <w:rPr>
+          <w:color w:val="000000"/>
+        </w:rPr>
+        <w:t>/</w:t>
+      </w:r>
+      <w:proofErr w:type="spellStart"/>
+      <w:r>
+        <w:rPr>
+          <w:color w:val="000000"/>
+        </w:rPr>
+        <w:t>elif</w:t>
+      </w:r>
+      <w:proofErr w:type="spellEnd"/>
+      <w:r>
+        <w:rPr>
+          <w:color w:val="000000"/>
+        </w:rPr>
+        <w:t xml:space="preserve"> sobre los atributos conocidos de Criatura.</w:t>
       </w:r>
     </w:p>
     <w:p/>
@@ -2721,12 +3255,6 @@
         <w:gridCol w:w="3354"/>
       </w:tblGrid>
       <w:tr>
-        <w:tblPrEx>
-          <w:tblCellMar>
-            <w:top w:w="0" w:type="dxa"/>
-            <w:bottom w:w="0" w:type="dxa"/>
-          </w:tblCellMar>
-        </w:tblPrEx>
         <w:tc>
           <w:tcPr>
             <w:tcW w:w="2000" w:type="dxa"/>
@@ -2849,12 +3377,6 @@
         </w:tc>
       </w:tr>
       <w:tr>
-        <w:tblPrEx>
-          <w:tblCellMar>
-            <w:top w:w="0" w:type="dxa"/>
-            <w:bottom w:w="0" w:type="dxa"/>
-          </w:tblCellMar>
-        </w:tblPrEx>
         <w:tc>
           <w:tcPr>
             <w:tcW w:w="2000" w:type="dxa"/>
@@ -2965,12 +3487,6 @@
         </w:tc>
       </w:tr>
       <w:tr>
-        <w:tblPrEx>
-          <w:tblCellMar>
-            <w:top w:w="0" w:type="dxa"/>
-            <w:bottom w:w="0" w:type="dxa"/>
-          </w:tblCellMar>
-        </w:tblPrEx>
         <w:tc>
           <w:tcPr>
             <w:tcW w:w="2000" w:type="dxa"/>
@@ -3081,12 +3597,6 @@
         </w:tc>
       </w:tr>
       <w:tr>
-        <w:tblPrEx>
-          <w:tblCellMar>
-            <w:top w:w="0" w:type="dxa"/>
-            <w:bottom w:w="0" w:type="dxa"/>
-          </w:tblCellMar>
-        </w:tblPrEx>
         <w:tc>
           <w:tcPr>
             <w:tcW w:w="2000" w:type="dxa"/>
@@ -3186,23 +3696,26 @@
             </w:tcMar>
           </w:tcPr>
           <w:p>
-            <w:r>
-              <w:rPr>
-                <w:sz w:val="19"/>
-                <w:szCs w:val="19"/>
-              </w:rPr>
-              <w:t>Tanquear cediendo iniciativa</w:t>
+            <w:proofErr w:type="spellStart"/>
+            <w:r>
+              <w:rPr>
+                <w:sz w:val="19"/>
+                <w:szCs w:val="19"/>
+              </w:rPr>
+              <w:t>Tanquear</w:t>
+            </w:r>
+            <w:proofErr w:type="spellEnd"/>
+            <w:r>
+              <w:rPr>
+                <w:sz w:val="19"/>
+                <w:szCs w:val="19"/>
+              </w:rPr>
+              <w:t xml:space="preserve"> cediendo iniciativa</w:t>
             </w:r>
           </w:p>
         </w:tc>
       </w:tr>
       <w:tr>
-        <w:tblPrEx>
-          <w:tblCellMar>
-            <w:top w:w="0" w:type="dxa"/>
-            <w:bottom w:w="0" w:type="dxa"/>
-          </w:tblCellMar>
-        </w:tblPrEx>
         <w:tc>
           <w:tcPr>
             <w:tcW w:w="2000" w:type="dxa"/>
@@ -3248,12 +3761,21 @@
             </w:tcMar>
           </w:tcPr>
           <w:p>
-            <w:r>
-              <w:rPr>
-                <w:sz w:val="19"/>
-                <w:szCs w:val="19"/>
-              </w:rPr>
-              <w:t>es_captura=True</w:t>
+            <w:proofErr w:type="spellStart"/>
+            <w:r>
+              <w:rPr>
+                <w:sz w:val="19"/>
+                <w:szCs w:val="19"/>
+              </w:rPr>
+              <w:t>es_captura</w:t>
+            </w:r>
+            <w:proofErr w:type="spellEnd"/>
+            <w:r>
+              <w:rPr>
+                <w:sz w:val="19"/>
+                <w:szCs w:val="19"/>
+              </w:rPr>
+              <w:t>=True</w:t>
             </w:r>
           </w:p>
         </w:tc>
@@ -3275,12 +3797,21 @@
             </w:tcMar>
           </w:tcPr>
           <w:p>
-            <w:r>
-              <w:rPr>
-                <w:sz w:val="19"/>
-                <w:szCs w:val="19"/>
-              </w:rPr>
-              <w:t>es_consumible=True</w:t>
+            <w:proofErr w:type="spellStart"/>
+            <w:r>
+              <w:rPr>
+                <w:sz w:val="19"/>
+                <w:szCs w:val="19"/>
+              </w:rPr>
+              <w:t>es_consumible</w:t>
+            </w:r>
+            <w:proofErr w:type="spellEnd"/>
+            <w:r>
+              <w:rPr>
+                <w:sz w:val="19"/>
+                <w:szCs w:val="19"/>
+              </w:rPr>
+              <w:t>=True</w:t>
             </w:r>
           </w:p>
         </w:tc>
@@ -3357,12 +3888,6 @@
         <w:gridCol w:w="2860"/>
       </w:tblGrid>
       <w:tr>
-        <w:tblPrEx>
-          <w:tblCellMar>
-            <w:top w:w="0" w:type="dxa"/>
-            <w:bottom w:w="0" w:type="dxa"/>
-          </w:tblCellMar>
-        </w:tblPrEx>
         <w:tc>
           <w:tcPr>
             <w:tcW w:w="1700" w:type="dxa"/>
@@ -3485,12 +4010,6 @@
         </w:tc>
       </w:tr>
       <w:tr>
-        <w:tblPrEx>
-          <w:tblCellMar>
-            <w:top w:w="0" w:type="dxa"/>
-            <w:bottom w:w="0" w:type="dxa"/>
-          </w:tblCellMar>
-        </w:tblPrEx>
         <w:tc>
           <w:tcPr>
             <w:tcW w:w="1700" w:type="dxa"/>
@@ -3514,7 +4033,6 @@
                 <w:sz w:val="19"/>
                 <w:szCs w:val="19"/>
               </w:rPr>
-              <w:lastRenderedPageBreak/>
               <w:t>Soleado</w:t>
             </w:r>
           </w:p>
@@ -3602,12 +4120,6 @@
         </w:tc>
       </w:tr>
       <w:tr>
-        <w:tblPrEx>
-          <w:tblCellMar>
-            <w:top w:w="0" w:type="dxa"/>
-            <w:bottom w:w="0" w:type="dxa"/>
-          </w:tblCellMar>
-        </w:tblPrEx>
         <w:tc>
           <w:tcPr>
             <w:tcW w:w="1700" w:type="dxa"/>
@@ -3718,12 +4230,6 @@
         </w:tc>
       </w:tr>
       <w:tr>
-        <w:tblPrEx>
-          <w:tblCellMar>
-            <w:top w:w="0" w:type="dxa"/>
-            <w:bottom w:w="0" w:type="dxa"/>
-          </w:tblCellMar>
-        </w:tblPrEx>
         <w:tc>
           <w:tcPr>
             <w:tcW w:w="1700" w:type="dxa"/>
@@ -3747,6 +4253,7 @@
                 <w:sz w:val="19"/>
                 <w:szCs w:val="19"/>
               </w:rPr>
+              <w:lastRenderedPageBreak/>
               <w:t>Tormentoso</w:t>
             </w:r>
           </w:p>
@@ -3834,12 +4341,6 @@
         </w:tc>
       </w:tr>
       <w:tr>
-        <w:tblPrEx>
-          <w:tblCellMar>
-            <w:top w:w="0" w:type="dxa"/>
-            <w:bottom w:w="0" w:type="dxa"/>
-          </w:tblCellMar>
-        </w:tblPrEx>
         <w:tc>
           <w:tcPr>
             <w:tcW w:w="1700" w:type="dxa"/>
@@ -3950,12 +4451,6 @@
         </w:tc>
       </w:tr>
       <w:tr>
-        <w:tblPrEx>
-          <w:tblCellMar>
-            <w:top w:w="0" w:type="dxa"/>
-            <w:bottom w:w="0" w:type="dxa"/>
-          </w:tblCellMar>
-        </w:tblPrEx>
         <w:tc>
           <w:tcPr>
             <w:tcW w:w="1700" w:type="dxa"/>
@@ -4109,12 +4604,6 @@
         <w:gridCol w:w="4960"/>
       </w:tblGrid>
       <w:tr>
-        <w:tblPrEx>
-          <w:tblCellMar>
-            <w:top w:w="0" w:type="dxa"/>
-            <w:bottom w:w="0" w:type="dxa"/>
-          </w:tblCellMar>
-        </w:tblPrEx>
         <w:tc>
           <w:tcPr>
             <w:tcW w:w="1800" w:type="dxa"/>
@@ -4207,12 +4696,6 @@
         </w:tc>
       </w:tr>
       <w:tr>
-        <w:tblPrEx>
-          <w:tblCellMar>
-            <w:top w:w="0" w:type="dxa"/>
-            <w:bottom w:w="0" w:type="dxa"/>
-          </w:tblCellMar>
-        </w:tblPrEx>
         <w:tc>
           <w:tcPr>
             <w:tcW w:w="1800" w:type="dxa"/>
@@ -4290,24 +4773,64 @@
                 <w:lang w:val="fr-FR"/>
               </w:rPr>
             </w:pPr>
+            <w:proofErr w:type="spellStart"/>
             <w:r>
               <w:rPr>
                 <w:sz w:val="19"/>
                 <w:szCs w:val="19"/>
                 <w:lang w:val="fr-FR"/>
               </w:rPr>
-              <w:t>Ignis → Ignis Ardiente → Ignis Magna</w:t>
+              <w:t>Ignis</w:t>
+            </w:r>
+            <w:proofErr w:type="spellEnd"/>
+            <w:r>
+              <w:rPr>
+                <w:sz w:val="19"/>
+                <w:szCs w:val="19"/>
+                <w:lang w:val="fr-FR"/>
+              </w:rPr>
+              <w:t xml:space="preserve"> → </w:t>
+            </w:r>
+            <w:proofErr w:type="spellStart"/>
+            <w:r>
+              <w:rPr>
+                <w:sz w:val="19"/>
+                <w:szCs w:val="19"/>
+                <w:lang w:val="fr-FR"/>
+              </w:rPr>
+              <w:t>Ignis</w:t>
+            </w:r>
+            <w:proofErr w:type="spellEnd"/>
+            <w:r>
+              <w:rPr>
+                <w:sz w:val="19"/>
+                <w:szCs w:val="19"/>
+                <w:lang w:val="fr-FR"/>
+              </w:rPr>
+              <w:t xml:space="preserve"> Ardiente → </w:t>
+            </w:r>
+            <w:proofErr w:type="spellStart"/>
+            <w:r>
+              <w:rPr>
+                <w:sz w:val="19"/>
+                <w:szCs w:val="19"/>
+                <w:lang w:val="fr-FR"/>
+              </w:rPr>
+              <w:t>Ignis</w:t>
+            </w:r>
+            <w:proofErr w:type="spellEnd"/>
+            <w:r>
+              <w:rPr>
+                <w:sz w:val="19"/>
+                <w:szCs w:val="19"/>
+                <w:lang w:val="fr-FR"/>
+              </w:rPr>
+              <w:t xml:space="preserve"> Magna</w:t>
             </w:r>
           </w:p>
         </w:tc>
       </w:tr>
       <w:tr>
-        <w:tblPrEx>
-          <w:tblCellMar>
-            <w:top w:w="0" w:type="dxa"/>
-            <w:bottom w:w="0" w:type="dxa"/>
-          </w:tblCellMar>
-        </w:tblPrEx>
         <w:tc>
           <w:tcPr>
             <w:tcW w:w="1800" w:type="dxa"/>
@@ -4391,12 +4914,6 @@
         </w:tc>
       </w:tr>
       <w:tr>
-        <w:tblPrEx>
-          <w:tblCellMar>
-            <w:top w:w="0" w:type="dxa"/>
-            <w:bottom w:w="0" w:type="dxa"/>
-          </w:tblCellMar>
-        </w:tblPrEx>
         <w:tc>
           <w:tcPr>
             <w:tcW w:w="1800" w:type="dxa"/>
@@ -4469,23 +4986,58 @@
             </w:tcMar>
           </w:tcPr>
           <w:p>
-            <w:r>
-              <w:rPr>
-                <w:sz w:val="19"/>
-                <w:szCs w:val="19"/>
-              </w:rPr>
-              <w:t>Rocafer → Rocafer Colosal → Rocafer Magna</w:t>
+            <w:proofErr w:type="spellStart"/>
+            <w:r>
+              <w:rPr>
+                <w:sz w:val="19"/>
+                <w:szCs w:val="19"/>
+              </w:rPr>
+              <w:t>Rocafer</w:t>
+            </w:r>
+            <w:proofErr w:type="spellEnd"/>
+            <w:r>
+              <w:rPr>
+                <w:sz w:val="19"/>
+                <w:szCs w:val="19"/>
+              </w:rPr>
+              <w:t xml:space="preserve"> → </w:t>
+            </w:r>
+            <w:proofErr w:type="spellStart"/>
+            <w:r>
+              <w:rPr>
+                <w:sz w:val="19"/>
+                <w:szCs w:val="19"/>
+              </w:rPr>
+              <w:t>Rocafer</w:t>
+            </w:r>
+            <w:proofErr w:type="spellEnd"/>
+            <w:r>
+              <w:rPr>
+                <w:sz w:val="19"/>
+                <w:szCs w:val="19"/>
+              </w:rPr>
+              <w:t xml:space="preserve"> Colosal → </w:t>
+            </w:r>
+            <w:proofErr w:type="spellStart"/>
+            <w:r>
+              <w:rPr>
+                <w:sz w:val="19"/>
+                <w:szCs w:val="19"/>
+              </w:rPr>
+              <w:t>Rocafer</w:t>
+            </w:r>
+            <w:proofErr w:type="spellEnd"/>
+            <w:r>
+              <w:rPr>
+                <w:sz w:val="19"/>
+                <w:szCs w:val="19"/>
+              </w:rPr>
+              <w:t xml:space="preserve"> Magna</w:t>
             </w:r>
           </w:p>
         </w:tc>
       </w:tr>
       <w:tr>
-        <w:tblPrEx>
-          <w:tblCellMar>
-            <w:top w:w="0" w:type="dxa"/>
-            <w:bottom w:w="0" w:type="dxa"/>
-          </w:tblCellMar>
-        </w:tblPrEx>
         <w:tc>
           <w:tcPr>
             <w:tcW w:w="1800" w:type="dxa"/>
@@ -4558,23 +5110,74 @@
             </w:tcMar>
           </w:tcPr>
           <w:p>
-            <w:r>
-              <w:rPr>
-                <w:sz w:val="19"/>
-                <w:szCs w:val="19"/>
-              </w:rPr>
-              <w:t>Voltex → Voltex Ionico → Voltex Magna</w:t>
+            <w:proofErr w:type="spellStart"/>
+            <w:r>
+              <w:rPr>
+                <w:sz w:val="19"/>
+                <w:szCs w:val="19"/>
+              </w:rPr>
+              <w:t>Voltex</w:t>
+            </w:r>
+            <w:proofErr w:type="spellEnd"/>
+            <w:r>
+              <w:rPr>
+                <w:sz w:val="19"/>
+                <w:szCs w:val="19"/>
+              </w:rPr>
+              <w:t xml:space="preserve"> → </w:t>
+            </w:r>
+            <w:proofErr w:type="spellStart"/>
+            <w:r>
+              <w:rPr>
+                <w:sz w:val="19"/>
+                <w:szCs w:val="19"/>
+              </w:rPr>
+              <w:t>Voltex</w:t>
+            </w:r>
+            <w:proofErr w:type="spellEnd"/>
+            <w:r>
+              <w:rPr>
+                <w:sz w:val="19"/>
+                <w:szCs w:val="19"/>
+              </w:rPr>
+              <w:t xml:space="preserve"> </w:t>
+            </w:r>
+            <w:proofErr w:type="spellStart"/>
+            <w:r>
+              <w:rPr>
+                <w:sz w:val="19"/>
+                <w:szCs w:val="19"/>
+              </w:rPr>
+              <w:t>Ionico</w:t>
+            </w:r>
+            <w:proofErr w:type="spellEnd"/>
+            <w:r>
+              <w:rPr>
+                <w:sz w:val="19"/>
+                <w:szCs w:val="19"/>
+              </w:rPr>
+              <w:t xml:space="preserve"> → </w:t>
+            </w:r>
+            <w:proofErr w:type="spellStart"/>
+            <w:r>
+              <w:rPr>
+                <w:sz w:val="19"/>
+                <w:szCs w:val="19"/>
+              </w:rPr>
+              <w:t>Voltex</w:t>
+            </w:r>
+            <w:proofErr w:type="spellEnd"/>
+            <w:r>
+              <w:rPr>
+                <w:sz w:val="19"/>
+                <w:szCs w:val="19"/>
+              </w:rPr>
+              <w:t xml:space="preserve"> Magna</w:t>
             </w:r>
           </w:p>
         </w:tc>
       </w:tr>
       <w:tr>
-        <w:tblPrEx>
-          <w:tblCellMar>
-            <w:top w:w="0" w:type="dxa"/>
-            <w:bottom w:w="0" w:type="dxa"/>
-          </w:tblCellMar>
-        </w:tblPrEx>
         <w:tc>
           <w:tcPr>
             <w:tcW w:w="1800" w:type="dxa"/>
@@ -4647,12 +5250,37 @@
             </w:tcMar>
           </w:tcPr>
           <w:p>
-            <w:r>
-              <w:rPr>
-                <w:sz w:val="19"/>
-                <w:szCs w:val="19"/>
-              </w:rPr>
-              <w:t>Glacius → Glacius Boreal → Glacius Magna</w:t>
+            <w:proofErr w:type="spellStart"/>
+            <w:r>
+              <w:rPr>
+                <w:sz w:val="19"/>
+                <w:szCs w:val="19"/>
+              </w:rPr>
+              <w:t>Glacius</w:t>
+            </w:r>
+            <w:proofErr w:type="spellEnd"/>
+            <w:r>
+              <w:rPr>
+                <w:sz w:val="19"/>
+                <w:szCs w:val="19"/>
+              </w:rPr>
+              <w:t xml:space="preserve"> → Glacius Boreal → </w:t>
+            </w:r>
+            <w:proofErr w:type="spellStart"/>
+            <w:r>
+              <w:rPr>
+                <w:sz w:val="19"/>
+                <w:szCs w:val="19"/>
+              </w:rPr>
+              <w:t>Glacius</w:t>
+            </w:r>
+            <w:proofErr w:type="spellEnd"/>
+            <w:r>
+              <w:rPr>
+                <w:sz w:val="19"/>
+                <w:szCs w:val="19"/>
+              </w:rPr>
+              <w:t xml:space="preserve"> Magna</w:t>
             </w:r>
           </w:p>
         </w:tc>
@@ -4674,7 +5302,57 @@
         <w:rPr>
           <w:color w:val="000000"/>
         </w:rPr>
-        <w:t>El jugador puede cruzar dos criaturas de su equipo si sus tipos tienen combinación definida (10 combinaciones posibles). La función cruzar(padre_a, padre_b) en cruza.py usa frozenset como clave de la TABLA_CRUZAS, lo que permite que la cruza A x B sea igual a B x A. El hijo hereda estadísticas promediadas y escaladas, y tiene 5% de probabilidad de ser una mutación rara.</w:t>
+        <w:t xml:space="preserve">El jugador puede cruzar dos criaturas de su equipo si sus tipos tienen combinación definida (10 combinaciones posibles). La función </w:t>
+      </w:r>
+      <w:proofErr w:type="gramStart"/>
+      <w:r>
+        <w:rPr>
+          <w:color w:val="000000"/>
+        </w:rPr>
+        <w:t>cruzar(</w:t>
+      </w:r>
+      <w:proofErr w:type="spellStart"/>
+      <w:proofErr w:type="gramEnd"/>
+      <w:r>
+        <w:rPr>
+          <w:color w:val="000000"/>
+        </w:rPr>
+        <w:t>padre_a</w:t>
+      </w:r>
+      <w:proofErr w:type="spellEnd"/>
+      <w:r>
+        <w:rPr>
+          <w:color w:val="000000"/>
+        </w:rPr>
+        <w:t xml:space="preserve">, </w:t>
+      </w:r>
+      <w:proofErr w:type="spellStart"/>
+      <w:r>
+        <w:rPr>
+          <w:color w:val="000000"/>
+        </w:rPr>
+        <w:t>padre_b</w:t>
+      </w:r>
+      <w:proofErr w:type="spellEnd"/>
+      <w:r>
+        <w:rPr>
+          <w:color w:val="000000"/>
+        </w:rPr>
+        <w:t xml:space="preserve">) en cruza.py usa </w:t>
+      </w:r>
+      <w:proofErr w:type="spellStart"/>
+      <w:r>
+        <w:rPr>
+          <w:color w:val="000000"/>
+        </w:rPr>
+        <w:t>frozenset</w:t>
+      </w:r>
+      <w:proofErr w:type="spellEnd"/>
+      <w:r>
+        <w:rPr>
+          <w:color w:val="000000"/>
+        </w:rPr>
+        <w:t xml:space="preserve"> como clave de la TABLA_CRUZAS, lo que permite que la cruza A x B sea igual a B x A. El hijo hereda estadísticas promediadas y escaladas, y tiene 5% de probabilidad de ser una mutación rara.</w:t>
       </w:r>
     </w:p>
     <w:p/>
@@ -4686,8 +5364,66 @@
         <w:rPr>
           <w:color w:val="000000"/>
         </w:rPr>
-        <w:t>Módulo: cruza.py — Clase: ResultadoCruza — Función principal: cruzar(padre_a, padre_b) → ResultadoCruza</w:t>
+        <w:t xml:space="preserve">Módulo: cruza.py — Clase: </w:t>
       </w:r>
+      <w:proofErr w:type="spellStart"/>
+      <w:r>
+        <w:rPr>
+          <w:color w:val="000000"/>
+        </w:rPr>
+        <w:t>ResultadoCruza</w:t>
+      </w:r>
+      <w:proofErr w:type="spellEnd"/>
+      <w:r>
+        <w:rPr>
+          <w:color w:val="000000"/>
+        </w:rPr>
+        <w:t xml:space="preserve"> — Función principal: </w:t>
+      </w:r>
+      <w:proofErr w:type="gramStart"/>
+      <w:r>
+        <w:rPr>
+          <w:color w:val="000000"/>
+        </w:rPr>
+        <w:t>cruzar(</w:t>
+      </w:r>
+      <w:proofErr w:type="spellStart"/>
+      <w:proofErr w:type="gramEnd"/>
+      <w:r>
+        <w:rPr>
+          <w:color w:val="000000"/>
+        </w:rPr>
+        <w:t>padre_a</w:t>
+      </w:r>
+      <w:proofErr w:type="spellEnd"/>
+      <w:r>
+        <w:rPr>
+          <w:color w:val="000000"/>
+        </w:rPr>
+        <w:t xml:space="preserve">, </w:t>
+      </w:r>
+      <w:proofErr w:type="spellStart"/>
+      <w:r>
+        <w:rPr>
+          <w:color w:val="000000"/>
+        </w:rPr>
+        <w:t>padre_b</w:t>
+      </w:r>
+      <w:proofErr w:type="spellEnd"/>
+      <w:r>
+        <w:rPr>
+          <w:color w:val="000000"/>
+        </w:rPr>
+        <w:t xml:space="preserve">) → </w:t>
+      </w:r>
+      <w:proofErr w:type="spellStart"/>
+      <w:r>
+        <w:rPr>
+          <w:color w:val="000000"/>
+        </w:rPr>
+        <w:t>ResultadoCruza</w:t>
+      </w:r>
+      <w:proofErr w:type="spellEnd"/>
     </w:p>
     <w:p>
       <w:pPr>
@@ -4718,7 +5454,23 @@
         </w:numPr>
       </w:pPr>
       <w:r>
-        <w:t>Jugador posee una lista de Criatura (equipo, máx. 6) y una lista de Item/FragmentoEvolucion (inventario).</w:t>
+        <w:t xml:space="preserve">Jugador posee una lista de Criatura (equipo, máx. 6) y una lista de </w:t>
+      </w:r>
+      <w:proofErr w:type="spellStart"/>
+      <w:r>
+        <w:t>Item</w:t>
+      </w:r>
+      <w:proofErr w:type="spellEnd"/>
+      <w:r>
+        <w:t>/</w:t>
+      </w:r>
+      <w:proofErr w:type="spellStart"/>
+      <w:r>
+        <w:t>FragmentoEvolucion</w:t>
+      </w:r>
+      <w:proofErr w:type="spellEnd"/>
+      <w:r>
+        <w:t xml:space="preserve"> (inventario).</w:t>
       </w:r>
     </w:p>
     <w:p>
@@ -4730,7 +5482,15 @@
         </w:numPr>
       </w:pPr>
       <w:r>
-        <w:t>Criatura tiene un Tipo, puede tener un Item equipado y posee una lista de Habilidad.</w:t>
+        <w:t xml:space="preserve">Criatura tiene un Tipo, puede tener un </w:t>
+      </w:r>
+      <w:proofErr w:type="spellStart"/>
+      <w:r>
+        <w:t>Item</w:t>
+      </w:r>
+      <w:proofErr w:type="spellEnd"/>
+      <w:r>
+        <w:t xml:space="preserve"> equipado y posee una lista de Habilidad.</w:t>
       </w:r>
     </w:p>
     <w:p>
@@ -4742,7 +5502,32 @@
         </w:numPr>
       </w:pPr>
       <w:r>
-        <w:t>Batalla contiene referencias a Jugador, Criatura enemiga y CondicionClimatica activa.</w:t>
+        <w:t xml:space="preserve">Batalla contiene referencias a Jugador, Criatura enemiga y </w:t>
+      </w:r>
+      <w:proofErr w:type="spellStart"/>
+      <w:r>
+        <w:t>CondicionClimatica</w:t>
+      </w:r>
+      <w:proofErr w:type="spellEnd"/>
+      <w:r>
+        <w:t xml:space="preserve"> activa.</w:t>
+      </w:r>
+    </w:p>
+    <w:p>
+      <w:pPr>
+        <w:pStyle w:val="Prrafodelista"/>
+        <w:numPr>
+          <w:ilvl w:val="0"/>
+          <w:numId w:val="2"/>
+        </w:numPr>
+      </w:pPr>
+      <w:proofErr w:type="spellStart"/>
+      <w:r>
+        <w:t>CondicionClimatica</w:t>
+      </w:r>
+      <w:proofErr w:type="spellEnd"/>
+      <w:r>
+        <w:t xml:space="preserve"> referencia tipos beneficiados y perjudicados.</w:t>
       </w:r>
     </w:p>
     <w:p>
@@ -4754,7 +5539,23 @@
         </w:numPr>
       </w:pPr>
       <w:r>
-        <w:t>CondicionClimatica referencia tipos beneficiados y perjudicados.</w:t>
+        <w:t xml:space="preserve">Zona pertenece a Mapa y tiene una </w:t>
+      </w:r>
+      <w:proofErr w:type="spellStart"/>
+      <w:r>
+        <w:t>CondicionClimatica</w:t>
+      </w:r>
+      <w:proofErr w:type="spellEnd"/>
+      <w:r>
+        <w:t xml:space="preserve"> predeterminada (</w:t>
+      </w:r>
+      <w:proofErr w:type="spellStart"/>
+      <w:r>
+        <w:t>clima_base</w:t>
+      </w:r>
+      <w:proofErr w:type="spellEnd"/>
+      <w:r>
+        <w:t>).</w:t>
       </w:r>
     </w:p>
     <w:p>
@@ -4766,7 +5567,31 @@
         </w:numPr>
       </w:pPr>
       <w:r>
-        <w:t>Zona pertenece a Mapa y tiene una CondicionClimatica predeterminada (clima_base).</w:t>
+        <w:t xml:space="preserve">Tipo implementa </w:t>
+      </w:r>
+      <w:proofErr w:type="spellStart"/>
+      <w:r>
+        <w:t>calcular_multiplicador</w:t>
+      </w:r>
+      <w:proofErr w:type="spellEnd"/>
+      <w:r>
+        <w:t>(</w:t>
+      </w:r>
+      <w:proofErr w:type="spellStart"/>
+      <w:r>
+        <w:t>tipo_defensor</w:t>
+      </w:r>
+      <w:proofErr w:type="spellEnd"/>
+      <w:r>
+        <w:t xml:space="preserve">) → </w:t>
+      </w:r>
+      <w:proofErr w:type="spellStart"/>
+      <w:r>
+        <w:t>float</w:t>
+      </w:r>
+      <w:proofErr w:type="spellEnd"/>
+      <w:r>
+        <w:t>.</w:t>
       </w:r>
     </w:p>
     <w:p>
@@ -4777,20 +5602,29 @@
           <w:numId w:val="2"/>
         </w:numPr>
       </w:pPr>
+      <w:proofErr w:type="spellStart"/>
       <w:r>
-        <w:t>Tipo implementa calcular_multiplicador(tipo_defensor) → float.</w:t>
+        <w:t>Habilidad.usar</w:t>
       </w:r>
-    </w:p>
-    <w:p>
-      <w:pPr>
-        <w:pStyle w:val="Prrafodelista"/>
-        <w:numPr>
-          <w:ilvl w:val="0"/>
-          <w:numId w:val="2"/>
-        </w:numPr>
-      </w:pPr>
+      <w:proofErr w:type="spellEnd"/>
       <w:r>
-        <w:t>Habilidad.usar(usuario, objetivo, mod_clima) → dict con resultado del evento.</w:t>
+        <w:t xml:space="preserve">(usuario, objetivo, </w:t>
+      </w:r>
+      <w:proofErr w:type="spellStart"/>
+      <w:r>
+        <w:t>mod_clima</w:t>
+      </w:r>
+      <w:proofErr w:type="spellEnd"/>
+      <w:r>
+        <w:t xml:space="preserve">) → </w:t>
+      </w:r>
+      <w:proofErr w:type="spellStart"/>
+      <w:r>
+        <w:t>dict</w:t>
+      </w:r>
+      <w:proofErr w:type="spellEnd"/>
+      <w:r>
+        <w:t xml:space="preserve"> con resultado del evento.</w:t>
       </w:r>
     </w:p>
     <w:p/>
@@ -4810,7 +5644,6 @@
         <w:rPr>
           <w:color w:val="000000"/>
         </w:rPr>
-        <w:lastRenderedPageBreak/>
         <w:t>[Ver diagrama adjunto en el repositorio]</w:t>
       </w:r>
     </w:p>
@@ -4819,6 +5652,7 @@
         <w:pStyle w:val="Ttulo1"/>
       </w:pPr>
       <w:r>
+        <w:lastRenderedPageBreak/>
         <w:t>3. Requisitos Funcionales</w:t>
       </w:r>
     </w:p>
@@ -4843,12 +5677,6 @@
         <w:gridCol w:w="9360"/>
       </w:tblGrid>
       <w:tr>
-        <w:tblPrEx>
-          <w:tblCellMar>
-            <w:top w:w="0" w:type="dxa"/>
-            <w:bottom w:w="0" w:type="dxa"/>
-          </w:tblCellMar>
-        </w:tblPrEx>
         <w:tc>
           <w:tcPr>
             <w:tcW w:w="9360" w:type="dxa"/>
@@ -4901,12 +5729,6 @@
         <w:gridCol w:w="9360"/>
       </w:tblGrid>
       <w:tr>
-        <w:tblPrEx>
-          <w:tblCellMar>
-            <w:top w:w="0" w:type="dxa"/>
-            <w:bottom w:w="0" w:type="dxa"/>
-          </w:tblCellMar>
-        </w:tblPrEx>
         <w:tc>
           <w:tcPr>
             <w:tcW w:w="9360" w:type="dxa"/>
@@ -4939,8 +5761,81 @@
                 <w:sz w:val="20"/>
                 <w:szCs w:val="20"/>
               </w:rPr>
-              <w:t>Entradas: nombre_jugador, criatura_inicial ('Ignis' | 'Torrente' | 'Rocafer'), oro_inicial</w:t>
-            </w:r>
+              <w:t xml:space="preserve">Entradas: </w:t>
+            </w:r>
+            <w:proofErr w:type="spellStart"/>
+            <w:r>
+              <w:rPr>
+                <w:sz w:val="20"/>
+                <w:szCs w:val="20"/>
+              </w:rPr>
+              <w:t>nombre_jugador</w:t>
+            </w:r>
+            <w:proofErr w:type="spellEnd"/>
+            <w:r>
+              <w:rPr>
+                <w:sz w:val="20"/>
+                <w:szCs w:val="20"/>
+              </w:rPr>
+              <w:t xml:space="preserve">, </w:t>
+            </w:r>
+            <w:proofErr w:type="spellStart"/>
+            <w:r>
+              <w:rPr>
+                <w:sz w:val="20"/>
+                <w:szCs w:val="20"/>
+              </w:rPr>
+              <w:t>criatura_inicial</w:t>
+            </w:r>
+            <w:proofErr w:type="spellEnd"/>
+            <w:r>
+              <w:rPr>
+                <w:sz w:val="20"/>
+                <w:szCs w:val="20"/>
+              </w:rPr>
+              <w:t xml:space="preserve"> ('</w:t>
+            </w:r>
+            <w:proofErr w:type="spellStart"/>
+            <w:r>
+              <w:rPr>
+                <w:sz w:val="20"/>
+                <w:szCs w:val="20"/>
+              </w:rPr>
+              <w:t>Ignis</w:t>
+            </w:r>
+            <w:proofErr w:type="spellEnd"/>
+            <w:r>
+              <w:rPr>
+                <w:sz w:val="20"/>
+                <w:szCs w:val="20"/>
+              </w:rPr>
+              <w:t>' | 'Torrente' | '</w:t>
+            </w:r>
+            <w:proofErr w:type="spellStart"/>
+            <w:r>
+              <w:rPr>
+                <w:sz w:val="20"/>
+                <w:szCs w:val="20"/>
+              </w:rPr>
+              <w:t>Rocafer</w:t>
+            </w:r>
+            <w:proofErr w:type="spellEnd"/>
+            <w:r>
+              <w:rPr>
+                <w:sz w:val="20"/>
+                <w:szCs w:val="20"/>
+              </w:rPr>
+              <w:t xml:space="preserve">'), </w:t>
+            </w:r>
+            <w:proofErr w:type="spellStart"/>
+            <w:r>
+              <w:rPr>
+                <w:sz w:val="20"/>
+                <w:szCs w:val="20"/>
+              </w:rPr>
+              <w:t>oro_inicial</w:t>
+            </w:r>
+            <w:proofErr w:type="spellEnd"/>
           </w:p>
           <w:p>
             <w:r>
@@ -4979,12 +5874,6 @@
         <w:gridCol w:w="2110"/>
       </w:tblGrid>
       <w:tr>
-        <w:tblPrEx>
-          <w:tblCellMar>
-            <w:top w:w="0" w:type="dxa"/>
-            <w:bottom w:w="0" w:type="dxa"/>
-          </w:tblCellMar>
-        </w:tblPrEx>
         <w:tc>
           <w:tcPr>
             <w:tcW w:w="2000" w:type="dxa"/>
@@ -5107,12 +5996,6 @@
         </w:tc>
       </w:tr>
       <w:tr>
-        <w:tblPrEx>
-          <w:tblCellMar>
-            <w:top w:w="0" w:type="dxa"/>
-            <w:bottom w:w="0" w:type="dxa"/>
-          </w:tblCellMar>
-        </w:tblPrEx>
         <w:tc>
           <w:tcPr>
             <w:tcW w:w="2000" w:type="dxa"/>
@@ -5163,7 +6046,39 @@
                 <w:sz w:val="19"/>
                 <w:szCs w:val="19"/>
               </w:rPr>
-              <w:t>El nombre del jugador no puede estar vacío ni contener solo espacios. Se instancia Jugador con equipo e inventario iniciales. La posición inicial es 'Pradera'. El jugador inicia con 200 de oro. La criatura inicial debe ser Ignis, Torrente o Rocafer.</w:t>
+              <w:t xml:space="preserve">El nombre del jugador no puede estar vacío ni contener solo espacios. Se instancia Jugador con equipo e inventario iniciales. La posición inicial es 'Pradera'. El jugador inicia con 200 de oro. La criatura inicial debe ser </w:t>
+            </w:r>
+            <w:proofErr w:type="spellStart"/>
+            <w:r>
+              <w:rPr>
+                <w:sz w:val="19"/>
+                <w:szCs w:val="19"/>
+              </w:rPr>
+              <w:t>Ignis</w:t>
+            </w:r>
+            <w:proofErr w:type="spellEnd"/>
+            <w:r>
+              <w:rPr>
+                <w:sz w:val="19"/>
+                <w:szCs w:val="19"/>
+              </w:rPr>
+              <w:t xml:space="preserve">, Torrente o </w:t>
+            </w:r>
+            <w:proofErr w:type="spellStart"/>
+            <w:r>
+              <w:rPr>
+                <w:sz w:val="19"/>
+                <w:szCs w:val="19"/>
+              </w:rPr>
+              <w:t>Rocafer</w:t>
+            </w:r>
+            <w:proofErr w:type="spellEnd"/>
+            <w:r>
+              <w:rPr>
+                <w:sz w:val="19"/>
+                <w:szCs w:val="19"/>
+              </w:rPr>
+              <w:t>.</w:t>
             </w:r>
           </w:p>
         </w:tc>
@@ -5190,7 +6105,144 @@
                 <w:sz w:val="19"/>
                 <w:szCs w:val="19"/>
               </w:rPr>
-              <w:t>Implementar Jugador.__init__(nombre, posicion='Pradera', oro=200). Validar nombre con strip() y lanzar ValueError si está vacío. Inicializar equipo = [] e inventario = []. Agregar criatura inicial y Poción + Trampa Básica en Juego.crear_jugador().</w:t>
+              <w:t xml:space="preserve">Implementar </w:t>
+            </w:r>
+            <w:proofErr w:type="gramStart"/>
+            <w:r>
+              <w:rPr>
+                <w:sz w:val="19"/>
+                <w:szCs w:val="19"/>
+              </w:rPr>
+              <w:t>Jugador._</w:t>
+            </w:r>
+            <w:proofErr w:type="gramEnd"/>
+            <w:r>
+              <w:rPr>
+                <w:sz w:val="19"/>
+                <w:szCs w:val="19"/>
+              </w:rPr>
+              <w:t>_</w:t>
+            </w:r>
+            <w:proofErr w:type="spellStart"/>
+            <w:r>
+              <w:rPr>
+                <w:sz w:val="19"/>
+                <w:szCs w:val="19"/>
+              </w:rPr>
+              <w:t>init</w:t>
+            </w:r>
+            <w:proofErr w:type="spellEnd"/>
+            <w:r>
+              <w:rPr>
+                <w:sz w:val="19"/>
+                <w:szCs w:val="19"/>
+              </w:rPr>
+              <w:t>_</w:t>
+            </w:r>
+            <w:proofErr w:type="gramStart"/>
+            <w:r>
+              <w:rPr>
+                <w:sz w:val="19"/>
+                <w:szCs w:val="19"/>
+              </w:rPr>
+              <w:t>_(</w:t>
+            </w:r>
+            <w:proofErr w:type="gramEnd"/>
+            <w:r>
+              <w:rPr>
+                <w:sz w:val="19"/>
+                <w:szCs w:val="19"/>
+              </w:rPr>
+              <w:t xml:space="preserve">nombre, </w:t>
+            </w:r>
+            <w:proofErr w:type="spellStart"/>
+            <w:r>
+              <w:rPr>
+                <w:sz w:val="19"/>
+                <w:szCs w:val="19"/>
+              </w:rPr>
+              <w:t>posicion</w:t>
+            </w:r>
+            <w:proofErr w:type="spellEnd"/>
+            <w:r>
+              <w:rPr>
+                <w:sz w:val="19"/>
+                <w:szCs w:val="19"/>
+              </w:rPr>
+              <w:t xml:space="preserve">='Pradera', oro=200). Validar nombre con </w:t>
+            </w:r>
+            <w:proofErr w:type="spellStart"/>
+            <w:proofErr w:type="gramStart"/>
+            <w:r>
+              <w:rPr>
+                <w:sz w:val="19"/>
+                <w:szCs w:val="19"/>
+              </w:rPr>
+              <w:t>strip</w:t>
+            </w:r>
+            <w:proofErr w:type="spellEnd"/>
+            <w:r>
+              <w:rPr>
+                <w:sz w:val="19"/>
+                <w:szCs w:val="19"/>
+              </w:rPr>
+              <w:t>(</w:t>
+            </w:r>
+            <w:proofErr w:type="gramEnd"/>
+            <w:r>
+              <w:rPr>
+                <w:sz w:val="19"/>
+                <w:szCs w:val="19"/>
+              </w:rPr>
+              <w:t xml:space="preserve">) y lanzar </w:t>
+            </w:r>
+            <w:proofErr w:type="spellStart"/>
+            <w:r>
+              <w:rPr>
+                <w:sz w:val="19"/>
+                <w:szCs w:val="19"/>
+              </w:rPr>
+              <w:t>ValueError</w:t>
+            </w:r>
+            <w:proofErr w:type="spellEnd"/>
+            <w:r>
+              <w:rPr>
+                <w:sz w:val="19"/>
+                <w:szCs w:val="19"/>
+              </w:rPr>
+              <w:t xml:space="preserve"> si está vacío. Inicializar equipo = [] e inventario = []. Agregar criatura inicial y Poción + Trampa Básica en </w:t>
+            </w:r>
+            <w:proofErr w:type="spellStart"/>
+            <w:r>
+              <w:rPr>
+                <w:sz w:val="19"/>
+                <w:szCs w:val="19"/>
+              </w:rPr>
+              <w:t>Juego.crear_</w:t>
+            </w:r>
+            <w:proofErr w:type="gramStart"/>
+            <w:r>
+              <w:rPr>
+                <w:sz w:val="19"/>
+                <w:szCs w:val="19"/>
+              </w:rPr>
+              <w:t>jugador</w:t>
+            </w:r>
+            <w:proofErr w:type="spellEnd"/>
+            <w:r>
+              <w:rPr>
+                <w:sz w:val="19"/>
+                <w:szCs w:val="19"/>
+              </w:rPr>
+              <w:t>(</w:t>
+            </w:r>
+            <w:proofErr w:type="gramEnd"/>
+            <w:r>
+              <w:rPr>
+                <w:sz w:val="19"/>
+                <w:szCs w:val="19"/>
+              </w:rPr>
+              <w:t>).</w:t>
             </w:r>
           </w:p>
         </w:tc>
@@ -5217,7 +6269,87 @@
                 <w:sz w:val="19"/>
                 <w:szCs w:val="19"/>
               </w:rPr>
-              <w:t>jugador.py · Jugador.__init__() game_state.py · Juego.crear_jugador()</w:t>
+              <w:t xml:space="preserve">jugador.py · </w:t>
+            </w:r>
+            <w:proofErr w:type="gramStart"/>
+            <w:r>
+              <w:rPr>
+                <w:sz w:val="19"/>
+                <w:szCs w:val="19"/>
+              </w:rPr>
+              <w:t>Jugador._</w:t>
+            </w:r>
+            <w:proofErr w:type="gramEnd"/>
+            <w:r>
+              <w:rPr>
+                <w:sz w:val="19"/>
+                <w:szCs w:val="19"/>
+              </w:rPr>
+              <w:t>_</w:t>
+            </w:r>
+            <w:proofErr w:type="spellStart"/>
+            <w:r>
+              <w:rPr>
+                <w:sz w:val="19"/>
+                <w:szCs w:val="19"/>
+              </w:rPr>
+              <w:t>init</w:t>
+            </w:r>
+            <w:proofErr w:type="spellEnd"/>
+            <w:r>
+              <w:rPr>
+                <w:sz w:val="19"/>
+                <w:szCs w:val="19"/>
+              </w:rPr>
+              <w:t>_</w:t>
+            </w:r>
+            <w:proofErr w:type="gramStart"/>
+            <w:r>
+              <w:rPr>
+                <w:sz w:val="19"/>
+                <w:szCs w:val="19"/>
+              </w:rPr>
+              <w:t>_(</w:t>
+            </w:r>
+            <w:proofErr w:type="gramEnd"/>
+            <w:r>
+              <w:rPr>
+                <w:sz w:val="19"/>
+                <w:szCs w:val="19"/>
+              </w:rPr>
+              <w:t xml:space="preserve">) game_state.py · </w:t>
+            </w:r>
+            <w:proofErr w:type="spellStart"/>
+            <w:r>
+              <w:rPr>
+                <w:sz w:val="19"/>
+                <w:szCs w:val="19"/>
+              </w:rPr>
+              <w:t>Juego.crear_</w:t>
+            </w:r>
+            <w:proofErr w:type="gramStart"/>
+            <w:r>
+              <w:rPr>
+                <w:sz w:val="19"/>
+                <w:szCs w:val="19"/>
+              </w:rPr>
+              <w:t>jugador</w:t>
+            </w:r>
+            <w:proofErr w:type="spellEnd"/>
+            <w:r>
+              <w:rPr>
+                <w:sz w:val="19"/>
+                <w:szCs w:val="19"/>
+              </w:rPr>
+              <w:t>(</w:t>
+            </w:r>
+            <w:proofErr w:type="gramEnd"/>
+            <w:r>
+              <w:rPr>
+                <w:sz w:val="19"/>
+                <w:szCs w:val="19"/>
+              </w:rPr>
+              <w:t>)</w:t>
             </w:r>
           </w:p>
         </w:tc>
@@ -5245,12 +6377,6 @@
         <w:gridCol w:w="9360"/>
       </w:tblGrid>
       <w:tr>
-        <w:tblPrEx>
-          <w:tblCellMar>
-            <w:top w:w="0" w:type="dxa"/>
-            <w:bottom w:w="0" w:type="dxa"/>
-          </w:tblCellMar>
-        </w:tblPrEx>
         <w:tc>
           <w:tcPr>
             <w:tcW w:w="9360" w:type="dxa"/>
@@ -5303,12 +6429,6 @@
         <w:gridCol w:w="9360"/>
       </w:tblGrid>
       <w:tr>
-        <w:tblPrEx>
-          <w:tblCellMar>
-            <w:top w:w="0" w:type="dxa"/>
-            <w:bottom w:w="0" w:type="dxa"/>
-          </w:tblCellMar>
-        </w:tblPrEx>
         <w:tc>
           <w:tcPr>
             <w:tcW w:w="9360" w:type="dxa"/>
@@ -5341,8 +6461,17 @@
                 <w:sz w:val="20"/>
                 <w:szCs w:val="20"/>
               </w:rPr>
-              <w:t>Entradas: direccion</w:t>
-            </w:r>
+              <w:t xml:space="preserve">Entradas: </w:t>
+            </w:r>
+            <w:proofErr w:type="spellStart"/>
+            <w:r>
+              <w:rPr>
+                <w:sz w:val="20"/>
+                <w:szCs w:val="20"/>
+              </w:rPr>
+              <w:t>direccion</w:t>
+            </w:r>
+            <w:proofErr w:type="spellEnd"/>
           </w:p>
           <w:p>
             <w:r>
@@ -5381,12 +6510,6 @@
         <w:gridCol w:w="2057"/>
       </w:tblGrid>
       <w:tr>
-        <w:tblPrEx>
-          <w:tblCellMar>
-            <w:top w:w="0" w:type="dxa"/>
-            <w:bottom w:w="0" w:type="dxa"/>
-          </w:tblCellMar>
-        </w:tblPrEx>
         <w:tc>
           <w:tcPr>
             <w:tcW w:w="2000" w:type="dxa"/>
@@ -5509,12 +6632,6 @@
         </w:tc>
       </w:tr>
       <w:tr>
-        <w:tblPrEx>
-          <w:tblCellMar>
-            <w:top w:w="0" w:type="dxa"/>
-            <w:bottom w:w="0" w:type="dxa"/>
-          </w:tblCellMar>
-        </w:tblPrEx>
         <w:tc>
           <w:tcPr>
             <w:tcW w:w="2000" w:type="dxa"/>
@@ -5565,7 +6682,23 @@
                 <w:sz w:val="19"/>
                 <w:szCs w:val="19"/>
               </w:rPr>
-              <w:t>El jugador puede moverse en las direcciones habilitadas. Si la dirección no existe, se lanza ZonaInexistenteError. Al explorar, hay 60% de probabilidad de encontrar una criatura y 25% de encontrar un fragmento (en zonas aplicables).</w:t>
+              <w:t xml:space="preserve">El jugador puede moverse en las direcciones habilitadas. Si la dirección no existe, se lanza </w:t>
+            </w:r>
+            <w:proofErr w:type="spellStart"/>
+            <w:r>
+              <w:rPr>
+                <w:sz w:val="19"/>
+                <w:szCs w:val="19"/>
+              </w:rPr>
+              <w:t>ZonaInexistenteError</w:t>
+            </w:r>
+            <w:proofErr w:type="spellEnd"/>
+            <w:r>
+              <w:rPr>
+                <w:sz w:val="19"/>
+                <w:szCs w:val="19"/>
+              </w:rPr>
+              <w:t>. Al explorar, hay 60% de probabilidad de encontrar una criatura y 25% de encontrar un fragmento (en zonas aplicables).</w:t>
             </w:r>
           </w:p>
         </w:tc>
@@ -5592,7 +6725,151 @@
                 <w:sz w:val="19"/>
                 <w:szCs w:val="19"/>
               </w:rPr>
-              <w:t>Implementar Mapa.obtener_zona(nombre) con ZonaInexistenteError. Implementar Zona.conexiones como dict {dirección: nombre_zona}. Usar crear_mapa_default() con 5 zonas. Implementar Juego.explorar() con lógica de drop y encuentro.</w:t>
+              <w:t xml:space="preserve">Implementar </w:t>
+            </w:r>
+            <w:proofErr w:type="spellStart"/>
+            <w:r>
+              <w:rPr>
+                <w:sz w:val="19"/>
+                <w:szCs w:val="19"/>
+              </w:rPr>
+              <w:t>Mapa.obtener_zona</w:t>
+            </w:r>
+            <w:proofErr w:type="spellEnd"/>
+            <w:r>
+              <w:rPr>
+                <w:sz w:val="19"/>
+                <w:szCs w:val="19"/>
+              </w:rPr>
+              <w:t xml:space="preserve">(nombre) con </w:t>
+            </w:r>
+            <w:proofErr w:type="spellStart"/>
+            <w:r>
+              <w:rPr>
+                <w:sz w:val="19"/>
+                <w:szCs w:val="19"/>
+              </w:rPr>
+              <w:t>ZonaInexistenteError</w:t>
+            </w:r>
+            <w:proofErr w:type="spellEnd"/>
+            <w:r>
+              <w:rPr>
+                <w:sz w:val="19"/>
+                <w:szCs w:val="19"/>
+              </w:rPr>
+              <w:t xml:space="preserve">. Implementar </w:t>
+            </w:r>
+            <w:proofErr w:type="spellStart"/>
+            <w:r>
+              <w:rPr>
+                <w:sz w:val="19"/>
+                <w:szCs w:val="19"/>
+              </w:rPr>
+              <w:t>Zona.conexiones</w:t>
+            </w:r>
+            <w:proofErr w:type="spellEnd"/>
+            <w:r>
+              <w:rPr>
+                <w:sz w:val="19"/>
+                <w:szCs w:val="19"/>
+              </w:rPr>
+              <w:t xml:space="preserve"> como </w:t>
+            </w:r>
+            <w:proofErr w:type="spellStart"/>
+            <w:r>
+              <w:rPr>
+                <w:sz w:val="19"/>
+                <w:szCs w:val="19"/>
+              </w:rPr>
+              <w:t>dict</w:t>
+            </w:r>
+            <w:proofErr w:type="spellEnd"/>
+            <w:r>
+              <w:rPr>
+                <w:sz w:val="19"/>
+                <w:szCs w:val="19"/>
+              </w:rPr>
+              <w:t xml:space="preserve"> {dirección: </w:t>
+            </w:r>
+            <w:proofErr w:type="spellStart"/>
+            <w:r>
+              <w:rPr>
+                <w:sz w:val="19"/>
+                <w:szCs w:val="19"/>
+              </w:rPr>
+              <w:t>nombre_zona</w:t>
+            </w:r>
+            <w:proofErr w:type="spellEnd"/>
+            <w:r>
+              <w:rPr>
+                <w:sz w:val="19"/>
+                <w:szCs w:val="19"/>
+              </w:rPr>
+              <w:t xml:space="preserve">}. Usar </w:t>
+            </w:r>
+            <w:proofErr w:type="spellStart"/>
+            <w:r>
+              <w:rPr>
+                <w:sz w:val="19"/>
+                <w:szCs w:val="19"/>
+              </w:rPr>
+              <w:t>crear_mapa_</w:t>
+            </w:r>
+            <w:proofErr w:type="gramStart"/>
+            <w:r>
+              <w:rPr>
+                <w:sz w:val="19"/>
+                <w:szCs w:val="19"/>
+              </w:rPr>
+              <w:t>default</w:t>
+            </w:r>
+            <w:proofErr w:type="spellEnd"/>
+            <w:r>
+              <w:rPr>
+                <w:sz w:val="19"/>
+                <w:szCs w:val="19"/>
+              </w:rPr>
+              <w:t>(</w:t>
+            </w:r>
+            <w:proofErr w:type="gramEnd"/>
+            <w:r>
+              <w:rPr>
+                <w:sz w:val="19"/>
+                <w:szCs w:val="19"/>
+              </w:rPr>
+              <w:t xml:space="preserve">) con 5 zonas. Implementar </w:t>
+            </w:r>
+            <w:proofErr w:type="spellStart"/>
+            <w:r>
+              <w:rPr>
+                <w:sz w:val="19"/>
+                <w:szCs w:val="19"/>
+              </w:rPr>
+              <w:t>Juego.explorar</w:t>
+            </w:r>
+            <w:proofErr w:type="spellEnd"/>
+            <w:r>
+              <w:rPr>
+                <w:sz w:val="19"/>
+                <w:szCs w:val="19"/>
+              </w:rPr>
+              <w:t xml:space="preserve">() con lógica de </w:t>
+            </w:r>
+            <w:proofErr w:type="spellStart"/>
+            <w:r>
+              <w:rPr>
+                <w:sz w:val="19"/>
+                <w:szCs w:val="19"/>
+              </w:rPr>
+              <w:t>drop</w:t>
+            </w:r>
+            <w:proofErr w:type="spellEnd"/>
+            <w:r>
+              <w:rPr>
+                <w:sz w:val="19"/>
+                <w:szCs w:val="19"/>
+              </w:rPr>
+              <w:t xml:space="preserve"> y encuentro.</w:t>
             </w:r>
           </w:p>
         </w:tc>
@@ -5619,7 +6896,71 @@
                 <w:sz w:val="19"/>
                 <w:szCs w:val="19"/>
               </w:rPr>
-              <w:t>mapa.py · Mapa / Zona / crear_mapa_default() game_state.py · Juego.explorar() / Juego.mover()</w:t>
+              <w:t xml:space="preserve">mapa.py · Mapa / Zona / </w:t>
+            </w:r>
+            <w:proofErr w:type="spellStart"/>
+            <w:r>
+              <w:rPr>
+                <w:sz w:val="19"/>
+                <w:szCs w:val="19"/>
+              </w:rPr>
+              <w:t>crear_mapa_</w:t>
+            </w:r>
+            <w:proofErr w:type="gramStart"/>
+            <w:r>
+              <w:rPr>
+                <w:sz w:val="19"/>
+                <w:szCs w:val="19"/>
+              </w:rPr>
+              <w:t>default</w:t>
+            </w:r>
+            <w:proofErr w:type="spellEnd"/>
+            <w:r>
+              <w:rPr>
+                <w:sz w:val="19"/>
+                <w:szCs w:val="19"/>
+              </w:rPr>
+              <w:t>(</w:t>
+            </w:r>
+            <w:proofErr w:type="gramEnd"/>
+            <w:r>
+              <w:rPr>
+                <w:sz w:val="19"/>
+                <w:szCs w:val="19"/>
+              </w:rPr>
+              <w:t xml:space="preserve">) game_state.py · </w:t>
+            </w:r>
+            <w:proofErr w:type="spellStart"/>
+            <w:r>
+              <w:rPr>
+                <w:sz w:val="19"/>
+                <w:szCs w:val="19"/>
+              </w:rPr>
+              <w:t>Juego.explorar</w:t>
+            </w:r>
+            <w:proofErr w:type="spellEnd"/>
+            <w:r>
+              <w:rPr>
+                <w:sz w:val="19"/>
+                <w:szCs w:val="19"/>
+              </w:rPr>
+              <w:t xml:space="preserve">() / </w:t>
+            </w:r>
+            <w:proofErr w:type="spellStart"/>
+            <w:r>
+              <w:rPr>
+                <w:sz w:val="19"/>
+                <w:szCs w:val="19"/>
+              </w:rPr>
+              <w:t>Juego.mover</w:t>
+            </w:r>
+            <w:proofErr w:type="spellEnd"/>
+            <w:r>
+              <w:rPr>
+                <w:sz w:val="19"/>
+                <w:szCs w:val="19"/>
+              </w:rPr>
+              <w:t>()</w:t>
             </w:r>
           </w:p>
         </w:tc>
@@ -5647,12 +6988,6 @@
         <w:gridCol w:w="9360"/>
       </w:tblGrid>
       <w:tr>
-        <w:tblPrEx>
-          <w:tblCellMar>
-            <w:top w:w="0" w:type="dxa"/>
-            <w:bottom w:w="0" w:type="dxa"/>
-          </w:tblCellMar>
-        </w:tblPrEx>
         <w:tc>
           <w:tcPr>
             <w:tcW w:w="9360" w:type="dxa"/>
@@ -5708,12 +7043,6 @@
         <w:gridCol w:w="2543"/>
       </w:tblGrid>
       <w:tr>
-        <w:tblPrEx>
-          <w:tblCellMar>
-            <w:top w:w="0" w:type="dxa"/>
-            <w:bottom w:w="0" w:type="dxa"/>
-          </w:tblCellMar>
-        </w:tblPrEx>
         <w:tc>
           <w:tcPr>
             <w:tcW w:w="2000" w:type="dxa"/>
@@ -5740,6 +7069,7 @@
                 <w:sz w:val="20"/>
                 <w:szCs w:val="20"/>
               </w:rPr>
+              <w:lastRenderedPageBreak/>
               <w:t>RF / Clase responsable</w:t>
             </w:r>
           </w:p>
@@ -5836,12 +7166,6 @@
         </w:tc>
       </w:tr>
       <w:tr>
-        <w:tblPrEx>
-          <w:tblCellMar>
-            <w:top w:w="0" w:type="dxa"/>
-            <w:bottom w:w="0" w:type="dxa"/>
-          </w:tblCellMar>
-        </w:tblPrEx>
         <w:tc>
           <w:tcPr>
             <w:tcW w:w="2000" w:type="dxa"/>
@@ -5892,7 +7216,96 @@
                 <w:sz w:val="19"/>
                 <w:szCs w:val="19"/>
               </w:rPr>
-              <w:t>La captura requiere un ítem con es_captura=True. Probabilidad = max(0.10, 1.0 − (hp/hp_max) × 0.85). Si falla, se lanza CapturaFallidaError. Si el equipo está lleno, se lanza EquipoLlenoError. El ítem se consume siempre.</w:t>
+              <w:t xml:space="preserve">La captura requiere un ítem con </w:t>
+            </w:r>
+            <w:proofErr w:type="spellStart"/>
+            <w:r>
+              <w:rPr>
+                <w:sz w:val="19"/>
+                <w:szCs w:val="19"/>
+              </w:rPr>
+              <w:t>es_captura</w:t>
+            </w:r>
+            <w:proofErr w:type="spellEnd"/>
+            <w:r>
+              <w:rPr>
+                <w:sz w:val="19"/>
+                <w:szCs w:val="19"/>
+              </w:rPr>
+              <w:t xml:space="preserve">=True. Probabilidad = </w:t>
+            </w:r>
+            <w:proofErr w:type="spellStart"/>
+            <w:proofErr w:type="gramStart"/>
+            <w:r>
+              <w:rPr>
+                <w:sz w:val="19"/>
+                <w:szCs w:val="19"/>
+              </w:rPr>
+              <w:t>max</w:t>
+            </w:r>
+            <w:proofErr w:type="spellEnd"/>
+            <w:r>
+              <w:rPr>
+                <w:sz w:val="19"/>
+                <w:szCs w:val="19"/>
+              </w:rPr>
+              <w:t>(</w:t>
+            </w:r>
+            <w:proofErr w:type="gramEnd"/>
+            <w:r>
+              <w:rPr>
+                <w:sz w:val="19"/>
+                <w:szCs w:val="19"/>
+              </w:rPr>
+              <w:t>0.10, 1.0 − (hp/</w:t>
+            </w:r>
+            <w:proofErr w:type="spellStart"/>
+            <w:r>
+              <w:rPr>
+                <w:sz w:val="19"/>
+                <w:szCs w:val="19"/>
+              </w:rPr>
+              <w:t>hp_max</w:t>
+            </w:r>
+            <w:proofErr w:type="spellEnd"/>
+            <w:r>
+              <w:rPr>
+                <w:sz w:val="19"/>
+                <w:szCs w:val="19"/>
+              </w:rPr>
+              <w:t xml:space="preserve">) × 0.85). Si falla, se lanza </w:t>
+            </w:r>
+            <w:proofErr w:type="spellStart"/>
+            <w:r>
+              <w:rPr>
+                <w:sz w:val="19"/>
+                <w:szCs w:val="19"/>
+              </w:rPr>
+              <w:t>CapturaFallidaError</w:t>
+            </w:r>
+            <w:proofErr w:type="spellEnd"/>
+            <w:r>
+              <w:rPr>
+                <w:sz w:val="19"/>
+                <w:szCs w:val="19"/>
+              </w:rPr>
+              <w:t xml:space="preserve">. Si el equipo está lleno, se lanza </w:t>
+            </w:r>
+            <w:proofErr w:type="spellStart"/>
+            <w:r>
+              <w:rPr>
+                <w:sz w:val="19"/>
+                <w:szCs w:val="19"/>
+              </w:rPr>
+              <w:t>EquipoLlenoError</w:t>
+            </w:r>
+            <w:proofErr w:type="spellEnd"/>
+            <w:r>
+              <w:rPr>
+                <w:sz w:val="19"/>
+                <w:szCs w:val="19"/>
+              </w:rPr>
+              <w:t>. El ítem se consume siempre.</w:t>
             </w:r>
           </w:p>
         </w:tc>
@@ -5919,7 +7332,135 @@
                 <w:sz w:val="19"/>
                 <w:szCs w:val="19"/>
               </w:rPr>
-              <w:t>Implementar Jugador.capturar_criatura(criatura, nombre_item). Calcular probabilidad con ratio_hp. Llamar consumir_item() antes de evaluar el resultado. Soportar captura durante batalla (Juego.intentar_captura_en_batalla()).</w:t>
+              <w:t xml:space="preserve">Implementar </w:t>
+            </w:r>
+            <w:proofErr w:type="spellStart"/>
+            <w:r>
+              <w:rPr>
+                <w:sz w:val="19"/>
+                <w:szCs w:val="19"/>
+              </w:rPr>
+              <w:t>Jugador.capturar_</w:t>
+            </w:r>
+            <w:proofErr w:type="gramStart"/>
+            <w:r>
+              <w:rPr>
+                <w:sz w:val="19"/>
+                <w:szCs w:val="19"/>
+              </w:rPr>
+              <w:t>criatura</w:t>
+            </w:r>
+            <w:proofErr w:type="spellEnd"/>
+            <w:r>
+              <w:rPr>
+                <w:sz w:val="19"/>
+                <w:szCs w:val="19"/>
+              </w:rPr>
+              <w:t>(</w:t>
+            </w:r>
+            <w:proofErr w:type="gramEnd"/>
+            <w:r>
+              <w:rPr>
+                <w:sz w:val="19"/>
+                <w:szCs w:val="19"/>
+              </w:rPr>
+              <w:t xml:space="preserve">criatura, </w:t>
+            </w:r>
+            <w:proofErr w:type="spellStart"/>
+            <w:r>
+              <w:rPr>
+                <w:sz w:val="19"/>
+                <w:szCs w:val="19"/>
+              </w:rPr>
+              <w:t>nombre_item</w:t>
+            </w:r>
+            <w:proofErr w:type="spellEnd"/>
+            <w:r>
+              <w:rPr>
+                <w:sz w:val="19"/>
+                <w:szCs w:val="19"/>
+              </w:rPr>
+              <w:t xml:space="preserve">). Calcular probabilidad con </w:t>
+            </w:r>
+            <w:proofErr w:type="spellStart"/>
+            <w:r>
+              <w:rPr>
+                <w:sz w:val="19"/>
+                <w:szCs w:val="19"/>
+              </w:rPr>
+              <w:t>ratio_hp</w:t>
+            </w:r>
+            <w:proofErr w:type="spellEnd"/>
+            <w:r>
+              <w:rPr>
+                <w:sz w:val="19"/>
+                <w:szCs w:val="19"/>
+              </w:rPr>
+              <w:t xml:space="preserve">. Llamar </w:t>
+            </w:r>
+            <w:proofErr w:type="spellStart"/>
+            <w:r>
+              <w:rPr>
+                <w:sz w:val="19"/>
+                <w:szCs w:val="19"/>
+              </w:rPr>
+              <w:t>consumir_</w:t>
+            </w:r>
+            <w:proofErr w:type="gramStart"/>
+            <w:r>
+              <w:rPr>
+                <w:sz w:val="19"/>
+                <w:szCs w:val="19"/>
+              </w:rPr>
+              <w:t>item</w:t>
+            </w:r>
+            <w:proofErr w:type="spellEnd"/>
+            <w:r>
+              <w:rPr>
+                <w:sz w:val="19"/>
+                <w:szCs w:val="19"/>
+              </w:rPr>
+              <w:t>(</w:t>
+            </w:r>
+            <w:proofErr w:type="gramEnd"/>
+            <w:r>
+              <w:rPr>
+                <w:sz w:val="19"/>
+                <w:szCs w:val="19"/>
+              </w:rPr>
+              <w:t>) antes de evaluar el resultado. Soportar captura durante batalla (</w:t>
+            </w:r>
+            <w:proofErr w:type="spellStart"/>
+            <w:r>
+              <w:rPr>
+                <w:sz w:val="19"/>
+                <w:szCs w:val="19"/>
+              </w:rPr>
+              <w:t>Juego.intentar_captura_en_</w:t>
+            </w:r>
+            <w:proofErr w:type="gramStart"/>
+            <w:r>
+              <w:rPr>
+                <w:sz w:val="19"/>
+                <w:szCs w:val="19"/>
+              </w:rPr>
+              <w:t>batalla</w:t>
+            </w:r>
+            <w:proofErr w:type="spellEnd"/>
+            <w:r>
+              <w:rPr>
+                <w:sz w:val="19"/>
+                <w:szCs w:val="19"/>
+              </w:rPr>
+              <w:t>(</w:t>
+            </w:r>
+            <w:proofErr w:type="gramEnd"/>
+            <w:r>
+              <w:rPr>
+                <w:sz w:val="19"/>
+                <w:szCs w:val="19"/>
+              </w:rPr>
+              <w:t>)).</w:t>
             </w:r>
           </w:p>
         </w:tc>
@@ -5946,7 +7487,55 @@
                 <w:sz w:val="19"/>
                 <w:szCs w:val="19"/>
               </w:rPr>
-              <w:t>jugador.py · Jugador.capturar_criatura() game_state.py · Juego.capturar() excepciones.py</w:t>
+              <w:t xml:space="preserve">jugador.py · </w:t>
+            </w:r>
+            <w:proofErr w:type="spellStart"/>
+            <w:r>
+              <w:rPr>
+                <w:sz w:val="19"/>
+                <w:szCs w:val="19"/>
+              </w:rPr>
+              <w:t>Jugador.capturar_</w:t>
+            </w:r>
+            <w:proofErr w:type="gramStart"/>
+            <w:r>
+              <w:rPr>
+                <w:sz w:val="19"/>
+                <w:szCs w:val="19"/>
+              </w:rPr>
+              <w:t>criatura</w:t>
+            </w:r>
+            <w:proofErr w:type="spellEnd"/>
+            <w:r>
+              <w:rPr>
+                <w:sz w:val="19"/>
+                <w:szCs w:val="19"/>
+              </w:rPr>
+              <w:t>(</w:t>
+            </w:r>
+            <w:proofErr w:type="gramEnd"/>
+            <w:r>
+              <w:rPr>
+                <w:sz w:val="19"/>
+                <w:szCs w:val="19"/>
+              </w:rPr>
+              <w:t xml:space="preserve">) game_state.py · </w:t>
+            </w:r>
+            <w:proofErr w:type="spellStart"/>
+            <w:r>
+              <w:rPr>
+                <w:sz w:val="19"/>
+                <w:szCs w:val="19"/>
+              </w:rPr>
+              <w:t>Juego.capturar</w:t>
+            </w:r>
+            <w:proofErr w:type="spellEnd"/>
+            <w:r>
+              <w:rPr>
+                <w:sz w:val="19"/>
+                <w:szCs w:val="19"/>
+              </w:rPr>
+              <w:t>() excepciones.py</w:t>
             </w:r>
           </w:p>
         </w:tc>
@@ -5974,12 +7563,6 @@
         <w:gridCol w:w="9360"/>
       </w:tblGrid>
       <w:tr>
-        <w:tblPrEx>
-          <w:tblCellMar>
-            <w:top w:w="0" w:type="dxa"/>
-            <w:bottom w:w="0" w:type="dxa"/>
-          </w:tblCellMar>
-        </w:tblPrEx>
         <w:tc>
           <w:tcPr>
             <w:tcW w:w="9360" w:type="dxa"/>
@@ -6035,12 +7618,6 @@
         <w:gridCol w:w="2099"/>
       </w:tblGrid>
       <w:tr>
-        <w:tblPrEx>
-          <w:tblCellMar>
-            <w:top w:w="0" w:type="dxa"/>
-            <w:bottom w:w="0" w:type="dxa"/>
-          </w:tblCellMar>
-        </w:tblPrEx>
         <w:tc>
           <w:tcPr>
             <w:tcW w:w="2000" w:type="dxa"/>
@@ -6163,12 +7740,6 @@
         </w:tc>
       </w:tr>
       <w:tr>
-        <w:tblPrEx>
-          <w:tblCellMar>
-            <w:top w:w="0" w:type="dxa"/>
-            <w:bottom w:w="0" w:type="dxa"/>
-          </w:tblCellMar>
-        </w:tblPrEx>
         <w:tc>
           <w:tcPr>
             <w:tcW w:w="2000" w:type="dxa"/>
@@ -6219,7 +7790,23 @@
                 <w:sz w:val="19"/>
                 <w:szCs w:val="19"/>
               </w:rPr>
-              <w:t>Para iniciar una batalla el jugador debe tener al menos una criatura no debilitada. La batalla recibe la criatura enemiga y el clima de la zona actual. El estado inicial es EstadoBatalla.EN_CURSO. El log registra el evento de inicio con nombre del clima. El turno parte desde 1.</w:t>
+              <w:t xml:space="preserve">Para iniciar una batalla el jugador debe tener al menos una criatura no debilitada. La batalla recibe la criatura enemiga y el clima de la zona actual. El estado inicial es </w:t>
+            </w:r>
+            <w:proofErr w:type="spellStart"/>
+            <w:r>
+              <w:rPr>
+                <w:sz w:val="19"/>
+                <w:szCs w:val="19"/>
+              </w:rPr>
+              <w:t>EstadoBatalla.EN_CURSO</w:t>
+            </w:r>
+            <w:proofErr w:type="spellEnd"/>
+            <w:r>
+              <w:rPr>
+                <w:sz w:val="19"/>
+                <w:szCs w:val="19"/>
+              </w:rPr>
+              <w:t>. El log registra el evento de inicio con nombre del clima. El turno parte desde 1.</w:t>
             </w:r>
           </w:p>
         </w:tc>
@@ -6246,7 +7833,119 @@
                 <w:sz w:val="19"/>
                 <w:szCs w:val="19"/>
               </w:rPr>
-              <w:t>Implementar Batalla.__init__(jugador, enemigo, nombre_clima). Validar criatura activa; lanzar CriaturaDebilitadaError si todas están debilitadas. Instanciar CondicionClimatica(nombre_clima) dentro de Batalla. Inicializar self.log con el mensaje de inicio.</w:t>
+              <w:t xml:space="preserve">Implementar </w:t>
+            </w:r>
+            <w:proofErr w:type="gramStart"/>
+            <w:r>
+              <w:rPr>
+                <w:sz w:val="19"/>
+                <w:szCs w:val="19"/>
+              </w:rPr>
+              <w:t>Batalla._</w:t>
+            </w:r>
+            <w:proofErr w:type="gramEnd"/>
+            <w:r>
+              <w:rPr>
+                <w:sz w:val="19"/>
+                <w:szCs w:val="19"/>
+              </w:rPr>
+              <w:t>_</w:t>
+            </w:r>
+            <w:proofErr w:type="spellStart"/>
+            <w:r>
+              <w:rPr>
+                <w:sz w:val="19"/>
+                <w:szCs w:val="19"/>
+              </w:rPr>
+              <w:t>init</w:t>
+            </w:r>
+            <w:proofErr w:type="spellEnd"/>
+            <w:r>
+              <w:rPr>
+                <w:sz w:val="19"/>
+                <w:szCs w:val="19"/>
+              </w:rPr>
+              <w:t>_</w:t>
+            </w:r>
+            <w:proofErr w:type="gramStart"/>
+            <w:r>
+              <w:rPr>
+                <w:sz w:val="19"/>
+                <w:szCs w:val="19"/>
+              </w:rPr>
+              <w:t>_(</w:t>
+            </w:r>
+            <w:proofErr w:type="gramEnd"/>
+            <w:r>
+              <w:rPr>
+                <w:sz w:val="19"/>
+                <w:szCs w:val="19"/>
+              </w:rPr>
+              <w:t xml:space="preserve">jugador, enemigo, </w:t>
+            </w:r>
+            <w:proofErr w:type="spellStart"/>
+            <w:r>
+              <w:rPr>
+                <w:sz w:val="19"/>
+                <w:szCs w:val="19"/>
+              </w:rPr>
+              <w:t>nombre_clima</w:t>
+            </w:r>
+            <w:proofErr w:type="spellEnd"/>
+            <w:r>
+              <w:rPr>
+                <w:sz w:val="19"/>
+                <w:szCs w:val="19"/>
+              </w:rPr>
+              <w:t xml:space="preserve">). Validar criatura activa; lanzar </w:t>
+            </w:r>
+            <w:proofErr w:type="spellStart"/>
+            <w:r>
+              <w:rPr>
+                <w:sz w:val="19"/>
+                <w:szCs w:val="19"/>
+              </w:rPr>
+              <w:t>CriaturaDebilitadaError</w:t>
+            </w:r>
+            <w:proofErr w:type="spellEnd"/>
+            <w:r>
+              <w:rPr>
+                <w:sz w:val="19"/>
+                <w:szCs w:val="19"/>
+              </w:rPr>
+              <w:t xml:space="preserve"> si todas están debilitadas. Instanciar </w:t>
+            </w:r>
+            <w:proofErr w:type="spellStart"/>
+            <w:r>
+              <w:rPr>
+                <w:sz w:val="19"/>
+                <w:szCs w:val="19"/>
+              </w:rPr>
+              <w:t>CondicionClimatica</w:t>
+            </w:r>
+            <w:proofErr w:type="spellEnd"/>
+            <w:r>
+              <w:rPr>
+                <w:sz w:val="19"/>
+                <w:szCs w:val="19"/>
+              </w:rPr>
+              <w:t>(</w:t>
+            </w:r>
+            <w:proofErr w:type="spellStart"/>
+            <w:r>
+              <w:rPr>
+                <w:sz w:val="19"/>
+                <w:szCs w:val="19"/>
+              </w:rPr>
+              <w:t>nombre_clima</w:t>
+            </w:r>
+            <w:proofErr w:type="spellEnd"/>
+            <w:r>
+              <w:rPr>
+                <w:sz w:val="19"/>
+                <w:szCs w:val="19"/>
+              </w:rPr>
+              <w:t>) dentro de Batalla. Inicializar self.log con el mensaje de inicio.</w:t>
             </w:r>
           </w:p>
         </w:tc>
@@ -6273,7 +7972,87 @@
                 <w:sz w:val="19"/>
                 <w:szCs w:val="19"/>
               </w:rPr>
-              <w:t>batalla.py · Batalla.__init__() game_state.py · Juego.iniciar_batalla()</w:t>
+              <w:t xml:space="preserve">batalla.py · </w:t>
+            </w:r>
+            <w:proofErr w:type="gramStart"/>
+            <w:r>
+              <w:rPr>
+                <w:sz w:val="19"/>
+                <w:szCs w:val="19"/>
+              </w:rPr>
+              <w:t>Batalla._</w:t>
+            </w:r>
+            <w:proofErr w:type="gramEnd"/>
+            <w:r>
+              <w:rPr>
+                <w:sz w:val="19"/>
+                <w:szCs w:val="19"/>
+              </w:rPr>
+              <w:t>_</w:t>
+            </w:r>
+            <w:proofErr w:type="spellStart"/>
+            <w:r>
+              <w:rPr>
+                <w:sz w:val="19"/>
+                <w:szCs w:val="19"/>
+              </w:rPr>
+              <w:t>init</w:t>
+            </w:r>
+            <w:proofErr w:type="spellEnd"/>
+            <w:r>
+              <w:rPr>
+                <w:sz w:val="19"/>
+                <w:szCs w:val="19"/>
+              </w:rPr>
+              <w:t>_</w:t>
+            </w:r>
+            <w:proofErr w:type="gramStart"/>
+            <w:r>
+              <w:rPr>
+                <w:sz w:val="19"/>
+                <w:szCs w:val="19"/>
+              </w:rPr>
+              <w:t>_(</w:t>
+            </w:r>
+            <w:proofErr w:type="gramEnd"/>
+            <w:r>
+              <w:rPr>
+                <w:sz w:val="19"/>
+                <w:szCs w:val="19"/>
+              </w:rPr>
+              <w:t xml:space="preserve">) game_state.py · </w:t>
+            </w:r>
+            <w:proofErr w:type="spellStart"/>
+            <w:r>
+              <w:rPr>
+                <w:sz w:val="19"/>
+                <w:szCs w:val="19"/>
+              </w:rPr>
+              <w:t>Juego.iniciar_</w:t>
+            </w:r>
+            <w:proofErr w:type="gramStart"/>
+            <w:r>
+              <w:rPr>
+                <w:sz w:val="19"/>
+                <w:szCs w:val="19"/>
+              </w:rPr>
+              <w:t>batalla</w:t>
+            </w:r>
+            <w:proofErr w:type="spellEnd"/>
+            <w:r>
+              <w:rPr>
+                <w:sz w:val="19"/>
+                <w:szCs w:val="19"/>
+              </w:rPr>
+              <w:t>(</w:t>
+            </w:r>
+            <w:proofErr w:type="gramEnd"/>
+            <w:r>
+              <w:rPr>
+                <w:sz w:val="19"/>
+                <w:szCs w:val="19"/>
+              </w:rPr>
+              <w:t>)</w:t>
             </w:r>
           </w:p>
         </w:tc>
@@ -6301,12 +8080,6 @@
         <w:gridCol w:w="9360"/>
       </w:tblGrid>
       <w:tr>
-        <w:tblPrEx>
-          <w:tblCellMar>
-            <w:top w:w="0" w:type="dxa"/>
-            <w:bottom w:w="0" w:type="dxa"/>
-          </w:tblCellMar>
-        </w:tblPrEx>
         <w:tc>
           <w:tcPr>
             <w:tcW w:w="9360" w:type="dxa"/>
@@ -6362,12 +8135,6 @@
         <w:gridCol w:w="2817"/>
       </w:tblGrid>
       <w:tr>
-        <w:tblPrEx>
-          <w:tblCellMar>
-            <w:top w:w="0" w:type="dxa"/>
-            <w:bottom w:w="0" w:type="dxa"/>
-          </w:tblCellMar>
-        </w:tblPrEx>
         <w:tc>
           <w:tcPr>
             <w:tcW w:w="2000" w:type="dxa"/>
@@ -6490,12 +8257,6 @@
         </w:tc>
       </w:tr>
       <w:tr>
-        <w:tblPrEx>
-          <w:tblCellMar>
-            <w:top w:w="0" w:type="dxa"/>
-            <w:bottom w:w="0" w:type="dxa"/>
-          </w:tblCellMar>
-        </w:tblPrEx>
         <w:tc>
           <w:tcPr>
             <w:tcW w:w="2000" w:type="dxa"/>
@@ -6546,7 +8307,7 @@
                 <w:sz w:val="19"/>
                 <w:szCs w:val="19"/>
               </w:rPr>
-              <w:t xml:space="preserve">Al inicio del turno la criatura del jugador recupera 8 MP. El clima aplica daño por turno antes de los ataques. El orden se determina </w:t>
+              <w:t xml:space="preserve">Al inicio del turno la criatura del jugador recupera 8 MP. El clima aplica daño por turno antes de los ataques. El orden se determina por velocidad. El </w:t>
             </w:r>
             <w:r>
               <w:rPr>
@@ -6554,7 +8315,23 @@
                 <w:szCs w:val="19"/>
               </w:rPr>
               <w:lastRenderedPageBreak/>
-              <w:t>por velocidad. El modificador climático (×1.20 / ×0.90 / ×1.0) se aplica al ATK. Los especiales penetran 70% DEF; los básicos, 50%. Si no hay MP, fallback a Atacar. El log registra todos los eventos.</w:t>
+              <w:t xml:space="preserve">modificador climático (×1.20 / ×0.90 / ×1.0) se aplica al ATK. Los especiales penetran 70% DEF; los básicos, 50%. Si no hay MP, </w:t>
+            </w:r>
+            <w:proofErr w:type="spellStart"/>
+            <w:r>
+              <w:rPr>
+                <w:sz w:val="19"/>
+                <w:szCs w:val="19"/>
+              </w:rPr>
+              <w:t>fallback</w:t>
+            </w:r>
+            <w:proofErr w:type="spellEnd"/>
+            <w:r>
+              <w:rPr>
+                <w:sz w:val="19"/>
+                <w:szCs w:val="19"/>
+              </w:rPr>
+              <w:t xml:space="preserve"> a Atacar. El log registra todos los eventos.</w:t>
             </w:r>
           </w:p>
         </w:tc>
@@ -6582,7 +8359,265 @@
                 <w:szCs w:val="19"/>
               </w:rPr>
               <w:lastRenderedPageBreak/>
-              <w:t>Implementar Batalla.ejecutar_turno(usar_item, nombre_item, nombre_habilidad). Llamar criatura.recuperar_mp_turno() al inicio. Llamar condicion_climatica.aplicar_dano_turno(). Llamar Habilidad.usar(usuario, objetivo, mod_clima). Verificar fin con _verificar_fin(). Limpiar _evasivo con limpiar_estado_turno().</w:t>
+              <w:t xml:space="preserve">Implementar </w:t>
+            </w:r>
+            <w:proofErr w:type="spellStart"/>
+            <w:r>
+              <w:rPr>
+                <w:sz w:val="19"/>
+                <w:szCs w:val="19"/>
+              </w:rPr>
+              <w:t>Batalla.ejecutar_</w:t>
+            </w:r>
+            <w:proofErr w:type="gramStart"/>
+            <w:r>
+              <w:rPr>
+                <w:sz w:val="19"/>
+                <w:szCs w:val="19"/>
+              </w:rPr>
+              <w:t>turno</w:t>
+            </w:r>
+            <w:proofErr w:type="spellEnd"/>
+            <w:r>
+              <w:rPr>
+                <w:sz w:val="19"/>
+                <w:szCs w:val="19"/>
+              </w:rPr>
+              <w:t>(</w:t>
+            </w:r>
+            <w:proofErr w:type="spellStart"/>
+            <w:proofErr w:type="gramEnd"/>
+            <w:r>
+              <w:rPr>
+                <w:sz w:val="19"/>
+                <w:szCs w:val="19"/>
+              </w:rPr>
+              <w:t>usar_item</w:t>
+            </w:r>
+            <w:proofErr w:type="spellEnd"/>
+            <w:r>
+              <w:rPr>
+                <w:sz w:val="19"/>
+                <w:szCs w:val="19"/>
+              </w:rPr>
+              <w:t xml:space="preserve">, </w:t>
+            </w:r>
+            <w:proofErr w:type="spellStart"/>
+            <w:r>
+              <w:rPr>
+                <w:sz w:val="19"/>
+                <w:szCs w:val="19"/>
+              </w:rPr>
+              <w:t>nombre_item</w:t>
+            </w:r>
+            <w:proofErr w:type="spellEnd"/>
+            <w:r>
+              <w:rPr>
+                <w:sz w:val="19"/>
+                <w:szCs w:val="19"/>
+              </w:rPr>
+              <w:t xml:space="preserve">, </w:t>
+            </w:r>
+            <w:proofErr w:type="spellStart"/>
+            <w:r>
+              <w:rPr>
+                <w:sz w:val="19"/>
+                <w:szCs w:val="19"/>
+              </w:rPr>
+              <w:t>nombre_habilidad</w:t>
+            </w:r>
+            <w:proofErr w:type="spellEnd"/>
+            <w:r>
+              <w:rPr>
+                <w:sz w:val="19"/>
+                <w:szCs w:val="19"/>
+              </w:rPr>
+              <w:t xml:space="preserve">). Llamar </w:t>
+            </w:r>
+            <w:proofErr w:type="spellStart"/>
+            <w:proofErr w:type="gramStart"/>
+            <w:r>
+              <w:rPr>
+                <w:sz w:val="19"/>
+                <w:szCs w:val="19"/>
+              </w:rPr>
+              <w:t>criatura.recuperar</w:t>
+            </w:r>
+            <w:proofErr w:type="gramEnd"/>
+            <w:r>
+              <w:rPr>
+                <w:sz w:val="19"/>
+                <w:szCs w:val="19"/>
+              </w:rPr>
+              <w:t>_mp_</w:t>
+            </w:r>
+            <w:proofErr w:type="gramStart"/>
+            <w:r>
+              <w:rPr>
+                <w:sz w:val="19"/>
+                <w:szCs w:val="19"/>
+              </w:rPr>
+              <w:t>turno</w:t>
+            </w:r>
+            <w:proofErr w:type="spellEnd"/>
+            <w:r>
+              <w:rPr>
+                <w:sz w:val="19"/>
+                <w:szCs w:val="19"/>
+              </w:rPr>
+              <w:t>(</w:t>
+            </w:r>
+            <w:proofErr w:type="gramEnd"/>
+            <w:r>
+              <w:rPr>
+                <w:sz w:val="19"/>
+                <w:szCs w:val="19"/>
+              </w:rPr>
+              <w:t xml:space="preserve">) al inicio. Llamar </w:t>
+            </w:r>
+            <w:proofErr w:type="spellStart"/>
+            <w:r>
+              <w:rPr>
+                <w:sz w:val="19"/>
+                <w:szCs w:val="19"/>
+              </w:rPr>
+              <w:t>condicion_</w:t>
+            </w:r>
+            <w:proofErr w:type="gramStart"/>
+            <w:r>
+              <w:rPr>
+                <w:sz w:val="19"/>
+                <w:szCs w:val="19"/>
+              </w:rPr>
+              <w:t>climatica.aplicar</w:t>
+            </w:r>
+            <w:proofErr w:type="gramEnd"/>
+            <w:r>
+              <w:rPr>
+                <w:sz w:val="19"/>
+                <w:szCs w:val="19"/>
+              </w:rPr>
+              <w:t>_dano_</w:t>
+            </w:r>
+            <w:proofErr w:type="gramStart"/>
+            <w:r>
+              <w:rPr>
+                <w:sz w:val="19"/>
+                <w:szCs w:val="19"/>
+              </w:rPr>
+              <w:t>turno</w:t>
+            </w:r>
+            <w:proofErr w:type="spellEnd"/>
+            <w:r>
+              <w:rPr>
+                <w:sz w:val="19"/>
+                <w:szCs w:val="19"/>
+              </w:rPr>
+              <w:t>(</w:t>
+            </w:r>
+            <w:proofErr w:type="gramEnd"/>
+            <w:r>
+              <w:rPr>
+                <w:sz w:val="19"/>
+                <w:szCs w:val="19"/>
+              </w:rPr>
+              <w:t xml:space="preserve">). Llamar </w:t>
+            </w:r>
+            <w:proofErr w:type="spellStart"/>
+            <w:r>
+              <w:rPr>
+                <w:sz w:val="19"/>
+                <w:szCs w:val="19"/>
+              </w:rPr>
+              <w:t>Habilidad.usar</w:t>
+            </w:r>
+            <w:proofErr w:type="spellEnd"/>
+            <w:r>
+              <w:rPr>
+                <w:sz w:val="19"/>
+                <w:szCs w:val="19"/>
+              </w:rPr>
+              <w:t xml:space="preserve">(usuario, objetivo, </w:t>
+            </w:r>
+            <w:proofErr w:type="spellStart"/>
+            <w:r>
+              <w:rPr>
+                <w:sz w:val="19"/>
+                <w:szCs w:val="19"/>
+              </w:rPr>
+              <w:t>mod_clima</w:t>
+            </w:r>
+            <w:proofErr w:type="spellEnd"/>
+            <w:r>
+              <w:rPr>
+                <w:sz w:val="19"/>
+                <w:szCs w:val="19"/>
+              </w:rPr>
+              <w:t>). Verificar fin con _</w:t>
+            </w:r>
+            <w:proofErr w:type="spellStart"/>
+            <w:r>
+              <w:rPr>
+                <w:sz w:val="19"/>
+                <w:szCs w:val="19"/>
+              </w:rPr>
+              <w:t>verificar_</w:t>
+            </w:r>
+            <w:proofErr w:type="gramStart"/>
+            <w:r>
+              <w:rPr>
+                <w:sz w:val="19"/>
+                <w:szCs w:val="19"/>
+              </w:rPr>
+              <w:t>fin</w:t>
+            </w:r>
+            <w:proofErr w:type="spellEnd"/>
+            <w:r>
+              <w:rPr>
+                <w:sz w:val="19"/>
+                <w:szCs w:val="19"/>
+              </w:rPr>
+              <w:t>(</w:t>
+            </w:r>
+            <w:proofErr w:type="gramEnd"/>
+            <w:r>
+              <w:rPr>
+                <w:sz w:val="19"/>
+                <w:szCs w:val="19"/>
+              </w:rPr>
+              <w:t xml:space="preserve">). Limpiar _evasivo con </w:t>
+            </w:r>
+            <w:proofErr w:type="spellStart"/>
+            <w:r>
+              <w:rPr>
+                <w:sz w:val="19"/>
+                <w:szCs w:val="19"/>
+              </w:rPr>
+              <w:t>limpiar_estado_</w:t>
+            </w:r>
+            <w:proofErr w:type="gramStart"/>
+            <w:r>
+              <w:rPr>
+                <w:sz w:val="19"/>
+                <w:szCs w:val="19"/>
+              </w:rPr>
+              <w:t>turno</w:t>
+            </w:r>
+            <w:proofErr w:type="spellEnd"/>
+            <w:r>
+              <w:rPr>
+                <w:sz w:val="19"/>
+                <w:szCs w:val="19"/>
+              </w:rPr>
+              <w:t>(</w:t>
+            </w:r>
+            <w:proofErr w:type="gramEnd"/>
+            <w:r>
+              <w:rPr>
+                <w:sz w:val="19"/>
+                <w:szCs w:val="19"/>
+              </w:rPr>
+              <w:t>).</w:t>
             </w:r>
           </w:p>
         </w:tc>
@@ -6609,7 +8644,87 @@
                 <w:sz w:val="19"/>
                 <w:szCs w:val="19"/>
               </w:rPr>
-              <w:t>batalla.py · Batalla.ejecutar_turno() habilidad.py · Habilidad.usar() criatura.py · Criatura.recuperar_mp_turno()</w:t>
+              <w:t xml:space="preserve">batalla.py · </w:t>
+            </w:r>
+            <w:proofErr w:type="spellStart"/>
+            <w:r>
+              <w:rPr>
+                <w:sz w:val="19"/>
+                <w:szCs w:val="19"/>
+              </w:rPr>
+              <w:t>Batalla.ejecutar_</w:t>
+            </w:r>
+            <w:proofErr w:type="gramStart"/>
+            <w:r>
+              <w:rPr>
+                <w:sz w:val="19"/>
+                <w:szCs w:val="19"/>
+              </w:rPr>
+              <w:t>turno</w:t>
+            </w:r>
+            <w:proofErr w:type="spellEnd"/>
+            <w:r>
+              <w:rPr>
+                <w:sz w:val="19"/>
+                <w:szCs w:val="19"/>
+              </w:rPr>
+              <w:t>(</w:t>
+            </w:r>
+            <w:proofErr w:type="gramEnd"/>
+            <w:r>
+              <w:rPr>
+                <w:sz w:val="19"/>
+                <w:szCs w:val="19"/>
+              </w:rPr>
+              <w:t xml:space="preserve">) habilidad.py · </w:t>
+            </w:r>
+            <w:proofErr w:type="spellStart"/>
+            <w:r>
+              <w:rPr>
+                <w:sz w:val="19"/>
+                <w:szCs w:val="19"/>
+              </w:rPr>
+              <w:t>Habilidad.usar</w:t>
+            </w:r>
+            <w:proofErr w:type="spellEnd"/>
+            <w:r>
+              <w:rPr>
+                <w:sz w:val="19"/>
+                <w:szCs w:val="19"/>
+              </w:rPr>
+              <w:t xml:space="preserve">() criatura.py · </w:t>
+            </w:r>
+            <w:proofErr w:type="spellStart"/>
+            <w:r>
+              <w:rPr>
+                <w:sz w:val="19"/>
+                <w:szCs w:val="19"/>
+              </w:rPr>
+              <w:t>Criatura.recuperar_mp_</w:t>
+            </w:r>
+            <w:proofErr w:type="gramStart"/>
+            <w:r>
+              <w:rPr>
+                <w:sz w:val="19"/>
+                <w:szCs w:val="19"/>
+              </w:rPr>
+              <w:t>turno</w:t>
+            </w:r>
+            <w:proofErr w:type="spellEnd"/>
+            <w:r>
+              <w:rPr>
+                <w:sz w:val="19"/>
+                <w:szCs w:val="19"/>
+              </w:rPr>
+              <w:t>(</w:t>
+            </w:r>
+            <w:proofErr w:type="gramEnd"/>
+            <w:r>
+              <w:rPr>
+                <w:sz w:val="19"/>
+                <w:szCs w:val="19"/>
+              </w:rPr>
+              <w:t>)</w:t>
             </w:r>
           </w:p>
         </w:tc>
@@ -6637,12 +8752,6 @@
         <w:gridCol w:w="9360"/>
       </w:tblGrid>
       <w:tr>
-        <w:tblPrEx>
-          <w:tblCellMar>
-            <w:top w:w="0" w:type="dxa"/>
-            <w:bottom w:w="0" w:type="dxa"/>
-          </w:tblCellMar>
-        </w:tblPrEx>
         <w:tc>
           <w:tcPr>
             <w:tcW w:w="9360" w:type="dxa"/>
@@ -6698,12 +8807,6 @@
         <w:gridCol w:w="2563"/>
       </w:tblGrid>
       <w:tr>
-        <w:tblPrEx>
-          <w:tblCellMar>
-            <w:top w:w="0" w:type="dxa"/>
-            <w:bottom w:w="0" w:type="dxa"/>
-          </w:tblCellMar>
-        </w:tblPrEx>
         <w:tc>
           <w:tcPr>
             <w:tcW w:w="2000" w:type="dxa"/>
@@ -6826,12 +8929,6 @@
         </w:tc>
       </w:tr>
       <w:tr>
-        <w:tblPrEx>
-          <w:tblCellMar>
-            <w:top w:w="0" w:type="dxa"/>
-            <w:bottom w:w="0" w:type="dxa"/>
-          </w:tblCellMar>
-        </w:tblPrEx>
         <w:tc>
           <w:tcPr>
             <w:tcW w:w="2000" w:type="dxa"/>
@@ -6855,8 +8952,17 @@
                 <w:sz w:val="19"/>
                 <w:szCs w:val="19"/>
               </w:rPr>
-              <w:t>RF6 – Equipar ítem | Jugador, Item</w:t>
-            </w:r>
+              <w:t xml:space="preserve">RF6 – Equipar ítem | Jugador, </w:t>
+            </w:r>
+            <w:proofErr w:type="spellStart"/>
+            <w:r>
+              <w:rPr>
+                <w:sz w:val="19"/>
+                <w:szCs w:val="19"/>
+              </w:rPr>
+              <w:t>Item</w:t>
+            </w:r>
+            <w:proofErr w:type="spellEnd"/>
           </w:p>
         </w:tc>
         <w:tc>
@@ -6882,7 +8988,103 @@
                 <w:sz w:val="19"/>
                 <w:szCs w:val="19"/>
               </w:rPr>
-              <w:t>Solo se puede equipar un ítem por criatura a la vez. Equipar aplica inmediatamente efecto_positivo y efecto_negativo usando if/elif sobre los atributos de Criatura. Si ya tiene un ítem, se revierte antes de aplicar el nuevo. No se puede equipar a una criatura debilitada (CriaturaDebilitadaError). El ítem debe estar en el inventario (ItemNoDisponibleError).</w:t>
+              <w:t xml:space="preserve">Solo se puede equipar un ítem por criatura a la vez. Equipar aplica inmediatamente </w:t>
+            </w:r>
+            <w:proofErr w:type="spellStart"/>
+            <w:r>
+              <w:rPr>
+                <w:sz w:val="19"/>
+                <w:szCs w:val="19"/>
+              </w:rPr>
+              <w:t>efecto_positivo</w:t>
+            </w:r>
+            <w:proofErr w:type="spellEnd"/>
+            <w:r>
+              <w:rPr>
+                <w:sz w:val="19"/>
+                <w:szCs w:val="19"/>
+              </w:rPr>
+              <w:t xml:space="preserve"> y </w:t>
+            </w:r>
+            <w:proofErr w:type="spellStart"/>
+            <w:r>
+              <w:rPr>
+                <w:sz w:val="19"/>
+                <w:szCs w:val="19"/>
+              </w:rPr>
+              <w:t>efecto_negativo</w:t>
+            </w:r>
+            <w:proofErr w:type="spellEnd"/>
+            <w:r>
+              <w:rPr>
+                <w:sz w:val="19"/>
+                <w:szCs w:val="19"/>
+              </w:rPr>
+              <w:t xml:space="preserve"> usando </w:t>
+            </w:r>
+            <w:proofErr w:type="spellStart"/>
+            <w:r>
+              <w:rPr>
+                <w:sz w:val="19"/>
+                <w:szCs w:val="19"/>
+              </w:rPr>
+              <w:t>if</w:t>
+            </w:r>
+            <w:proofErr w:type="spellEnd"/>
+            <w:r>
+              <w:rPr>
+                <w:sz w:val="19"/>
+                <w:szCs w:val="19"/>
+              </w:rPr>
+              <w:t>/</w:t>
+            </w:r>
+            <w:proofErr w:type="spellStart"/>
+            <w:r>
+              <w:rPr>
+                <w:sz w:val="19"/>
+                <w:szCs w:val="19"/>
+              </w:rPr>
+              <w:t>elif</w:t>
+            </w:r>
+            <w:proofErr w:type="spellEnd"/>
+            <w:r>
+              <w:rPr>
+                <w:sz w:val="19"/>
+                <w:szCs w:val="19"/>
+              </w:rPr>
+              <w:t xml:space="preserve"> sobre los atributos de Criatura. Si ya tiene un ítem, se revierte antes de aplicar el nuevo. No se puede equipar a una criatura debilitada (</w:t>
+            </w:r>
+            <w:proofErr w:type="spellStart"/>
+            <w:r>
+              <w:rPr>
+                <w:sz w:val="19"/>
+                <w:szCs w:val="19"/>
+              </w:rPr>
+              <w:t>CriaturaDebilitadaError</w:t>
+            </w:r>
+            <w:proofErr w:type="spellEnd"/>
+            <w:r>
+              <w:rPr>
+                <w:sz w:val="19"/>
+                <w:szCs w:val="19"/>
+              </w:rPr>
+              <w:t>). El ítem debe estar en el inventario (</w:t>
+            </w:r>
+            <w:proofErr w:type="spellStart"/>
+            <w:r>
+              <w:rPr>
+                <w:sz w:val="19"/>
+                <w:szCs w:val="19"/>
+              </w:rPr>
+              <w:t>ItemNoDisponibleError</w:t>
+            </w:r>
+            <w:proofErr w:type="spellEnd"/>
+            <w:r>
+              <w:rPr>
+                <w:sz w:val="19"/>
+                <w:szCs w:val="19"/>
+              </w:rPr>
+              <w:t>).</w:t>
             </w:r>
           </w:p>
         </w:tc>
@@ -6909,7 +9111,144 @@
                 <w:sz w:val="19"/>
                 <w:szCs w:val="19"/>
               </w:rPr>
-              <w:t>Implementar Item.modificar_estadistica(criatura, revertir=False/True) con if/elif por atributo. Implementar Jugador.equipar_item(criatura, nombre_item). Verificar criatura.item_equipado y revertir antes de aplicar el nuevo.</w:t>
+              <w:t xml:space="preserve">Implementar </w:t>
+            </w:r>
+            <w:proofErr w:type="spellStart"/>
+            <w:r>
+              <w:rPr>
+                <w:sz w:val="19"/>
+                <w:szCs w:val="19"/>
+              </w:rPr>
+              <w:t>Item.modificar_</w:t>
+            </w:r>
+            <w:proofErr w:type="gramStart"/>
+            <w:r>
+              <w:rPr>
+                <w:sz w:val="19"/>
+                <w:szCs w:val="19"/>
+              </w:rPr>
+              <w:t>estadistica</w:t>
+            </w:r>
+            <w:proofErr w:type="spellEnd"/>
+            <w:r>
+              <w:rPr>
+                <w:sz w:val="19"/>
+                <w:szCs w:val="19"/>
+              </w:rPr>
+              <w:t>(</w:t>
+            </w:r>
+            <w:proofErr w:type="gramEnd"/>
+            <w:r>
+              <w:rPr>
+                <w:sz w:val="19"/>
+                <w:szCs w:val="19"/>
+              </w:rPr>
+              <w:t xml:space="preserve">criatura, revertir=False/True) con </w:t>
+            </w:r>
+            <w:proofErr w:type="spellStart"/>
+            <w:r>
+              <w:rPr>
+                <w:sz w:val="19"/>
+                <w:szCs w:val="19"/>
+              </w:rPr>
+              <w:t>if</w:t>
+            </w:r>
+            <w:proofErr w:type="spellEnd"/>
+            <w:r>
+              <w:rPr>
+                <w:sz w:val="19"/>
+                <w:szCs w:val="19"/>
+              </w:rPr>
+              <w:t>/</w:t>
+            </w:r>
+            <w:proofErr w:type="spellStart"/>
+            <w:r>
+              <w:rPr>
+                <w:sz w:val="19"/>
+                <w:szCs w:val="19"/>
+              </w:rPr>
+              <w:t>elif</w:t>
+            </w:r>
+            <w:proofErr w:type="spellEnd"/>
+            <w:r>
+              <w:rPr>
+                <w:sz w:val="19"/>
+                <w:szCs w:val="19"/>
+              </w:rPr>
+              <w:t xml:space="preserve"> por atributo. Implementar </w:t>
+            </w:r>
+            <w:proofErr w:type="spellStart"/>
+            <w:r>
+              <w:rPr>
+                <w:sz w:val="19"/>
+                <w:szCs w:val="19"/>
+              </w:rPr>
+              <w:t>Jugador.equipar_</w:t>
+            </w:r>
+            <w:proofErr w:type="gramStart"/>
+            <w:r>
+              <w:rPr>
+                <w:sz w:val="19"/>
+                <w:szCs w:val="19"/>
+              </w:rPr>
+              <w:t>item</w:t>
+            </w:r>
+            <w:proofErr w:type="spellEnd"/>
+            <w:r>
+              <w:rPr>
+                <w:sz w:val="19"/>
+                <w:szCs w:val="19"/>
+              </w:rPr>
+              <w:t>(</w:t>
+            </w:r>
+            <w:proofErr w:type="gramEnd"/>
+            <w:r>
+              <w:rPr>
+                <w:sz w:val="19"/>
+                <w:szCs w:val="19"/>
+              </w:rPr>
+              <w:t xml:space="preserve">criatura, </w:t>
+            </w:r>
+            <w:proofErr w:type="spellStart"/>
+            <w:r>
+              <w:rPr>
+                <w:sz w:val="19"/>
+                <w:szCs w:val="19"/>
+              </w:rPr>
+              <w:t>nombre_item</w:t>
+            </w:r>
+            <w:proofErr w:type="spellEnd"/>
+            <w:r>
+              <w:rPr>
+                <w:sz w:val="19"/>
+                <w:szCs w:val="19"/>
+              </w:rPr>
+              <w:t xml:space="preserve">). Verificar </w:t>
+            </w:r>
+            <w:proofErr w:type="spellStart"/>
+            <w:proofErr w:type="gramStart"/>
+            <w:r>
+              <w:rPr>
+                <w:sz w:val="19"/>
+                <w:szCs w:val="19"/>
+              </w:rPr>
+              <w:t>criatura.item</w:t>
+            </w:r>
+            <w:proofErr w:type="gramEnd"/>
+            <w:r>
+              <w:rPr>
+                <w:sz w:val="19"/>
+                <w:szCs w:val="19"/>
+              </w:rPr>
+              <w:t>_equipado</w:t>
+            </w:r>
+            <w:proofErr w:type="spellEnd"/>
+            <w:r>
+              <w:rPr>
+                <w:sz w:val="19"/>
+                <w:szCs w:val="19"/>
+              </w:rPr>
+              <w:t xml:space="preserve"> y revertir antes de aplicar el nuevo.</w:t>
             </w:r>
           </w:p>
         </w:tc>
@@ -6936,7 +9275,71 @@
                 <w:sz w:val="19"/>
                 <w:szCs w:val="19"/>
               </w:rPr>
-              <w:t>jugador.py · Jugador.equipar_item() item.py · Item.modificar_estadistica()</w:t>
+              <w:t xml:space="preserve">jugador.py · </w:t>
+            </w:r>
+            <w:proofErr w:type="spellStart"/>
+            <w:r>
+              <w:rPr>
+                <w:sz w:val="19"/>
+                <w:szCs w:val="19"/>
+              </w:rPr>
+              <w:t>Jugador.equipar_</w:t>
+            </w:r>
+            <w:proofErr w:type="gramStart"/>
+            <w:r>
+              <w:rPr>
+                <w:sz w:val="19"/>
+                <w:szCs w:val="19"/>
+              </w:rPr>
+              <w:t>item</w:t>
+            </w:r>
+            <w:proofErr w:type="spellEnd"/>
+            <w:r>
+              <w:rPr>
+                <w:sz w:val="19"/>
+                <w:szCs w:val="19"/>
+              </w:rPr>
+              <w:t>(</w:t>
+            </w:r>
+            <w:proofErr w:type="gramEnd"/>
+            <w:r>
+              <w:rPr>
+                <w:sz w:val="19"/>
+                <w:szCs w:val="19"/>
+              </w:rPr>
+              <w:t xml:space="preserve">) item.py · </w:t>
+            </w:r>
+            <w:proofErr w:type="spellStart"/>
+            <w:r>
+              <w:rPr>
+                <w:sz w:val="19"/>
+                <w:szCs w:val="19"/>
+              </w:rPr>
+              <w:t>Item.modificar_</w:t>
+            </w:r>
+            <w:proofErr w:type="gramStart"/>
+            <w:r>
+              <w:rPr>
+                <w:sz w:val="19"/>
+                <w:szCs w:val="19"/>
+              </w:rPr>
+              <w:t>estadistica</w:t>
+            </w:r>
+            <w:proofErr w:type="spellEnd"/>
+            <w:r>
+              <w:rPr>
+                <w:sz w:val="19"/>
+                <w:szCs w:val="19"/>
+              </w:rPr>
+              <w:t>(</w:t>
+            </w:r>
+            <w:proofErr w:type="gramEnd"/>
+            <w:r>
+              <w:rPr>
+                <w:sz w:val="19"/>
+                <w:szCs w:val="19"/>
+              </w:rPr>
+              <w:t>)</w:t>
             </w:r>
           </w:p>
         </w:tc>
@@ -6964,12 +9367,6 @@
         <w:gridCol w:w="9360"/>
       </w:tblGrid>
       <w:tr>
-        <w:tblPrEx>
-          <w:tblCellMar>
-            <w:top w:w="0" w:type="dxa"/>
-            <w:bottom w:w="0" w:type="dxa"/>
-          </w:tblCellMar>
-        </w:tblPrEx>
         <w:tc>
           <w:tcPr>
             <w:tcW w:w="9360" w:type="dxa"/>
@@ -7025,12 +9422,6 @@
         <w:gridCol w:w="1960"/>
       </w:tblGrid>
       <w:tr>
-        <w:tblPrEx>
-          <w:tblCellMar>
-            <w:top w:w="0" w:type="dxa"/>
-            <w:bottom w:w="0" w:type="dxa"/>
-          </w:tblCellMar>
-        </w:tblPrEx>
         <w:tc>
           <w:tcPr>
             <w:tcW w:w="2000" w:type="dxa"/>
@@ -7153,12 +9544,6 @@
         </w:tc>
       </w:tr>
       <w:tr>
-        <w:tblPrEx>
-          <w:tblCellMar>
-            <w:top w:w="0" w:type="dxa"/>
-            <w:bottom w:w="0" w:type="dxa"/>
-          </w:tblCellMar>
-        </w:tblPrEx>
         <w:tc>
           <w:tcPr>
             <w:tcW w:w="2000" w:type="dxa"/>
@@ -7182,7 +9567,23 @@
                 <w:sz w:val="19"/>
                 <w:szCs w:val="19"/>
               </w:rPr>
-              <w:t>RF7 – Consultar | Criatura, Item, Jugador, Juego</w:t>
+              <w:t xml:space="preserve">RF7 – Consultar | Criatura, </w:t>
+            </w:r>
+            <w:proofErr w:type="spellStart"/>
+            <w:r>
+              <w:rPr>
+                <w:sz w:val="19"/>
+                <w:szCs w:val="19"/>
+              </w:rPr>
+              <w:t>Item</w:t>
+            </w:r>
+            <w:proofErr w:type="spellEnd"/>
+            <w:r>
+              <w:rPr>
+                <w:sz w:val="19"/>
+                <w:szCs w:val="19"/>
+              </w:rPr>
+              <w:t>, Jugador, Juego</w:t>
             </w:r>
           </w:p>
         </w:tc>
@@ -7209,7 +9610,7 @@
                 <w:sz w:val="19"/>
                 <w:szCs w:val="19"/>
               </w:rPr>
-              <w:t xml:space="preserve">Se muestran nombre, tipo, nivel, HP/MP actual y máximo, ATK, DEF, VEL y precisión. Se indica la forma evolutiva (0, 1 o 2) y la lista de </w:t>
+              <w:t xml:space="preserve">Se muestran nombre, tipo, nivel, HP/MP actual y máximo, ATK, DEF, VEL y precisión. Se indica la forma evolutiva (0, 1 o 2) y la lista de habilidades disponibles. Si la criatura tiene un </w:t>
             </w:r>
             <w:r>
               <w:rPr>
@@ -7217,7 +9618,7 @@
                 <w:szCs w:val="19"/>
               </w:rPr>
               <w:lastRenderedPageBreak/>
-              <w:t>habilidades disponibles. Si la criatura tiene un ítem equipado, se indica entre corchetes. Se lista el inventario completo con nombre y efectos.</w:t>
+              <w:t>ítem equipado, se indica entre corchetes. Se lista el inventario completo con nombre y efectos.</w:t>
             </w:r>
           </w:p>
         </w:tc>
@@ -7245,15 +9646,176 @@
                 <w:szCs w:val="19"/>
               </w:rPr>
               <w:lastRenderedPageBreak/>
-              <w:t xml:space="preserve">Implementar Criatura.__str__() con todos los atributos de combate, MP y habilidades. Implementar Item.__str__() con efectos positivos y negativos. Exponer estado_equipo() y </w:t>
-            </w:r>
-            <w:r>
-              <w:rPr>
-                <w:sz w:val="19"/>
-                <w:szCs w:val="19"/>
-              </w:rPr>
-              <w:lastRenderedPageBreak/>
-              <w:t>estado_inventario() en Juego para la GUI.</w:t>
+              <w:t xml:space="preserve">Implementar </w:t>
+            </w:r>
+            <w:proofErr w:type="gramStart"/>
+            <w:r>
+              <w:rPr>
+                <w:sz w:val="19"/>
+                <w:szCs w:val="19"/>
+              </w:rPr>
+              <w:t>Criatura._</w:t>
+            </w:r>
+            <w:proofErr w:type="gramEnd"/>
+            <w:r>
+              <w:rPr>
+                <w:sz w:val="19"/>
+                <w:szCs w:val="19"/>
+              </w:rPr>
+              <w:t>_</w:t>
+            </w:r>
+            <w:proofErr w:type="spellStart"/>
+            <w:r>
+              <w:rPr>
+                <w:sz w:val="19"/>
+                <w:szCs w:val="19"/>
+              </w:rPr>
+              <w:t>str</w:t>
+            </w:r>
+            <w:proofErr w:type="spellEnd"/>
+            <w:r>
+              <w:rPr>
+                <w:sz w:val="19"/>
+                <w:szCs w:val="19"/>
+              </w:rPr>
+              <w:t>_</w:t>
+            </w:r>
+            <w:proofErr w:type="gramStart"/>
+            <w:r>
+              <w:rPr>
+                <w:sz w:val="19"/>
+                <w:szCs w:val="19"/>
+              </w:rPr>
+              <w:t>_(</w:t>
+            </w:r>
+            <w:proofErr w:type="gramEnd"/>
+            <w:r>
+              <w:rPr>
+                <w:sz w:val="19"/>
+                <w:szCs w:val="19"/>
+              </w:rPr>
+              <w:t xml:space="preserve">) con todos los atributos de combate, MP y habilidades. Implementar </w:t>
+            </w:r>
+            <w:proofErr w:type="spellStart"/>
+            <w:proofErr w:type="gramStart"/>
+            <w:r>
+              <w:rPr>
+                <w:sz w:val="19"/>
+                <w:szCs w:val="19"/>
+              </w:rPr>
+              <w:t>Item</w:t>
+            </w:r>
+            <w:proofErr w:type="spellEnd"/>
+            <w:r>
+              <w:rPr>
+                <w:sz w:val="19"/>
+                <w:szCs w:val="19"/>
+              </w:rPr>
+              <w:t>._</w:t>
+            </w:r>
+            <w:proofErr w:type="gramEnd"/>
+            <w:r>
+              <w:rPr>
+                <w:sz w:val="19"/>
+                <w:szCs w:val="19"/>
+              </w:rPr>
+              <w:t>_</w:t>
+            </w:r>
+            <w:proofErr w:type="spellStart"/>
+            <w:r>
+              <w:rPr>
+                <w:sz w:val="19"/>
+                <w:szCs w:val="19"/>
+              </w:rPr>
+              <w:t>str</w:t>
+            </w:r>
+            <w:proofErr w:type="spellEnd"/>
+            <w:r>
+              <w:rPr>
+                <w:sz w:val="19"/>
+                <w:szCs w:val="19"/>
+              </w:rPr>
+              <w:t>_</w:t>
+            </w:r>
+            <w:proofErr w:type="gramStart"/>
+            <w:r>
+              <w:rPr>
+                <w:sz w:val="19"/>
+                <w:szCs w:val="19"/>
+              </w:rPr>
+              <w:t>_(</w:t>
+            </w:r>
+            <w:proofErr w:type="gramEnd"/>
+            <w:r>
+              <w:rPr>
+                <w:sz w:val="19"/>
+                <w:szCs w:val="19"/>
+              </w:rPr>
+              <w:t xml:space="preserve">) con efectos positivos y negativos. Exponer </w:t>
+            </w:r>
+            <w:proofErr w:type="spellStart"/>
+            <w:r>
+              <w:rPr>
+                <w:sz w:val="19"/>
+                <w:szCs w:val="19"/>
+              </w:rPr>
+              <w:t>estado_</w:t>
+            </w:r>
+            <w:proofErr w:type="gramStart"/>
+            <w:r>
+              <w:rPr>
+                <w:sz w:val="19"/>
+                <w:szCs w:val="19"/>
+              </w:rPr>
+              <w:t>equipo</w:t>
+            </w:r>
+            <w:proofErr w:type="spellEnd"/>
+            <w:r>
+              <w:rPr>
+                <w:sz w:val="19"/>
+                <w:szCs w:val="19"/>
+              </w:rPr>
+              <w:t>(</w:t>
+            </w:r>
+            <w:proofErr w:type="gramEnd"/>
+            <w:r>
+              <w:rPr>
+                <w:sz w:val="19"/>
+                <w:szCs w:val="19"/>
+              </w:rPr>
+              <w:t xml:space="preserve">) y </w:t>
+            </w:r>
+            <w:proofErr w:type="spellStart"/>
+            <w:r>
+              <w:rPr>
+                <w:sz w:val="19"/>
+                <w:szCs w:val="19"/>
+              </w:rPr>
+              <w:t>estado_</w:t>
+            </w:r>
+            <w:proofErr w:type="gramStart"/>
+            <w:r>
+              <w:rPr>
+                <w:sz w:val="19"/>
+                <w:szCs w:val="19"/>
+              </w:rPr>
+              <w:t>inventario</w:t>
+            </w:r>
+            <w:proofErr w:type="spellEnd"/>
+            <w:r>
+              <w:rPr>
+                <w:sz w:val="19"/>
+                <w:szCs w:val="19"/>
+              </w:rPr>
+              <w:t>(</w:t>
+            </w:r>
+            <w:proofErr w:type="gramEnd"/>
+            <w:r>
+              <w:rPr>
+                <w:sz w:val="19"/>
+                <w:szCs w:val="19"/>
+              </w:rPr>
+              <w:t>) en Juego para la GUI.</w:t>
             </w:r>
           </w:p>
         </w:tc>
@@ -7280,16 +9842,176 @@
                 <w:sz w:val="19"/>
                 <w:szCs w:val="19"/>
               </w:rPr>
-              <w:lastRenderedPageBreak/>
-              <w:t xml:space="preserve">criatura.py · Criatura.__str__() item.py · Item.__str__() game_state.py · </w:t>
-            </w:r>
-            <w:r>
-              <w:rPr>
-                <w:sz w:val="19"/>
-                <w:szCs w:val="19"/>
-              </w:rPr>
-              <w:lastRenderedPageBreak/>
-              <w:t>estado_equipo() / estado_inventario()</w:t>
+              <w:t xml:space="preserve">criatura.py · </w:t>
+            </w:r>
+            <w:proofErr w:type="gramStart"/>
+            <w:r>
+              <w:rPr>
+                <w:sz w:val="19"/>
+                <w:szCs w:val="19"/>
+              </w:rPr>
+              <w:t>Criatura._</w:t>
+            </w:r>
+            <w:proofErr w:type="gramEnd"/>
+            <w:r>
+              <w:rPr>
+                <w:sz w:val="19"/>
+                <w:szCs w:val="19"/>
+              </w:rPr>
+              <w:t>_</w:t>
+            </w:r>
+            <w:proofErr w:type="spellStart"/>
+            <w:r>
+              <w:rPr>
+                <w:sz w:val="19"/>
+                <w:szCs w:val="19"/>
+              </w:rPr>
+              <w:t>str</w:t>
+            </w:r>
+            <w:proofErr w:type="spellEnd"/>
+            <w:r>
+              <w:rPr>
+                <w:sz w:val="19"/>
+                <w:szCs w:val="19"/>
+              </w:rPr>
+              <w:t>_</w:t>
+            </w:r>
+            <w:proofErr w:type="gramStart"/>
+            <w:r>
+              <w:rPr>
+                <w:sz w:val="19"/>
+                <w:szCs w:val="19"/>
+              </w:rPr>
+              <w:t>_(</w:t>
+            </w:r>
+            <w:proofErr w:type="gramEnd"/>
+            <w:r>
+              <w:rPr>
+                <w:sz w:val="19"/>
+                <w:szCs w:val="19"/>
+              </w:rPr>
+              <w:t xml:space="preserve">) item.py · </w:t>
+            </w:r>
+            <w:proofErr w:type="spellStart"/>
+            <w:proofErr w:type="gramStart"/>
+            <w:r>
+              <w:rPr>
+                <w:sz w:val="19"/>
+                <w:szCs w:val="19"/>
+              </w:rPr>
+              <w:t>Item</w:t>
+            </w:r>
+            <w:proofErr w:type="spellEnd"/>
+            <w:r>
+              <w:rPr>
+                <w:sz w:val="19"/>
+                <w:szCs w:val="19"/>
+              </w:rPr>
+              <w:t>._</w:t>
+            </w:r>
+            <w:proofErr w:type="gramEnd"/>
+            <w:r>
+              <w:rPr>
+                <w:sz w:val="19"/>
+                <w:szCs w:val="19"/>
+              </w:rPr>
+              <w:t>_</w:t>
+            </w:r>
+            <w:proofErr w:type="spellStart"/>
+            <w:r>
+              <w:rPr>
+                <w:sz w:val="19"/>
+                <w:szCs w:val="19"/>
+              </w:rPr>
+              <w:t>str</w:t>
+            </w:r>
+            <w:proofErr w:type="spellEnd"/>
+            <w:r>
+              <w:rPr>
+                <w:sz w:val="19"/>
+                <w:szCs w:val="19"/>
+              </w:rPr>
+              <w:t>_</w:t>
+            </w:r>
+            <w:proofErr w:type="gramStart"/>
+            <w:r>
+              <w:rPr>
+                <w:sz w:val="19"/>
+                <w:szCs w:val="19"/>
+              </w:rPr>
+              <w:t>_(</w:t>
+            </w:r>
+            <w:proofErr w:type="gramEnd"/>
+            <w:r>
+              <w:rPr>
+                <w:sz w:val="19"/>
+                <w:szCs w:val="19"/>
+              </w:rPr>
+              <w:t xml:space="preserve">) game_state.py · </w:t>
+            </w:r>
+            <w:proofErr w:type="spellStart"/>
+            <w:r>
+              <w:rPr>
+                <w:sz w:val="19"/>
+                <w:szCs w:val="19"/>
+              </w:rPr>
+              <w:t>estado_</w:t>
+            </w:r>
+            <w:proofErr w:type="gramStart"/>
+            <w:r>
+              <w:rPr>
+                <w:sz w:val="19"/>
+                <w:szCs w:val="19"/>
+              </w:rPr>
+              <w:t>equipo</w:t>
+            </w:r>
+            <w:proofErr w:type="spellEnd"/>
+            <w:r>
+              <w:rPr>
+                <w:sz w:val="19"/>
+                <w:szCs w:val="19"/>
+              </w:rPr>
+              <w:t>(</w:t>
+            </w:r>
+            <w:proofErr w:type="gramEnd"/>
+            <w:r>
+              <w:rPr>
+                <w:sz w:val="19"/>
+                <w:szCs w:val="19"/>
+              </w:rPr>
+              <w:t xml:space="preserve">) / </w:t>
+            </w:r>
+            <w:proofErr w:type="spellStart"/>
+            <w:r>
+              <w:rPr>
+                <w:sz w:val="19"/>
+                <w:szCs w:val="19"/>
+              </w:rPr>
+              <w:t>estado_</w:t>
+            </w:r>
+            <w:proofErr w:type="gramStart"/>
+            <w:r>
+              <w:rPr>
+                <w:sz w:val="19"/>
+                <w:szCs w:val="19"/>
+              </w:rPr>
+              <w:t>inventario</w:t>
+            </w:r>
+            <w:proofErr w:type="spellEnd"/>
+            <w:r>
+              <w:rPr>
+                <w:sz w:val="19"/>
+                <w:szCs w:val="19"/>
+              </w:rPr>
+              <w:t>(</w:t>
+            </w:r>
+            <w:proofErr w:type="gramEnd"/>
+            <w:r>
+              <w:rPr>
+                <w:sz w:val="19"/>
+                <w:szCs w:val="19"/>
+              </w:rPr>
+              <w:t>)</w:t>
             </w:r>
           </w:p>
         </w:tc>
@@ -7317,12 +10039,6 @@
         <w:gridCol w:w="9360"/>
       </w:tblGrid>
       <w:tr>
-        <w:tblPrEx>
-          <w:tblCellMar>
-            <w:top w:w="0" w:type="dxa"/>
-            <w:bottom w:w="0" w:type="dxa"/>
-          </w:tblCellMar>
-        </w:tblPrEx>
         <w:tc>
           <w:tcPr>
             <w:tcW w:w="9360" w:type="dxa"/>
@@ -7378,12 +10094,6 @@
         <w:gridCol w:w="2659"/>
       </w:tblGrid>
       <w:tr>
-        <w:tblPrEx>
-          <w:tblCellMar>
-            <w:top w:w="0" w:type="dxa"/>
-            <w:bottom w:w="0" w:type="dxa"/>
-          </w:tblCellMar>
-        </w:tblPrEx>
         <w:tc>
           <w:tcPr>
             <w:tcW w:w="2000" w:type="dxa"/>
@@ -7506,12 +10216,6 @@
         </w:tc>
       </w:tr>
       <w:tr>
-        <w:tblPrEx>
-          <w:tblCellMar>
-            <w:top w:w="0" w:type="dxa"/>
-            <w:bottom w:w="0" w:type="dxa"/>
-          </w:tblCellMar>
-        </w:tblPrEx>
         <w:tc>
           <w:tcPr>
             <w:tcW w:w="2000" w:type="dxa"/>
@@ -7562,7 +10266,103 @@
                 <w:sz w:val="19"/>
                 <w:szCs w:val="19"/>
               </w:rPr>
-              <w:t>Al ganar una batalla la criatura activa recibe XP = 50 + nivel_enemigo × 10. Al acumular XP &gt;= xp_siguiente, sube de nivel. Subir de nivel incrementa: hp_max ×1.10, mp_max ×1.08, atk ×1.08, defensa ×1.05, velocidad ×1.05. Al subir, HP y MP se restauran. Umbral xp_siguiente = 100 × (1.5 ^ (nivel − 1)).</w:t>
+              <w:t xml:space="preserve">Al ganar una batalla la criatura activa recibe XP = 50 + </w:t>
+            </w:r>
+            <w:proofErr w:type="spellStart"/>
+            <w:r>
+              <w:rPr>
+                <w:sz w:val="19"/>
+                <w:szCs w:val="19"/>
+              </w:rPr>
+              <w:t>nivel_enemigo</w:t>
+            </w:r>
+            <w:proofErr w:type="spellEnd"/>
+            <w:r>
+              <w:rPr>
+                <w:sz w:val="19"/>
+                <w:szCs w:val="19"/>
+              </w:rPr>
+              <w:t xml:space="preserve"> × 10. Al acumular XP &gt;= </w:t>
+            </w:r>
+            <w:proofErr w:type="spellStart"/>
+            <w:r>
+              <w:rPr>
+                <w:sz w:val="19"/>
+                <w:szCs w:val="19"/>
+              </w:rPr>
+              <w:t>xp_siguiente</w:t>
+            </w:r>
+            <w:proofErr w:type="spellEnd"/>
+            <w:r>
+              <w:rPr>
+                <w:sz w:val="19"/>
+                <w:szCs w:val="19"/>
+              </w:rPr>
+              <w:t xml:space="preserve">, sube de nivel. Subir de nivel incrementa: </w:t>
+            </w:r>
+            <w:proofErr w:type="spellStart"/>
+            <w:r>
+              <w:rPr>
+                <w:sz w:val="19"/>
+                <w:szCs w:val="19"/>
+              </w:rPr>
+              <w:t>hp_max</w:t>
+            </w:r>
+            <w:proofErr w:type="spellEnd"/>
+            <w:r>
+              <w:rPr>
+                <w:sz w:val="19"/>
+                <w:szCs w:val="19"/>
+              </w:rPr>
+              <w:t xml:space="preserve"> ×1.10, </w:t>
+            </w:r>
+            <w:proofErr w:type="spellStart"/>
+            <w:r>
+              <w:rPr>
+                <w:sz w:val="19"/>
+                <w:szCs w:val="19"/>
+              </w:rPr>
+              <w:t>mp_max</w:t>
+            </w:r>
+            <w:proofErr w:type="spellEnd"/>
+            <w:r>
+              <w:rPr>
+                <w:sz w:val="19"/>
+                <w:szCs w:val="19"/>
+              </w:rPr>
+              <w:t xml:space="preserve"> ×1.08, </w:t>
+            </w:r>
+            <w:proofErr w:type="spellStart"/>
+            <w:r>
+              <w:rPr>
+                <w:sz w:val="19"/>
+                <w:szCs w:val="19"/>
+              </w:rPr>
+              <w:t>atk</w:t>
+            </w:r>
+            <w:proofErr w:type="spellEnd"/>
+            <w:r>
+              <w:rPr>
+                <w:sz w:val="19"/>
+                <w:szCs w:val="19"/>
+              </w:rPr>
+              <w:t xml:space="preserve"> ×1.08, defensa ×1.05, velocidad ×1.05. Al subir, HP y MP se restauran. Umbral </w:t>
+            </w:r>
+            <w:proofErr w:type="spellStart"/>
+            <w:r>
+              <w:rPr>
+                <w:sz w:val="19"/>
+                <w:szCs w:val="19"/>
+              </w:rPr>
+              <w:t>xp_siguiente</w:t>
+            </w:r>
+            <w:proofErr w:type="spellEnd"/>
+            <w:r>
+              <w:rPr>
+                <w:sz w:val="19"/>
+                <w:szCs w:val="19"/>
+              </w:rPr>
+              <w:t xml:space="preserve"> = 100 × (1.5 ^ (nivel − 1)).</w:t>
             </w:r>
           </w:p>
         </w:tc>
@@ -7589,7 +10389,169 @@
                 <w:sz w:val="19"/>
                 <w:szCs w:val="19"/>
               </w:rPr>
-              <w:t>Implementar Criatura.ganar_experiencia(xp) → bool. Implementar Criatura._subir_nivel() con escala de todas las estadísticas. Integrar ganar_experiencia() en Batalla._verificar_fin() al ganar.</w:t>
+              <w:t xml:space="preserve">Implementar </w:t>
+            </w:r>
+            <w:proofErr w:type="spellStart"/>
+            <w:r>
+              <w:rPr>
+                <w:sz w:val="19"/>
+                <w:szCs w:val="19"/>
+              </w:rPr>
+              <w:t>Criatura.ganar_experiencia</w:t>
+            </w:r>
+            <w:proofErr w:type="spellEnd"/>
+            <w:r>
+              <w:rPr>
+                <w:sz w:val="19"/>
+                <w:szCs w:val="19"/>
+              </w:rPr>
+              <w:t>(</w:t>
+            </w:r>
+            <w:proofErr w:type="spellStart"/>
+            <w:r>
+              <w:rPr>
+                <w:sz w:val="19"/>
+                <w:szCs w:val="19"/>
+              </w:rPr>
+              <w:t>xp</w:t>
+            </w:r>
+            <w:proofErr w:type="spellEnd"/>
+            <w:r>
+              <w:rPr>
+                <w:sz w:val="19"/>
+                <w:szCs w:val="19"/>
+              </w:rPr>
+              <w:t xml:space="preserve">) → </w:t>
+            </w:r>
+            <w:proofErr w:type="spellStart"/>
+            <w:r>
+              <w:rPr>
+                <w:sz w:val="19"/>
+                <w:szCs w:val="19"/>
+              </w:rPr>
+              <w:t>bool</w:t>
+            </w:r>
+            <w:proofErr w:type="spellEnd"/>
+            <w:r>
+              <w:rPr>
+                <w:sz w:val="19"/>
+                <w:szCs w:val="19"/>
+              </w:rPr>
+              <w:t xml:space="preserve">. Implementar </w:t>
+            </w:r>
+            <w:proofErr w:type="gramStart"/>
+            <w:r>
+              <w:rPr>
+                <w:sz w:val="19"/>
+                <w:szCs w:val="19"/>
+              </w:rPr>
+              <w:t>Criatura._</w:t>
+            </w:r>
+            <w:proofErr w:type="spellStart"/>
+            <w:proofErr w:type="gramEnd"/>
+            <w:r>
+              <w:rPr>
+                <w:sz w:val="19"/>
+                <w:szCs w:val="19"/>
+              </w:rPr>
+              <w:t>subir_</w:t>
+            </w:r>
+            <w:proofErr w:type="gramStart"/>
+            <w:r>
+              <w:rPr>
+                <w:sz w:val="19"/>
+                <w:szCs w:val="19"/>
+              </w:rPr>
+              <w:t>nivel</w:t>
+            </w:r>
+            <w:proofErr w:type="spellEnd"/>
+            <w:r>
+              <w:rPr>
+                <w:sz w:val="19"/>
+                <w:szCs w:val="19"/>
+              </w:rPr>
+              <w:t>(</w:t>
+            </w:r>
+            <w:proofErr w:type="gramEnd"/>
+            <w:r>
+              <w:rPr>
+                <w:sz w:val="19"/>
+                <w:szCs w:val="19"/>
+              </w:rPr>
+              <w:t xml:space="preserve">) con escala de todas las estadísticas. Integrar </w:t>
+            </w:r>
+            <w:proofErr w:type="spellStart"/>
+            <w:r>
+              <w:rPr>
+                <w:sz w:val="19"/>
+                <w:szCs w:val="19"/>
+              </w:rPr>
+              <w:t>ganar_</w:t>
+            </w:r>
+            <w:proofErr w:type="gramStart"/>
+            <w:r>
+              <w:rPr>
+                <w:sz w:val="19"/>
+                <w:szCs w:val="19"/>
+              </w:rPr>
+              <w:t>experiencia</w:t>
+            </w:r>
+            <w:proofErr w:type="spellEnd"/>
+            <w:r>
+              <w:rPr>
+                <w:sz w:val="19"/>
+                <w:szCs w:val="19"/>
+              </w:rPr>
+              <w:t>(</w:t>
+            </w:r>
+            <w:proofErr w:type="gramEnd"/>
+            <w:r>
+              <w:rPr>
+                <w:sz w:val="19"/>
+                <w:szCs w:val="19"/>
+              </w:rPr>
+              <w:t xml:space="preserve">) en </w:t>
+            </w:r>
+            <w:proofErr w:type="gramStart"/>
+            <w:r>
+              <w:rPr>
+                <w:sz w:val="19"/>
+                <w:szCs w:val="19"/>
+              </w:rPr>
+              <w:t>Batalla._</w:t>
+            </w:r>
+            <w:proofErr w:type="spellStart"/>
+            <w:proofErr w:type="gramEnd"/>
+            <w:r>
+              <w:rPr>
+                <w:sz w:val="19"/>
+                <w:szCs w:val="19"/>
+              </w:rPr>
+              <w:t>verificar_</w:t>
+            </w:r>
+            <w:proofErr w:type="gramStart"/>
+            <w:r>
+              <w:rPr>
+                <w:sz w:val="19"/>
+                <w:szCs w:val="19"/>
+              </w:rPr>
+              <w:t>fin</w:t>
+            </w:r>
+            <w:proofErr w:type="spellEnd"/>
+            <w:r>
+              <w:rPr>
+                <w:sz w:val="19"/>
+                <w:szCs w:val="19"/>
+              </w:rPr>
+              <w:t>(</w:t>
+            </w:r>
+            <w:proofErr w:type="gramEnd"/>
+            <w:r>
+              <w:rPr>
+                <w:sz w:val="19"/>
+                <w:szCs w:val="19"/>
+              </w:rPr>
+              <w:t>) al ganar.</w:t>
             </w:r>
           </w:p>
         </w:tc>
@@ -7616,7 +10578,112 @@
                 <w:sz w:val="19"/>
                 <w:szCs w:val="19"/>
               </w:rPr>
-              <w:t>criatura.py · Criatura.ganar_experiencia() / _subir_nivel() batalla.py · Batalla._verificar_fin()</w:t>
+              <w:t xml:space="preserve">criatura.py · </w:t>
+            </w:r>
+            <w:proofErr w:type="spellStart"/>
+            <w:r>
+              <w:rPr>
+                <w:sz w:val="19"/>
+                <w:szCs w:val="19"/>
+              </w:rPr>
+              <w:t>Criatura.ganar_</w:t>
+            </w:r>
+            <w:proofErr w:type="gramStart"/>
+            <w:r>
+              <w:rPr>
+                <w:sz w:val="19"/>
+                <w:szCs w:val="19"/>
+              </w:rPr>
+              <w:t>experiencia</w:t>
+            </w:r>
+            <w:proofErr w:type="spellEnd"/>
+            <w:r>
+              <w:rPr>
+                <w:sz w:val="19"/>
+                <w:szCs w:val="19"/>
+              </w:rPr>
+              <w:t>(</w:t>
+            </w:r>
+            <w:proofErr w:type="gramEnd"/>
+            <w:r>
+              <w:rPr>
+                <w:sz w:val="19"/>
+                <w:szCs w:val="19"/>
+              </w:rPr>
+              <w:t>) / _</w:t>
+            </w:r>
+            <w:proofErr w:type="spellStart"/>
+            <w:r>
+              <w:rPr>
+                <w:sz w:val="19"/>
+                <w:szCs w:val="19"/>
+              </w:rPr>
+              <w:t>subir_</w:t>
+            </w:r>
+            <w:proofErr w:type="gramStart"/>
+            <w:r>
+              <w:rPr>
+                <w:sz w:val="19"/>
+                <w:szCs w:val="19"/>
+              </w:rPr>
+              <w:t>nivel</w:t>
+            </w:r>
+            <w:proofErr w:type="spellEnd"/>
+            <w:r>
+              <w:rPr>
+                <w:sz w:val="19"/>
+                <w:szCs w:val="19"/>
+              </w:rPr>
+              <w:t>(</w:t>
+            </w:r>
+            <w:proofErr w:type="gramEnd"/>
+            <w:r>
+              <w:rPr>
+                <w:sz w:val="19"/>
+                <w:szCs w:val="19"/>
+              </w:rPr>
+              <w:t xml:space="preserve">) batalla.py · </w:t>
+            </w:r>
+            <w:proofErr w:type="gramStart"/>
+            <w:r>
+              <w:rPr>
+                <w:sz w:val="19"/>
+                <w:szCs w:val="19"/>
+              </w:rPr>
+              <w:t>Batalla._</w:t>
+            </w:r>
+            <w:proofErr w:type="spellStart"/>
+            <w:proofErr w:type="gramEnd"/>
+            <w:r>
+              <w:rPr>
+                <w:sz w:val="19"/>
+                <w:szCs w:val="19"/>
+              </w:rPr>
+              <w:t>verificar_</w:t>
+            </w:r>
+            <w:proofErr w:type="gramStart"/>
+            <w:r>
+              <w:rPr>
+                <w:sz w:val="19"/>
+                <w:szCs w:val="19"/>
+              </w:rPr>
+              <w:t>fin</w:t>
+            </w:r>
+            <w:proofErr w:type="spellEnd"/>
+            <w:r>
+              <w:rPr>
+                <w:sz w:val="19"/>
+                <w:szCs w:val="19"/>
+              </w:rPr>
+              <w:t>(</w:t>
+            </w:r>
+            <w:proofErr w:type="gramEnd"/>
+            <w:r>
+              <w:rPr>
+                <w:sz w:val="19"/>
+                <w:szCs w:val="19"/>
+              </w:rPr>
+              <w:t>)</w:t>
             </w:r>
           </w:p>
         </w:tc>
@@ -7644,12 +10711,6 @@
         <w:gridCol w:w="9360"/>
       </w:tblGrid>
       <w:tr>
-        <w:tblPrEx>
-          <w:tblCellMar>
-            <w:top w:w="0" w:type="dxa"/>
-            <w:bottom w:w="0" w:type="dxa"/>
-          </w:tblCellMar>
-        </w:tblPrEx>
         <w:tc>
           <w:tcPr>
             <w:tcW w:w="9360" w:type="dxa"/>
@@ -7705,12 +10766,6 @@
         <w:gridCol w:w="3007"/>
       </w:tblGrid>
       <w:tr>
-        <w:tblPrEx>
-          <w:tblCellMar>
-            <w:top w:w="0" w:type="dxa"/>
-            <w:bottom w:w="0" w:type="dxa"/>
-          </w:tblCellMar>
-        </w:tblPrEx>
         <w:tc>
           <w:tcPr>
             <w:tcW w:w="2000" w:type="dxa"/>
@@ -7833,12 +10888,6 @@
         </w:tc>
       </w:tr>
       <w:tr>
-        <w:tblPrEx>
-          <w:tblCellMar>
-            <w:top w:w="0" w:type="dxa"/>
-            <w:bottom w:w="0" w:type="dxa"/>
-          </w:tblCellMar>
-        </w:tblPrEx>
         <w:tc>
           <w:tcPr>
             <w:tcW w:w="2000" w:type="dxa"/>
@@ -7862,7 +10911,23 @@
                 <w:sz w:val="19"/>
                 <w:szCs w:val="19"/>
               </w:rPr>
-              <w:t>RF9 – Condición climática | CondicionClimatica, Batalla</w:t>
+              <w:t xml:space="preserve">RF9 – Condición climática | </w:t>
+            </w:r>
+            <w:proofErr w:type="spellStart"/>
+            <w:r>
+              <w:rPr>
+                <w:sz w:val="19"/>
+                <w:szCs w:val="19"/>
+              </w:rPr>
+              <w:t>CondicionClimatica</w:t>
+            </w:r>
+            <w:proofErr w:type="spellEnd"/>
+            <w:r>
+              <w:rPr>
+                <w:sz w:val="19"/>
+                <w:szCs w:val="19"/>
+              </w:rPr>
+              <w:t>, Batalla</w:t>
             </w:r>
           </w:p>
         </w:tc>
@@ -7889,7 +10954,7 @@
                 <w:sz w:val="19"/>
                 <w:szCs w:val="19"/>
               </w:rPr>
-              <w:t xml:space="preserve">Al inicio de cada batalla se muestra el nombre del clima activo. Se indican los tipos beneficiados (+20% ATK) y los perjudicados (-10% ATK). Se indica el daño por turno aplicado a cada tipo afectado. El clima se </w:t>
+              <w:t xml:space="preserve">Al inicio de cada batalla se muestra el nombre del clima activo. Se indican los tipos beneficiados (+20% ATK) y los perjudicados (-10% ATK). Se indica el daño por turno aplicado a cada tipo afectado. El clima se actualiza según la </w:t>
             </w:r>
             <w:r>
               <w:rPr>
@@ -7897,7 +10962,7 @@
                 <w:szCs w:val="19"/>
               </w:rPr>
               <w:lastRenderedPageBreak/>
-              <w:t>actualiza según la zona cuando el jugador se mueve.</w:t>
+              <w:t>zona cuando el jugador se mueve.</w:t>
             </w:r>
           </w:p>
         </w:tc>
@@ -7925,7 +10990,80 @@
                 <w:szCs w:val="19"/>
               </w:rPr>
               <w:lastRenderedPageBreak/>
-              <w:t>Definir DATOS_CLIMA con los 5 climas. Implementar CondicionClimatica.descripcion() con formato legible. Implementar CondicionClimatica.__str__(). Registrar el clima en el log de Batalla al inicializar.</w:t>
+              <w:t xml:space="preserve">Definir DATOS_CLIMA con los 5 climas. Implementar </w:t>
+            </w:r>
+            <w:proofErr w:type="spellStart"/>
+            <w:r>
+              <w:rPr>
+                <w:sz w:val="19"/>
+                <w:szCs w:val="19"/>
+              </w:rPr>
+              <w:t>CondicionClimatica.descripcion</w:t>
+            </w:r>
+            <w:proofErr w:type="spellEnd"/>
+            <w:r>
+              <w:rPr>
+                <w:sz w:val="19"/>
+                <w:szCs w:val="19"/>
+              </w:rPr>
+              <w:t xml:space="preserve">() con formato legible. Implementar </w:t>
+            </w:r>
+            <w:proofErr w:type="spellStart"/>
+            <w:proofErr w:type="gramStart"/>
+            <w:r>
+              <w:rPr>
+                <w:sz w:val="19"/>
+                <w:szCs w:val="19"/>
+              </w:rPr>
+              <w:t>CondicionClimatica</w:t>
+            </w:r>
+            <w:proofErr w:type="spellEnd"/>
+            <w:r>
+              <w:rPr>
+                <w:sz w:val="19"/>
+                <w:szCs w:val="19"/>
+              </w:rPr>
+              <w:t>._</w:t>
+            </w:r>
+            <w:proofErr w:type="gramEnd"/>
+            <w:r>
+              <w:rPr>
+                <w:sz w:val="19"/>
+                <w:szCs w:val="19"/>
+              </w:rPr>
+              <w:t>_</w:t>
+            </w:r>
+            <w:proofErr w:type="spellStart"/>
+            <w:r>
+              <w:rPr>
+                <w:sz w:val="19"/>
+                <w:szCs w:val="19"/>
+              </w:rPr>
+              <w:t>str</w:t>
+            </w:r>
+            <w:proofErr w:type="spellEnd"/>
+            <w:r>
+              <w:rPr>
+                <w:sz w:val="19"/>
+                <w:szCs w:val="19"/>
+              </w:rPr>
+              <w:t>_</w:t>
+            </w:r>
+            <w:proofErr w:type="gramStart"/>
+            <w:r>
+              <w:rPr>
+                <w:sz w:val="19"/>
+                <w:szCs w:val="19"/>
+              </w:rPr>
+              <w:t>_(</w:t>
+            </w:r>
+            <w:proofErr w:type="gramEnd"/>
+            <w:r>
+              <w:rPr>
+                <w:sz w:val="19"/>
+                <w:szCs w:val="19"/>
+              </w:rPr>
+              <w:t>). Registrar el clima en el log de Batalla al inicializar.</w:t>
             </w:r>
           </w:p>
         </w:tc>
@@ -7952,7 +11090,103 @@
                 <w:sz w:val="19"/>
                 <w:szCs w:val="19"/>
               </w:rPr>
-              <w:t>condicion_climatica.py · CondicionClimatica.descripcion() / __str__() batalla.py · Batalla.__init__()</w:t>
+              <w:t xml:space="preserve">condicion_climatica.py · </w:t>
+            </w:r>
+            <w:proofErr w:type="spellStart"/>
+            <w:r>
+              <w:rPr>
+                <w:sz w:val="19"/>
+                <w:szCs w:val="19"/>
+              </w:rPr>
+              <w:t>CondicionClimatica.descripcion</w:t>
+            </w:r>
+            <w:proofErr w:type="spellEnd"/>
+            <w:r>
+              <w:rPr>
+                <w:sz w:val="19"/>
+                <w:szCs w:val="19"/>
+              </w:rPr>
+              <w:t>() / __</w:t>
+            </w:r>
+            <w:proofErr w:type="spellStart"/>
+            <w:r>
+              <w:rPr>
+                <w:sz w:val="19"/>
+                <w:szCs w:val="19"/>
+              </w:rPr>
+              <w:t>str</w:t>
+            </w:r>
+            <w:proofErr w:type="spellEnd"/>
+            <w:r>
+              <w:rPr>
+                <w:sz w:val="19"/>
+                <w:szCs w:val="19"/>
+              </w:rPr>
+              <w:t>_</w:t>
+            </w:r>
+            <w:proofErr w:type="gramStart"/>
+            <w:r>
+              <w:rPr>
+                <w:sz w:val="19"/>
+                <w:szCs w:val="19"/>
+              </w:rPr>
+              <w:t>_(</w:t>
+            </w:r>
+            <w:proofErr w:type="gramEnd"/>
+            <w:r>
+              <w:rPr>
+                <w:sz w:val="19"/>
+                <w:szCs w:val="19"/>
+              </w:rPr>
+              <w:t xml:space="preserve">) batalla.py · </w:t>
+            </w:r>
+            <w:proofErr w:type="gramStart"/>
+            <w:r>
+              <w:rPr>
+                <w:sz w:val="19"/>
+                <w:szCs w:val="19"/>
+              </w:rPr>
+              <w:t>Batalla._</w:t>
+            </w:r>
+            <w:proofErr w:type="gramEnd"/>
+            <w:r>
+              <w:rPr>
+                <w:sz w:val="19"/>
+                <w:szCs w:val="19"/>
+              </w:rPr>
+              <w:t>_</w:t>
+            </w:r>
+            <w:proofErr w:type="spellStart"/>
+            <w:r>
+              <w:rPr>
+                <w:sz w:val="19"/>
+                <w:szCs w:val="19"/>
+              </w:rPr>
+              <w:t>init</w:t>
+            </w:r>
+            <w:proofErr w:type="spellEnd"/>
+            <w:r>
+              <w:rPr>
+                <w:sz w:val="19"/>
+                <w:szCs w:val="19"/>
+              </w:rPr>
+              <w:t>_</w:t>
+            </w:r>
+            <w:proofErr w:type="gramStart"/>
+            <w:r>
+              <w:rPr>
+                <w:sz w:val="19"/>
+                <w:szCs w:val="19"/>
+              </w:rPr>
+              <w:t>_(</w:t>
+            </w:r>
+            <w:proofErr w:type="gramEnd"/>
+            <w:r>
+              <w:rPr>
+                <w:sz w:val="19"/>
+                <w:szCs w:val="19"/>
+              </w:rPr>
+              <w:t>)</w:t>
             </w:r>
           </w:p>
         </w:tc>
@@ -7980,12 +11214,6 @@
         <w:gridCol w:w="9360"/>
       </w:tblGrid>
       <w:tr>
-        <w:tblPrEx>
-          <w:tblCellMar>
-            <w:top w:w="0" w:type="dxa"/>
-            <w:bottom w:w="0" w:type="dxa"/>
-          </w:tblCellMar>
-        </w:tblPrEx>
         <w:tc>
           <w:tcPr>
             <w:tcW w:w="9360" w:type="dxa"/>
@@ -8041,12 +11269,6 @@
         <w:gridCol w:w="2479"/>
       </w:tblGrid>
       <w:tr>
-        <w:tblPrEx>
-          <w:tblCellMar>
-            <w:top w:w="0" w:type="dxa"/>
-            <w:bottom w:w="0" w:type="dxa"/>
-          </w:tblCellMar>
-        </w:tblPrEx>
         <w:tc>
           <w:tcPr>
             <w:tcW w:w="2000" w:type="dxa"/>
@@ -8169,12 +11391,6 @@
         </w:tc>
       </w:tr>
       <w:tr>
-        <w:tblPrEx>
-          <w:tblCellMar>
-            <w:top w:w="0" w:type="dxa"/>
-            <w:bottom w:w="0" w:type="dxa"/>
-          </w:tblCellMar>
-        </w:tblPrEx>
         <w:tc>
           <w:tcPr>
             <w:tcW w:w="2000" w:type="dxa"/>
@@ -8225,7 +11441,55 @@
                 <w:sz w:val="19"/>
                 <w:szCs w:val="19"/>
               </w:rPr>
-              <w:t>Al cargar, el estado se restaura exactamente: criaturas con HP, MP, nivel, forma y habilidades. Los fragmentos se restauran como FragmentoEvolucion (identificados por es_fragmento=True). Si el archivo no existe, se lanza PartidaNoEncontradaError. El guardado y la carga ocurren en menos de 1 segundo.</w:t>
+              <w:t xml:space="preserve">Al cargar, el estado se restaura exactamente: criaturas con HP, MP, nivel, forma y habilidades. Los fragmentos se restauran como </w:t>
+            </w:r>
+            <w:proofErr w:type="spellStart"/>
+            <w:r>
+              <w:rPr>
+                <w:sz w:val="19"/>
+                <w:szCs w:val="19"/>
+              </w:rPr>
+              <w:t>FragmentoEvolucion</w:t>
+            </w:r>
+            <w:proofErr w:type="spellEnd"/>
+            <w:r>
+              <w:rPr>
+                <w:sz w:val="19"/>
+                <w:szCs w:val="19"/>
+              </w:rPr>
+              <w:t xml:space="preserve"> (identificados por </w:t>
+            </w:r>
+            <w:proofErr w:type="spellStart"/>
+            <w:r>
+              <w:rPr>
+                <w:sz w:val="19"/>
+                <w:szCs w:val="19"/>
+              </w:rPr>
+              <w:t>es_fragmento</w:t>
+            </w:r>
+            <w:proofErr w:type="spellEnd"/>
+            <w:r>
+              <w:rPr>
+                <w:sz w:val="19"/>
+                <w:szCs w:val="19"/>
+              </w:rPr>
+              <w:t xml:space="preserve">=True). Si el archivo no existe, se lanza </w:t>
+            </w:r>
+            <w:proofErr w:type="spellStart"/>
+            <w:r>
+              <w:rPr>
+                <w:sz w:val="19"/>
+                <w:szCs w:val="19"/>
+              </w:rPr>
+              <w:t>PartidaNoEncontradaError</w:t>
+            </w:r>
+            <w:proofErr w:type="spellEnd"/>
+            <w:r>
+              <w:rPr>
+                <w:sz w:val="19"/>
+                <w:szCs w:val="19"/>
+              </w:rPr>
+              <w:t>. El guardado y la carga ocurren en menos de 1 segundo.</w:t>
             </w:r>
           </w:p>
         </w:tc>
@@ -8252,7 +11516,71 @@
                 <w:sz w:val="19"/>
                 <w:szCs w:val="19"/>
               </w:rPr>
-              <w:t>Implementar Jugador.guardar(ruta) serializando equipo e inventario (con es_fragmento). Implementar cargar_jugador(ruta) como función suelta (reemplaza el antiguo @classmethod Jugador.cargar()). Detectar ruta automáticamente junto al ejecutable.</w:t>
+              <w:t xml:space="preserve">Implementar </w:t>
+            </w:r>
+            <w:proofErr w:type="spellStart"/>
+            <w:r>
+              <w:rPr>
+                <w:sz w:val="19"/>
+                <w:szCs w:val="19"/>
+              </w:rPr>
+              <w:t>Jugador.guardar</w:t>
+            </w:r>
+            <w:proofErr w:type="spellEnd"/>
+            <w:r>
+              <w:rPr>
+                <w:sz w:val="19"/>
+                <w:szCs w:val="19"/>
+              </w:rPr>
+              <w:t xml:space="preserve">(ruta) serializando equipo e inventario (con </w:t>
+            </w:r>
+            <w:proofErr w:type="spellStart"/>
+            <w:r>
+              <w:rPr>
+                <w:sz w:val="19"/>
+                <w:szCs w:val="19"/>
+              </w:rPr>
+              <w:t>es_fragmento</w:t>
+            </w:r>
+            <w:proofErr w:type="spellEnd"/>
+            <w:r>
+              <w:rPr>
+                <w:sz w:val="19"/>
+                <w:szCs w:val="19"/>
+              </w:rPr>
+              <w:t xml:space="preserve">). Implementar </w:t>
+            </w:r>
+            <w:proofErr w:type="spellStart"/>
+            <w:r>
+              <w:rPr>
+                <w:sz w:val="19"/>
+                <w:szCs w:val="19"/>
+              </w:rPr>
+              <w:t>cargar_jugador</w:t>
+            </w:r>
+            <w:proofErr w:type="spellEnd"/>
+            <w:r>
+              <w:rPr>
+                <w:sz w:val="19"/>
+                <w:szCs w:val="19"/>
+              </w:rPr>
+              <w:t xml:space="preserve">(ruta) como función suelta (reemplaza el antiguo @classmethod </w:t>
+            </w:r>
+            <w:proofErr w:type="spellStart"/>
+            <w:r>
+              <w:rPr>
+                <w:sz w:val="19"/>
+                <w:szCs w:val="19"/>
+              </w:rPr>
+              <w:t>Jugador.cargar</w:t>
+            </w:r>
+            <w:proofErr w:type="spellEnd"/>
+            <w:r>
+              <w:rPr>
+                <w:sz w:val="19"/>
+                <w:szCs w:val="19"/>
+              </w:rPr>
+              <w:t>()). Detectar ruta automáticamente junto al ejecutable.</w:t>
             </w:r>
           </w:p>
         </w:tc>
@@ -8279,8 +11607,129 @@
                 <w:sz w:val="19"/>
                 <w:szCs w:val="19"/>
               </w:rPr>
-              <w:t>jugador.py · Jugador.guardar() / cargar_jugador() game_state.py · Juego.guardar_partida() / Juego.cargar_partida() excepciones.py · PartidaNoEncontradaError</w:t>
-            </w:r>
+              <w:t xml:space="preserve">jugador.py · </w:t>
+            </w:r>
+            <w:proofErr w:type="spellStart"/>
+            <w:r>
+              <w:rPr>
+                <w:sz w:val="19"/>
+                <w:szCs w:val="19"/>
+              </w:rPr>
+              <w:t>Jugador.guardar</w:t>
+            </w:r>
+            <w:proofErr w:type="spellEnd"/>
+            <w:r>
+              <w:rPr>
+                <w:sz w:val="19"/>
+                <w:szCs w:val="19"/>
+              </w:rPr>
+              <w:t xml:space="preserve">() / </w:t>
+            </w:r>
+            <w:proofErr w:type="spellStart"/>
+            <w:r>
+              <w:rPr>
+                <w:sz w:val="19"/>
+                <w:szCs w:val="19"/>
+              </w:rPr>
+              <w:t>cargar_</w:t>
+            </w:r>
+            <w:proofErr w:type="gramStart"/>
+            <w:r>
+              <w:rPr>
+                <w:sz w:val="19"/>
+                <w:szCs w:val="19"/>
+              </w:rPr>
+              <w:t>jugador</w:t>
+            </w:r>
+            <w:proofErr w:type="spellEnd"/>
+            <w:r>
+              <w:rPr>
+                <w:sz w:val="19"/>
+                <w:szCs w:val="19"/>
+              </w:rPr>
+              <w:t>(</w:t>
+            </w:r>
+            <w:proofErr w:type="gramEnd"/>
+            <w:r>
+              <w:rPr>
+                <w:sz w:val="19"/>
+                <w:szCs w:val="19"/>
+              </w:rPr>
+              <w:t xml:space="preserve">) game_state.py · </w:t>
+            </w:r>
+            <w:proofErr w:type="spellStart"/>
+            <w:r>
+              <w:rPr>
+                <w:sz w:val="19"/>
+                <w:szCs w:val="19"/>
+              </w:rPr>
+              <w:t>Juego.guardar_</w:t>
+            </w:r>
+            <w:proofErr w:type="gramStart"/>
+            <w:r>
+              <w:rPr>
+                <w:sz w:val="19"/>
+                <w:szCs w:val="19"/>
+              </w:rPr>
+              <w:t>partida</w:t>
+            </w:r>
+            <w:proofErr w:type="spellEnd"/>
+            <w:r>
+              <w:rPr>
+                <w:sz w:val="19"/>
+                <w:szCs w:val="19"/>
+              </w:rPr>
+              <w:t>(</w:t>
+            </w:r>
+            <w:proofErr w:type="gramEnd"/>
+            <w:r>
+              <w:rPr>
+                <w:sz w:val="19"/>
+                <w:szCs w:val="19"/>
+              </w:rPr>
+              <w:t xml:space="preserve">) / </w:t>
+            </w:r>
+            <w:proofErr w:type="spellStart"/>
+            <w:r>
+              <w:rPr>
+                <w:sz w:val="19"/>
+                <w:szCs w:val="19"/>
+              </w:rPr>
+              <w:t>Juego.cargar_</w:t>
+            </w:r>
+            <w:proofErr w:type="gramStart"/>
+            <w:r>
+              <w:rPr>
+                <w:sz w:val="19"/>
+                <w:szCs w:val="19"/>
+              </w:rPr>
+              <w:t>partida</w:t>
+            </w:r>
+            <w:proofErr w:type="spellEnd"/>
+            <w:r>
+              <w:rPr>
+                <w:sz w:val="19"/>
+                <w:szCs w:val="19"/>
+              </w:rPr>
+              <w:t>(</w:t>
+            </w:r>
+            <w:proofErr w:type="gramEnd"/>
+            <w:r>
+              <w:rPr>
+                <w:sz w:val="19"/>
+                <w:szCs w:val="19"/>
+              </w:rPr>
+              <w:t xml:space="preserve">) excepciones.py · </w:t>
+            </w:r>
+            <w:proofErr w:type="spellStart"/>
+            <w:r>
+              <w:rPr>
+                <w:sz w:val="19"/>
+                <w:szCs w:val="19"/>
+              </w:rPr>
+              <w:t>PartidaNoEncontradaError</w:t>
+            </w:r>
+            <w:proofErr w:type="spellEnd"/>
           </w:p>
         </w:tc>
       </w:tr>
@@ -8316,12 +11765,6 @@
         <w:gridCol w:w="6960"/>
       </w:tblGrid>
       <w:tr>
-        <w:tblPrEx>
-          <w:tblCellMar>
-            <w:top w:w="0" w:type="dxa"/>
-            <w:bottom w:w="0" w:type="dxa"/>
-          </w:tblCellMar>
-        </w:tblPrEx>
         <w:tc>
           <w:tcPr>
             <w:tcW w:w="2400" w:type="dxa"/>
@@ -8384,12 +11827,6 @@
         </w:tc>
       </w:tr>
       <w:tr>
-        <w:tblPrEx>
-          <w:tblCellMar>
-            <w:top w:w="0" w:type="dxa"/>
-            <w:bottom w:w="0" w:type="dxa"/>
-          </w:tblCellMar>
-        </w:tblPrEx>
         <w:tc>
           <w:tcPr>
             <w:tcW w:w="2400" w:type="dxa"/>
@@ -8413,7 +11850,14 @@
                 <w:sz w:val="19"/>
                 <w:szCs w:val="19"/>
               </w:rPr>
-              <w:t>Diseño OOP</w:t>
+              <w:t xml:space="preserve">Diseño </w:t>
+            </w:r>
+            <w:r>
+              <w:rPr>
+                <w:sz w:val="19"/>
+                <w:szCs w:val="19"/>
+              </w:rPr>
+              <w:t>POO</w:t>
             </w:r>
           </w:p>
         </w:tc>
@@ -8446,12 +11890,6 @@
         </w:tc>
       </w:tr>
       <w:tr>
-        <w:tblPrEx>
-          <w:tblCellMar>
-            <w:top w:w="0" w:type="dxa"/>
-            <w:bottom w:w="0" w:type="dxa"/>
-          </w:tblCellMar>
-        </w:tblPrEx>
         <w:tc>
           <w:tcPr>
             <w:tcW w:w="2400" w:type="dxa"/>
@@ -8508,12 +11946,6 @@
         </w:tc>
       </w:tr>
       <w:tr>
-        <w:tblPrEx>
-          <w:tblCellMar>
-            <w:top w:w="0" w:type="dxa"/>
-            <w:bottom w:w="0" w:type="dxa"/>
-          </w:tblCellMar>
-        </w:tblPrEx>
         <w:tc>
           <w:tcPr>
             <w:tcW w:w="2400" w:type="dxa"/>
@@ -8570,12 +12002,6 @@
         </w:tc>
       </w:tr>
       <w:tr>
-        <w:tblPrEx>
-          <w:tblCellMar>
-            <w:top w:w="0" w:type="dxa"/>
-            <w:bottom w:w="0" w:type="dxa"/>
-          </w:tblCellMar>
-        </w:tblPrEx>
         <w:tc>
           <w:tcPr>
             <w:tcW w:w="2400" w:type="dxa"/>
@@ -8632,12 +12058,6 @@
         </w:tc>
       </w:tr>
       <w:tr>
-        <w:tblPrEx>
-          <w:tblCellMar>
-            <w:top w:w="0" w:type="dxa"/>
-            <w:bottom w:w="0" w:type="dxa"/>
-          </w:tblCellMar>
-        </w:tblPrEx>
         <w:tc>
           <w:tcPr>
             <w:tcW w:w="2400" w:type="dxa"/>
@@ -8694,12 +12114,6 @@
         </w:tc>
       </w:tr>
       <w:tr>
-        <w:tblPrEx>
-          <w:tblCellMar>
-            <w:top w:w="0" w:type="dxa"/>
-            <w:bottom w:w="0" w:type="dxa"/>
-          </w:tblCellMar>
-        </w:tblPrEx>
         <w:tc>
           <w:tcPr>
             <w:tcW w:w="2400" w:type="dxa"/>
@@ -8787,12 +12201,6 @@
         <w:gridCol w:w="6560"/>
       </w:tblGrid>
       <w:tr>
-        <w:tblPrEx>
-          <w:tblCellMar>
-            <w:top w:w="0" w:type="dxa"/>
-            <w:bottom w:w="0" w:type="dxa"/>
-          </w:tblCellMar>
-        </w:tblPrEx>
         <w:tc>
           <w:tcPr>
             <w:tcW w:w="2800" w:type="dxa"/>
@@ -8855,12 +12263,6 @@
         </w:tc>
       </w:tr>
       <w:tr>
-        <w:tblPrEx>
-          <w:tblCellMar>
-            <w:top w:w="0" w:type="dxa"/>
-            <w:bottom w:w="0" w:type="dxa"/>
-          </w:tblCellMar>
-        </w:tblPrEx>
         <w:tc>
           <w:tcPr>
             <w:tcW w:w="2800" w:type="dxa"/>
@@ -8884,7 +12286,6 @@
                 <w:sz w:val="19"/>
                 <w:szCs w:val="19"/>
               </w:rPr>
-              <w:lastRenderedPageBreak/>
               <w:t>Jugador (humano)</w:t>
             </w:r>
           </w:p>
@@ -8918,12 +12319,6 @@
         </w:tc>
       </w:tr>
       <w:tr>
-        <w:tblPrEx>
-          <w:tblCellMar>
-            <w:top w:w="0" w:type="dxa"/>
-            <w:bottom w:w="0" w:type="dxa"/>
-          </w:tblCellMar>
-        </w:tblPrEx>
         <w:tc>
           <w:tcPr>
             <w:tcW w:w="2800" w:type="dxa"/>
@@ -8947,6 +12342,7 @@
                 <w:sz w:val="19"/>
                 <w:szCs w:val="19"/>
               </w:rPr>
+              <w:lastRenderedPageBreak/>
               <w:t>Motor de combate</w:t>
             </w:r>
           </w:p>
@@ -8980,12 +12376,6 @@
         </w:tc>
       </w:tr>
       <w:tr>
-        <w:tblPrEx>
-          <w:tblCellMar>
-            <w:top w:w="0" w:type="dxa"/>
-            <w:bottom w:w="0" w:type="dxa"/>
-          </w:tblCellMar>
-        </w:tblPrEx>
         <w:tc>
           <w:tcPr>
             <w:tcW w:w="2800" w:type="dxa"/>
@@ -9036,18 +12426,28 @@
                 <w:sz w:val="19"/>
                 <w:szCs w:val="19"/>
               </w:rPr>
-              <w:t>Subsistema (CondicionClimatica) que aplica modificadores de ataque y daño por turno según la zona.</w:t>
+              <w:t>Subsistema (</w:t>
+            </w:r>
+            <w:proofErr w:type="spellStart"/>
+            <w:r>
+              <w:rPr>
+                <w:sz w:val="19"/>
+                <w:szCs w:val="19"/>
+              </w:rPr>
+              <w:t>CondicionClimatica</w:t>
+            </w:r>
+            <w:proofErr w:type="spellEnd"/>
+            <w:r>
+              <w:rPr>
+                <w:sz w:val="19"/>
+                <w:szCs w:val="19"/>
+              </w:rPr>
+              <w:t>) que aplica modificadores de ataque y daño por turno según la zona.</w:t>
             </w:r>
           </w:p>
         </w:tc>
       </w:tr>
       <w:tr>
-        <w:tblPrEx>
-          <w:tblCellMar>
-            <w:top w:w="0" w:type="dxa"/>
-            <w:bottom w:w="0" w:type="dxa"/>
-          </w:tblCellMar>
-        </w:tblPrEx>
         <w:tc>
           <w:tcPr>
             <w:tcW w:w="2800" w:type="dxa"/>
@@ -9098,18 +12498,28 @@
                 <w:sz w:val="19"/>
                 <w:szCs w:val="19"/>
               </w:rPr>
-              <w:t>Subsistema (Juego.explorar) que decide si aparece criatura salvaje, cuál es, y si se dropa un fragmento al explorar.</w:t>
+              <w:t>Subsistema (</w:t>
+            </w:r>
+            <w:proofErr w:type="spellStart"/>
+            <w:r>
+              <w:rPr>
+                <w:sz w:val="19"/>
+                <w:szCs w:val="19"/>
+              </w:rPr>
+              <w:t>Juego.explorar</w:t>
+            </w:r>
+            <w:proofErr w:type="spellEnd"/>
+            <w:r>
+              <w:rPr>
+                <w:sz w:val="19"/>
+                <w:szCs w:val="19"/>
+              </w:rPr>
+              <w:t>) que decide si aparece criatura salvaje, cuál es, y si se dropa un fragmento al explorar.</w:t>
             </w:r>
           </w:p>
         </w:tc>
       </w:tr>
       <w:tr>
-        <w:tblPrEx>
-          <w:tblCellMar>
-            <w:top w:w="0" w:type="dxa"/>
-            <w:bottom w:w="0" w:type="dxa"/>
-          </w:tblCellMar>
-        </w:tblPrEx>
         <w:tc>
           <w:tcPr>
             <w:tcW w:w="2800" w:type="dxa"/>
@@ -9198,15 +12608,9 @@
         <w:gridCol w:w="3772"/>
       </w:tblGrid>
       <w:tr>
-        <w:tblPrEx>
-          <w:tblCellMar>
-            <w:top w:w="0" w:type="dxa"/>
-            <w:bottom w:w="0" w:type="dxa"/>
-          </w:tblCellMar>
-        </w:tblPrEx>
-        <w:tc>
-          <w:tcPr>
-            <w:tcW w:w="2200" w:type="dxa"/>
+        <w:tc>
+          <w:tcPr>
+            <w:tcW w:w="2237" w:type="dxa"/>
             <w:tcBorders>
               <w:top w:val="single" w:sz="1" w:space="0" w:color="CCCCCC"/>
               <w:left w:val="single" w:sz="1" w:space="0" w:color="CCCCCC"/>
@@ -9236,7 +12640,7 @@
         </w:tc>
         <w:tc>
           <w:tcPr>
-            <w:tcW w:w="3360" w:type="dxa"/>
+            <w:tcW w:w="3351" w:type="dxa"/>
             <w:tcBorders>
               <w:top w:val="single" w:sz="1" w:space="0" w:color="CCCCCC"/>
               <w:left w:val="single" w:sz="1" w:space="0" w:color="CCCCCC"/>
@@ -9266,7 +12670,7 @@
         </w:tc>
         <w:tc>
           <w:tcPr>
-            <w:tcW w:w="3800" w:type="dxa"/>
+            <w:tcW w:w="3772" w:type="dxa"/>
             <w:tcBorders>
               <w:top w:val="single" w:sz="1" w:space="0" w:color="CCCCCC"/>
               <w:left w:val="single" w:sz="1" w:space="0" w:color="CCCCCC"/>
@@ -9296,15 +12700,9 @@
         </w:tc>
       </w:tr>
       <w:tr>
-        <w:tblPrEx>
-          <w:tblCellMar>
-            <w:top w:w="0" w:type="dxa"/>
-            <w:bottom w:w="0" w:type="dxa"/>
-          </w:tblCellMar>
-        </w:tblPrEx>
-        <w:tc>
-          <w:tcPr>
-            <w:tcW w:w="2200" w:type="dxa"/>
+        <w:tc>
+          <w:tcPr>
+            <w:tcW w:w="2237" w:type="dxa"/>
             <w:tcBorders>
               <w:top w:val="single" w:sz="1" w:space="0" w:color="CCCCCC"/>
               <w:left w:val="single" w:sz="1" w:space="0" w:color="CCCCCC"/>
@@ -9331,7 +12729,7 @@
         </w:tc>
         <w:tc>
           <w:tcPr>
-            <w:tcW w:w="3360" w:type="dxa"/>
+            <w:tcW w:w="3351" w:type="dxa"/>
             <w:tcBorders>
               <w:top w:val="single" w:sz="1" w:space="0" w:color="CCCCCC"/>
               <w:left w:val="single" w:sz="1" w:space="0" w:color="CCCCCC"/>
@@ -9358,7 +12756,7 @@
         </w:tc>
         <w:tc>
           <w:tcPr>
-            <w:tcW w:w="3800" w:type="dxa"/>
+            <w:tcW w:w="3772" w:type="dxa"/>
             <w:tcBorders>
               <w:top w:val="single" w:sz="1" w:space="0" w:color="CCCCCC"/>
               <w:left w:val="single" w:sz="1" w:space="0" w:color="CCCCCC"/>
@@ -9385,15 +12783,9 @@
         </w:tc>
       </w:tr>
       <w:tr>
-        <w:tblPrEx>
-          <w:tblCellMar>
-            <w:top w:w="0" w:type="dxa"/>
-            <w:bottom w:w="0" w:type="dxa"/>
-          </w:tblCellMar>
-        </w:tblPrEx>
-        <w:tc>
-          <w:tcPr>
-            <w:tcW w:w="2200" w:type="dxa"/>
+        <w:tc>
+          <w:tcPr>
+            <w:tcW w:w="2237" w:type="dxa"/>
             <w:tcBorders>
               <w:top w:val="single" w:sz="1" w:space="0" w:color="CCCCCC"/>
               <w:left w:val="single" w:sz="1" w:space="0" w:color="CCCCCC"/>
@@ -9420,7 +12812,7 @@
         </w:tc>
         <w:tc>
           <w:tcPr>
-            <w:tcW w:w="3360" w:type="dxa"/>
+            <w:tcW w:w="3351" w:type="dxa"/>
             <w:tcBorders>
               <w:top w:val="single" w:sz="1" w:space="0" w:color="CCCCCC"/>
               <w:left w:val="single" w:sz="1" w:space="0" w:color="CCCCCC"/>
@@ -9441,13 +12833,45 @@
                 <w:sz w:val="19"/>
                 <w:szCs w:val="19"/>
               </w:rPr>
-              <w:t>Jugador, cargar_jugador()</w:t>
-            </w:r>
-          </w:p>
-        </w:tc>
-        <w:tc>
-          <w:tcPr>
-            <w:tcW w:w="3800" w:type="dxa"/>
+              <w:t xml:space="preserve">Jugador, </w:t>
+            </w:r>
+            <w:proofErr w:type="spellStart"/>
+            <w:r>
+              <w:rPr>
+                <w:sz w:val="19"/>
+                <w:szCs w:val="19"/>
+              </w:rPr>
+              <w:t>cargar_</w:t>
+            </w:r>
+            <w:proofErr w:type="gramStart"/>
+            <w:r>
+              <w:rPr>
+                <w:sz w:val="19"/>
+                <w:szCs w:val="19"/>
+              </w:rPr>
+              <w:t>jugador</w:t>
+            </w:r>
+            <w:proofErr w:type="spellEnd"/>
+            <w:r>
+              <w:rPr>
+                <w:sz w:val="19"/>
+                <w:szCs w:val="19"/>
+              </w:rPr>
+              <w:t>(</w:t>
+            </w:r>
+            <w:proofErr w:type="gramEnd"/>
+            <w:r>
+              <w:rPr>
+                <w:sz w:val="19"/>
+                <w:szCs w:val="19"/>
+              </w:rPr>
+              <w:t>)</w:t>
+            </w:r>
+          </w:p>
+        </w:tc>
+        <w:tc>
+          <w:tcPr>
+            <w:tcW w:w="3772" w:type="dxa"/>
             <w:tcBorders>
               <w:top w:val="single" w:sz="1" w:space="0" w:color="CCCCCC"/>
               <w:left w:val="single" w:sz="1" w:space="0" w:color="CCCCCC"/>
@@ -9468,21 +12892,63 @@
                 <w:sz w:val="19"/>
                 <w:szCs w:val="19"/>
               </w:rPr>
-              <w:t>Gestión de equipo, inventario, captura y persistencia. cargar_jugador() reemplaza el antiguo Jugador.cargar().</w:t>
+              <w:t xml:space="preserve">Gestión de equipo, inventario, captura y persistencia. </w:t>
+            </w:r>
+            <w:proofErr w:type="spellStart"/>
+            <w:r>
+              <w:rPr>
+                <w:sz w:val="19"/>
+                <w:szCs w:val="19"/>
+              </w:rPr>
+              <w:t>cargar_</w:t>
+            </w:r>
+            <w:proofErr w:type="gramStart"/>
+            <w:r>
+              <w:rPr>
+                <w:sz w:val="19"/>
+                <w:szCs w:val="19"/>
+              </w:rPr>
+              <w:t>jugador</w:t>
+            </w:r>
+            <w:proofErr w:type="spellEnd"/>
+            <w:r>
+              <w:rPr>
+                <w:sz w:val="19"/>
+                <w:szCs w:val="19"/>
+              </w:rPr>
+              <w:t>(</w:t>
+            </w:r>
+            <w:proofErr w:type="gramEnd"/>
+            <w:r>
+              <w:rPr>
+                <w:sz w:val="19"/>
+                <w:szCs w:val="19"/>
+              </w:rPr>
+              <w:t xml:space="preserve">) reemplaza el antiguo </w:t>
+            </w:r>
+            <w:proofErr w:type="spellStart"/>
+            <w:r>
+              <w:rPr>
+                <w:sz w:val="19"/>
+                <w:szCs w:val="19"/>
+              </w:rPr>
+              <w:t>Jugador.cargar</w:t>
+            </w:r>
+            <w:proofErr w:type="spellEnd"/>
+            <w:r>
+              <w:rPr>
+                <w:sz w:val="19"/>
+                <w:szCs w:val="19"/>
+              </w:rPr>
+              <w:t>().</w:t>
             </w:r>
           </w:p>
         </w:tc>
       </w:tr>
       <w:tr>
-        <w:tblPrEx>
-          <w:tblCellMar>
-            <w:top w:w="0" w:type="dxa"/>
-            <w:bottom w:w="0" w:type="dxa"/>
-          </w:tblCellMar>
-        </w:tblPrEx>
-        <w:tc>
-          <w:tcPr>
-            <w:tcW w:w="2200" w:type="dxa"/>
+        <w:tc>
+          <w:tcPr>
+            <w:tcW w:w="2237" w:type="dxa"/>
             <w:tcBorders>
               <w:top w:val="single" w:sz="1" w:space="0" w:color="CCCCCC"/>
               <w:left w:val="single" w:sz="1" w:space="0" w:color="CCCCCC"/>
@@ -9509,7 +12975,7 @@
         </w:tc>
         <w:tc>
           <w:tcPr>
-            <w:tcW w:w="3360" w:type="dxa"/>
+            <w:tcW w:w="3351" w:type="dxa"/>
             <w:tcBorders>
               <w:top w:val="single" w:sz="1" w:space="0" w:color="CCCCCC"/>
               <w:left w:val="single" w:sz="1" w:space="0" w:color="CCCCCC"/>
@@ -9530,13 +12996,22 @@
                 <w:sz w:val="19"/>
                 <w:szCs w:val="19"/>
               </w:rPr>
-              <w:t>Batalla, EstadoBatalla</w:t>
-            </w:r>
-          </w:p>
-        </w:tc>
-        <w:tc>
-          <w:tcPr>
-            <w:tcW w:w="3800" w:type="dxa"/>
+              <w:t xml:space="preserve">Batalla, </w:t>
+            </w:r>
+            <w:proofErr w:type="spellStart"/>
+            <w:r>
+              <w:rPr>
+                <w:sz w:val="19"/>
+                <w:szCs w:val="19"/>
+              </w:rPr>
+              <w:t>EstadoBatalla</w:t>
+            </w:r>
+            <w:proofErr w:type="spellEnd"/>
+          </w:p>
+        </w:tc>
+        <w:tc>
+          <w:tcPr>
+            <w:tcW w:w="3772" w:type="dxa"/>
             <w:tcBorders>
               <w:top w:val="single" w:sz="1" w:space="0" w:color="CCCCCC"/>
               <w:left w:val="single" w:sz="1" w:space="0" w:color="CCCCCC"/>
@@ -9563,15 +13038,9 @@
         </w:tc>
       </w:tr>
       <w:tr>
-        <w:tblPrEx>
-          <w:tblCellMar>
-            <w:top w:w="0" w:type="dxa"/>
-            <w:bottom w:w="0" w:type="dxa"/>
-          </w:tblCellMar>
-        </w:tblPrEx>
-        <w:tc>
-          <w:tcPr>
-            <w:tcW w:w="2200" w:type="dxa"/>
+        <w:tc>
+          <w:tcPr>
+            <w:tcW w:w="2237" w:type="dxa"/>
             <w:tcBorders>
               <w:top w:val="single" w:sz="1" w:space="0" w:color="CCCCCC"/>
               <w:left w:val="single" w:sz="1" w:space="0" w:color="CCCCCC"/>
@@ -9598,7 +13067,7 @@
         </w:tc>
         <w:tc>
           <w:tcPr>
-            <w:tcW w:w="3360" w:type="dxa"/>
+            <w:tcW w:w="3351" w:type="dxa"/>
             <w:tcBorders>
               <w:top w:val="single" w:sz="1" w:space="0" w:color="CCCCCC"/>
               <w:left w:val="single" w:sz="1" w:space="0" w:color="CCCCCC"/>
@@ -9614,18 +13083,27 @@
             </w:tcMar>
           </w:tcPr>
           <w:p>
-            <w:r>
-              <w:rPr>
-                <w:sz w:val="19"/>
-                <w:szCs w:val="19"/>
-              </w:rPr>
-              <w:t>CondicionClimatica, DATOS_CLIMA</w:t>
-            </w:r>
-          </w:p>
-        </w:tc>
-        <w:tc>
-          <w:tcPr>
-            <w:tcW w:w="3800" w:type="dxa"/>
+            <w:proofErr w:type="spellStart"/>
+            <w:r>
+              <w:rPr>
+                <w:sz w:val="19"/>
+                <w:szCs w:val="19"/>
+              </w:rPr>
+              <w:t>CondicionClimatica</w:t>
+            </w:r>
+            <w:proofErr w:type="spellEnd"/>
+            <w:r>
+              <w:rPr>
+                <w:sz w:val="19"/>
+                <w:szCs w:val="19"/>
+              </w:rPr>
+              <w:t>, DATOS_CLIMA</w:t>
+            </w:r>
+          </w:p>
+        </w:tc>
+        <w:tc>
+          <w:tcPr>
+            <w:tcW w:w="3772" w:type="dxa"/>
             <w:tcBorders>
               <w:top w:val="single" w:sz="1" w:space="0" w:color="CCCCCC"/>
               <w:left w:val="single" w:sz="1" w:space="0" w:color="CCCCCC"/>
@@ -9652,15 +13130,9 @@
         </w:tc>
       </w:tr>
       <w:tr>
-        <w:tblPrEx>
-          <w:tblCellMar>
-            <w:top w:w="0" w:type="dxa"/>
-            <w:bottom w:w="0" w:type="dxa"/>
-          </w:tblCellMar>
-        </w:tblPrEx>
-        <w:tc>
-          <w:tcPr>
-            <w:tcW w:w="2200" w:type="dxa"/>
+        <w:tc>
+          <w:tcPr>
+            <w:tcW w:w="2237" w:type="dxa"/>
             <w:tcBorders>
               <w:top w:val="single" w:sz="1" w:space="0" w:color="CCCCCC"/>
               <w:left w:val="single" w:sz="1" w:space="0" w:color="CCCCCC"/>
@@ -9687,7 +13159,7 @@
         </w:tc>
         <w:tc>
           <w:tcPr>
-            <w:tcW w:w="3360" w:type="dxa"/>
+            <w:tcW w:w="3351" w:type="dxa"/>
             <w:tcBorders>
               <w:top w:val="single" w:sz="1" w:space="0" w:color="CCCCCC"/>
               <w:left w:val="single" w:sz="1" w:space="0" w:color="CCCCCC"/>
@@ -9714,7 +13186,7 @@
         </w:tc>
         <w:tc>
           <w:tcPr>
-            <w:tcW w:w="3800" w:type="dxa"/>
+            <w:tcW w:w="3772" w:type="dxa"/>
             <w:tcBorders>
               <w:top w:val="single" w:sz="1" w:space="0" w:color="CCCCCC"/>
               <w:left w:val="single" w:sz="1" w:space="0" w:color="CCCCCC"/>
@@ -9741,15 +13213,9 @@
         </w:tc>
       </w:tr>
       <w:tr>
-        <w:tblPrEx>
-          <w:tblCellMar>
-            <w:top w:w="0" w:type="dxa"/>
-            <w:bottom w:w="0" w:type="dxa"/>
-          </w:tblCellMar>
-        </w:tblPrEx>
-        <w:tc>
-          <w:tcPr>
-            <w:tcW w:w="2200" w:type="dxa"/>
+        <w:tc>
+          <w:tcPr>
+            <w:tcW w:w="2237" w:type="dxa"/>
             <w:tcBorders>
               <w:top w:val="single" w:sz="1" w:space="0" w:color="CCCCCC"/>
               <w:left w:val="single" w:sz="1" w:space="0" w:color="CCCCCC"/>
@@ -9776,7 +13242,7 @@
         </w:tc>
         <w:tc>
           <w:tcPr>
-            <w:tcW w:w="3360" w:type="dxa"/>
+            <w:tcW w:w="3351" w:type="dxa"/>
             <w:tcBorders>
               <w:top w:val="single" w:sz="1" w:space="0" w:color="CCCCCC"/>
               <w:left w:val="single" w:sz="1" w:space="0" w:color="CCCCCC"/>
@@ -9792,6 +13258,7 @@
             </w:tcMar>
           </w:tcPr>
           <w:p>
+            <w:proofErr w:type="spellStart"/>
             <w:r>
               <w:rPr>
                 <w:sz w:val="19"/>
@@ -9799,11 +13266,12 @@
               </w:rPr>
               <w:t>Item</w:t>
             </w:r>
-          </w:p>
-        </w:tc>
-        <w:tc>
-          <w:tcPr>
-            <w:tcW w:w="3800" w:type="dxa"/>
+            <w:proofErr w:type="spellEnd"/>
+          </w:p>
+        </w:tc>
+        <w:tc>
+          <w:tcPr>
+            <w:tcW w:w="3772" w:type="dxa"/>
             <w:tcBorders>
               <w:top w:val="single" w:sz="1" w:space="0" w:color="CCCCCC"/>
               <w:left w:val="single" w:sz="1" w:space="0" w:color="CCCCCC"/>
@@ -9824,21 +13292,111 @@
                 <w:sz w:val="19"/>
                 <w:szCs w:val="19"/>
               </w:rPr>
-              <w:t>Objetos del inventario con efectos dobles. modificar_estadistica() usa if/elif en lugar de setattr/getattr.</w:t>
+              <w:t xml:space="preserve">Objetos del inventario con efectos dobles. </w:t>
+            </w:r>
+            <w:proofErr w:type="spellStart"/>
+            <w:r>
+              <w:rPr>
+                <w:sz w:val="19"/>
+                <w:szCs w:val="19"/>
+              </w:rPr>
+              <w:t>modificar_</w:t>
+            </w:r>
+            <w:proofErr w:type="gramStart"/>
+            <w:r>
+              <w:rPr>
+                <w:sz w:val="19"/>
+                <w:szCs w:val="19"/>
+              </w:rPr>
+              <w:t>estadistica</w:t>
+            </w:r>
+            <w:proofErr w:type="spellEnd"/>
+            <w:r>
+              <w:rPr>
+                <w:sz w:val="19"/>
+                <w:szCs w:val="19"/>
+              </w:rPr>
+              <w:t>(</w:t>
+            </w:r>
+            <w:proofErr w:type="gramEnd"/>
+            <w:r>
+              <w:rPr>
+                <w:sz w:val="19"/>
+                <w:szCs w:val="19"/>
+              </w:rPr>
+              <w:t xml:space="preserve">) usa </w:t>
+            </w:r>
+            <w:proofErr w:type="spellStart"/>
+            <w:r>
+              <w:rPr>
+                <w:sz w:val="19"/>
+                <w:szCs w:val="19"/>
+              </w:rPr>
+              <w:t>if</w:t>
+            </w:r>
+            <w:proofErr w:type="spellEnd"/>
+            <w:r>
+              <w:rPr>
+                <w:sz w:val="19"/>
+                <w:szCs w:val="19"/>
+              </w:rPr>
+              <w:t>/</w:t>
+            </w:r>
+            <w:proofErr w:type="spellStart"/>
+            <w:r>
+              <w:rPr>
+                <w:sz w:val="19"/>
+                <w:szCs w:val="19"/>
+              </w:rPr>
+              <w:t>elif</w:t>
+            </w:r>
+            <w:proofErr w:type="spellEnd"/>
+            <w:r>
+              <w:rPr>
+                <w:sz w:val="19"/>
+                <w:szCs w:val="19"/>
+              </w:rPr>
+              <w:t xml:space="preserve"> en lugar de </w:t>
+            </w:r>
+            <w:proofErr w:type="spellStart"/>
+            <w:r>
+              <w:rPr>
+                <w:sz w:val="19"/>
+                <w:szCs w:val="19"/>
+              </w:rPr>
+              <w:t>setattr</w:t>
+            </w:r>
+            <w:proofErr w:type="spellEnd"/>
+            <w:r>
+              <w:rPr>
+                <w:sz w:val="19"/>
+                <w:szCs w:val="19"/>
+              </w:rPr>
+              <w:t>/</w:t>
+            </w:r>
+            <w:proofErr w:type="spellStart"/>
+            <w:r>
+              <w:rPr>
+                <w:sz w:val="19"/>
+                <w:szCs w:val="19"/>
+              </w:rPr>
+              <w:t>getattr</w:t>
+            </w:r>
+            <w:proofErr w:type="spellEnd"/>
+            <w:r>
+              <w:rPr>
+                <w:sz w:val="19"/>
+                <w:szCs w:val="19"/>
+              </w:rPr>
+              <w:t>.</w:t>
             </w:r>
           </w:p>
         </w:tc>
       </w:tr>
       <w:tr>
-        <w:tblPrEx>
-          <w:tblCellMar>
-            <w:top w:w="0" w:type="dxa"/>
-            <w:bottom w:w="0" w:type="dxa"/>
-          </w:tblCellMar>
-        </w:tblPrEx>
-        <w:tc>
-          <w:tcPr>
-            <w:tcW w:w="2200" w:type="dxa"/>
+        <w:tc>
+          <w:tcPr>
+            <w:tcW w:w="2237" w:type="dxa"/>
             <w:tcBorders>
               <w:top w:val="single" w:sz="1" w:space="0" w:color="CCCCCC"/>
               <w:left w:val="single" w:sz="1" w:space="0" w:color="CCCCCC"/>
@@ -9865,7 +13423,7 @@
         </w:tc>
         <w:tc>
           <w:tcPr>
-            <w:tcW w:w="3360" w:type="dxa"/>
+            <w:tcW w:w="3351" w:type="dxa"/>
             <w:tcBorders>
               <w:top w:val="single" w:sz="1" w:space="0" w:color="CCCCCC"/>
               <w:left w:val="single" w:sz="1" w:space="0" w:color="CCCCCC"/>
@@ -9892,7 +13450,7 @@
         </w:tc>
         <w:tc>
           <w:tcPr>
-            <w:tcW w:w="3800" w:type="dxa"/>
+            <w:tcW w:w="3772" w:type="dxa"/>
             <w:tcBorders>
               <w:top w:val="single" w:sz="1" w:space="0" w:color="CCCCCC"/>
               <w:left w:val="single" w:sz="1" w:space="0" w:color="CCCCCC"/>
@@ -9919,15 +13477,9 @@
         </w:tc>
       </w:tr>
       <w:tr>
-        <w:tblPrEx>
-          <w:tblCellMar>
-            <w:top w:w="0" w:type="dxa"/>
-            <w:bottom w:w="0" w:type="dxa"/>
-          </w:tblCellMar>
-        </w:tblPrEx>
-        <w:tc>
-          <w:tcPr>
-            <w:tcW w:w="2200" w:type="dxa"/>
+        <w:tc>
+          <w:tcPr>
+            <w:tcW w:w="2237" w:type="dxa"/>
             <w:tcBorders>
               <w:top w:val="single" w:sz="1" w:space="0" w:color="CCCCCC"/>
               <w:left w:val="single" w:sz="1" w:space="0" w:color="CCCCCC"/>
@@ -9954,7 +13506,7 @@
         </w:tc>
         <w:tc>
           <w:tcPr>
-            <w:tcW w:w="3360" w:type="dxa"/>
+            <w:tcW w:w="3351" w:type="dxa"/>
             <w:tcBorders>
               <w:top w:val="single" w:sz="1" w:space="0" w:color="CCCCCC"/>
               <w:left w:val="single" w:sz="1" w:space="0" w:color="CCCCCC"/>
@@ -9970,18 +13522,27 @@
             </w:tcMar>
           </w:tcPr>
           <w:p>
-            <w:r>
-              <w:rPr>
-                <w:sz w:val="19"/>
-                <w:szCs w:val="19"/>
-              </w:rPr>
-              <w:t>FragmentoEvolucion, CATALOGO_FRAGMENTOS</w:t>
-            </w:r>
-          </w:p>
-        </w:tc>
-        <w:tc>
-          <w:tcPr>
-            <w:tcW w:w="3800" w:type="dxa"/>
+            <w:proofErr w:type="spellStart"/>
+            <w:r>
+              <w:rPr>
+                <w:sz w:val="19"/>
+                <w:szCs w:val="19"/>
+              </w:rPr>
+              <w:t>FragmentoEvolucion</w:t>
+            </w:r>
+            <w:proofErr w:type="spellEnd"/>
+            <w:r>
+              <w:rPr>
+                <w:sz w:val="19"/>
+                <w:szCs w:val="19"/>
+              </w:rPr>
+              <w:t>, CATALOGO_FRAGMENTOS</w:t>
+            </w:r>
+          </w:p>
+        </w:tc>
+        <w:tc>
+          <w:tcPr>
+            <w:tcW w:w="3772" w:type="dxa"/>
             <w:tcBorders>
               <w:top w:val="single" w:sz="1" w:space="0" w:color="CCCCCC"/>
               <w:left w:val="single" w:sz="1" w:space="0" w:color="CCCCCC"/>
@@ -10008,15 +13569,9 @@
         </w:tc>
       </w:tr>
       <w:tr>
-        <w:tblPrEx>
-          <w:tblCellMar>
-            <w:top w:w="0" w:type="dxa"/>
-            <w:bottom w:w="0" w:type="dxa"/>
-          </w:tblCellMar>
-        </w:tblPrEx>
-        <w:tc>
-          <w:tcPr>
-            <w:tcW w:w="2200" w:type="dxa"/>
+        <w:tc>
+          <w:tcPr>
+            <w:tcW w:w="2237" w:type="dxa"/>
             <w:tcBorders>
               <w:top w:val="single" w:sz="1" w:space="0" w:color="CCCCCC"/>
               <w:left w:val="single" w:sz="1" w:space="0" w:color="CCCCCC"/>
@@ -10043,7 +13598,7 @@
         </w:tc>
         <w:tc>
           <w:tcPr>
-            <w:tcW w:w="3360" w:type="dxa"/>
+            <w:tcW w:w="3351" w:type="dxa"/>
             <w:tcBorders>
               <w:top w:val="single" w:sz="1" w:space="0" w:color="CCCCCC"/>
               <w:left w:val="single" w:sz="1" w:space="0" w:color="CCCCCC"/>
@@ -10064,13 +13619,45 @@
                 <w:sz w:val="19"/>
                 <w:szCs w:val="19"/>
               </w:rPr>
-              <w:t>Mapa, Zona, crear_mapa_default()</w:t>
-            </w:r>
-          </w:p>
-        </w:tc>
-        <w:tc>
-          <w:tcPr>
-            <w:tcW w:w="3800" w:type="dxa"/>
+              <w:t xml:space="preserve">Mapa, Zona, </w:t>
+            </w:r>
+            <w:proofErr w:type="spellStart"/>
+            <w:r>
+              <w:rPr>
+                <w:sz w:val="19"/>
+                <w:szCs w:val="19"/>
+              </w:rPr>
+              <w:t>crear_mapa_</w:t>
+            </w:r>
+            <w:proofErr w:type="gramStart"/>
+            <w:r>
+              <w:rPr>
+                <w:sz w:val="19"/>
+                <w:szCs w:val="19"/>
+              </w:rPr>
+              <w:t>default</w:t>
+            </w:r>
+            <w:proofErr w:type="spellEnd"/>
+            <w:r>
+              <w:rPr>
+                <w:sz w:val="19"/>
+                <w:szCs w:val="19"/>
+              </w:rPr>
+              <w:t>(</w:t>
+            </w:r>
+            <w:proofErr w:type="gramEnd"/>
+            <w:r>
+              <w:rPr>
+                <w:sz w:val="19"/>
+                <w:szCs w:val="19"/>
+              </w:rPr>
+              <w:t>)</w:t>
+            </w:r>
+          </w:p>
+        </w:tc>
+        <w:tc>
+          <w:tcPr>
+            <w:tcW w:w="3772" w:type="dxa"/>
             <w:tcBorders>
               <w:top w:val="single" w:sz="1" w:space="0" w:color="CCCCCC"/>
               <w:left w:val="single" w:sz="1" w:space="0" w:color="CCCCCC"/>
@@ -10091,21 +13678,47 @@
                 <w:sz w:val="19"/>
                 <w:szCs w:val="19"/>
               </w:rPr>
-              <w:t>Estructura de navegación del mundo. crear_mapa_default() es función normal, no @classmethod.</w:t>
+              <w:t xml:space="preserve">Estructura de navegación del mundo. </w:t>
+            </w:r>
+            <w:proofErr w:type="spellStart"/>
+            <w:r>
+              <w:rPr>
+                <w:sz w:val="19"/>
+                <w:szCs w:val="19"/>
+              </w:rPr>
+              <w:t>crear_mapa_</w:t>
+            </w:r>
+            <w:proofErr w:type="gramStart"/>
+            <w:r>
+              <w:rPr>
+                <w:sz w:val="19"/>
+                <w:szCs w:val="19"/>
+              </w:rPr>
+              <w:t>default</w:t>
+            </w:r>
+            <w:proofErr w:type="spellEnd"/>
+            <w:r>
+              <w:rPr>
+                <w:sz w:val="19"/>
+                <w:szCs w:val="19"/>
+              </w:rPr>
+              <w:t>(</w:t>
+            </w:r>
+            <w:proofErr w:type="gramEnd"/>
+            <w:r>
+              <w:rPr>
+                <w:sz w:val="19"/>
+                <w:szCs w:val="19"/>
+              </w:rPr>
+              <w:t>) es función normal, no @classmethod.</w:t>
             </w:r>
           </w:p>
         </w:tc>
       </w:tr>
       <w:tr>
-        <w:tblPrEx>
-          <w:tblCellMar>
-            <w:top w:w="0" w:type="dxa"/>
-            <w:bottom w:w="0" w:type="dxa"/>
-          </w:tblCellMar>
-        </w:tblPrEx>
-        <w:tc>
-          <w:tcPr>
-            <w:tcW w:w="2200" w:type="dxa"/>
+        <w:tc>
+          <w:tcPr>
+            <w:tcW w:w="2237" w:type="dxa"/>
             <w:tcBorders>
               <w:top w:val="single" w:sz="1" w:space="0" w:color="CCCCCC"/>
               <w:left w:val="single" w:sz="1" w:space="0" w:color="CCCCCC"/>
@@ -10132,7 +13745,7 @@
         </w:tc>
         <w:tc>
           <w:tcPr>
-            <w:tcW w:w="3360" w:type="dxa"/>
+            <w:tcW w:w="3351" w:type="dxa"/>
             <w:tcBorders>
               <w:top w:val="single" w:sz="1" w:space="0" w:color="CCCCCC"/>
               <w:left w:val="single" w:sz="1" w:space="0" w:color="CCCCCC"/>
@@ -10148,18 +13761,27 @@
             </w:tcMar>
           </w:tcPr>
           <w:p>
-            <w:r>
-              <w:rPr>
-                <w:sz w:val="19"/>
-                <w:szCs w:val="19"/>
-              </w:rPr>
-              <w:t>GameError y subclases</w:t>
-            </w:r>
-          </w:p>
-        </w:tc>
-        <w:tc>
-          <w:tcPr>
-            <w:tcW w:w="3800" w:type="dxa"/>
+            <w:proofErr w:type="spellStart"/>
+            <w:r>
+              <w:rPr>
+                <w:sz w:val="19"/>
+                <w:szCs w:val="19"/>
+              </w:rPr>
+              <w:t>GameError</w:t>
+            </w:r>
+            <w:proofErr w:type="spellEnd"/>
+            <w:r>
+              <w:rPr>
+                <w:sz w:val="19"/>
+                <w:szCs w:val="19"/>
+              </w:rPr>
+              <w:t xml:space="preserve"> y subclases</w:t>
+            </w:r>
+          </w:p>
+        </w:tc>
+        <w:tc>
+          <w:tcPr>
+            <w:tcW w:w="3772" w:type="dxa"/>
             <w:tcBorders>
               <w:top w:val="single" w:sz="1" w:space="0" w:color="CCCCCC"/>
               <w:left w:val="single" w:sz="1" w:space="0" w:color="CCCCCC"/>
@@ -10186,15 +13808,9 @@
         </w:tc>
       </w:tr>
       <w:tr>
-        <w:tblPrEx>
-          <w:tblCellMar>
-            <w:top w:w="0" w:type="dxa"/>
-            <w:bottom w:w="0" w:type="dxa"/>
-          </w:tblCellMar>
-        </w:tblPrEx>
-        <w:tc>
-          <w:tcPr>
-            <w:tcW w:w="2200" w:type="dxa"/>
+        <w:tc>
+          <w:tcPr>
+            <w:tcW w:w="2237" w:type="dxa"/>
             <w:tcBorders>
               <w:top w:val="single" w:sz="1" w:space="0" w:color="CCCCCC"/>
               <w:left w:val="single" w:sz="1" w:space="0" w:color="CCCCCC"/>
@@ -10221,7 +13837,7 @@
         </w:tc>
         <w:tc>
           <w:tcPr>
-            <w:tcW w:w="3360" w:type="dxa"/>
+            <w:tcW w:w="3351" w:type="dxa"/>
             <w:tcBorders>
               <w:top w:val="single" w:sz="1" w:space="0" w:color="CCCCCC"/>
               <w:left w:val="single" w:sz="1" w:space="0" w:color="CCCCCC"/>
@@ -10248,7 +13864,7 @@
         </w:tc>
         <w:tc>
           <w:tcPr>
-            <w:tcW w:w="3800" w:type="dxa"/>
+            <w:tcW w:w="3772" w:type="dxa"/>
             <w:tcBorders>
               <w:top w:val="single" w:sz="1" w:space="0" w:color="CCCCCC"/>
               <w:left w:val="single" w:sz="1" w:space="0" w:color="CCCCCC"/>
@@ -10269,21 +13885,31 @@
                 <w:sz w:val="19"/>
                 <w:szCs w:val="19"/>
               </w:rPr>
-              <w:t>Orquestador principal; fachada del backend para la GUI.</w:t>
+              <w:t xml:space="preserve">Orquestador principal; fachada del </w:t>
+            </w:r>
+            <w:proofErr w:type="spellStart"/>
+            <w:r>
+              <w:rPr>
+                <w:sz w:val="19"/>
+                <w:szCs w:val="19"/>
+              </w:rPr>
+              <w:t>backend</w:t>
+            </w:r>
+            <w:proofErr w:type="spellEnd"/>
+            <w:r>
+              <w:rPr>
+                <w:sz w:val="19"/>
+                <w:szCs w:val="19"/>
+              </w:rPr>
+              <w:t xml:space="preserve"> para la GUI.</w:t>
             </w:r>
           </w:p>
         </w:tc>
       </w:tr>
       <w:tr>
-        <w:tblPrEx>
-          <w:tblCellMar>
-            <w:top w:w="0" w:type="dxa"/>
-            <w:bottom w:w="0" w:type="dxa"/>
-          </w:tblCellMar>
-        </w:tblPrEx>
-        <w:tc>
-          <w:tcPr>
-            <w:tcW w:w="2200" w:type="dxa"/>
+        <w:tc>
+          <w:tcPr>
+            <w:tcW w:w="2237" w:type="dxa"/>
             <w:tcBorders>
               <w:top w:val="single" w:sz="1" w:space="0" w:color="CCCCCC"/>
               <w:left w:val="single" w:sz="1" w:space="0" w:color="CCCCCC"/>
@@ -10310,7 +13936,7 @@
         </w:tc>
         <w:tc>
           <w:tcPr>
-            <w:tcW w:w="3360" w:type="dxa"/>
+            <w:tcW w:w="3351" w:type="dxa"/>
             <w:tcBorders>
               <w:top w:val="single" w:sz="1" w:space="0" w:color="CCCCCC"/>
               <w:left w:val="single" w:sz="1" w:space="0" w:color="CCCCCC"/>
@@ -10326,18 +13952,43 @@
             </w:tcMar>
           </w:tcPr>
           <w:p>
-            <w:r>
-              <w:rPr>
-                <w:sz w:val="19"/>
-                <w:szCs w:val="19"/>
-              </w:rPr>
-              <w:t>ResultadoCruza, cruzar(), TABLA_CRUZAS</w:t>
-            </w:r>
-          </w:p>
-        </w:tc>
-        <w:tc>
-          <w:tcPr>
-            <w:tcW w:w="3800" w:type="dxa"/>
+            <w:proofErr w:type="spellStart"/>
+            <w:r>
+              <w:rPr>
+                <w:sz w:val="19"/>
+                <w:szCs w:val="19"/>
+              </w:rPr>
+              <w:t>ResultadoCruza</w:t>
+            </w:r>
+            <w:proofErr w:type="spellEnd"/>
+            <w:r>
+              <w:rPr>
+                <w:sz w:val="19"/>
+                <w:szCs w:val="19"/>
+              </w:rPr>
+              <w:t xml:space="preserve">, </w:t>
+            </w:r>
+            <w:proofErr w:type="gramStart"/>
+            <w:r>
+              <w:rPr>
+                <w:sz w:val="19"/>
+                <w:szCs w:val="19"/>
+              </w:rPr>
+              <w:t>cruzar(</w:t>
+            </w:r>
+            <w:proofErr w:type="gramEnd"/>
+            <w:r>
+              <w:rPr>
+                <w:sz w:val="19"/>
+                <w:szCs w:val="19"/>
+              </w:rPr>
+              <w:t>), TABLA_CRUZAS</w:t>
+            </w:r>
+          </w:p>
+        </w:tc>
+        <w:tc>
+          <w:tcPr>
+            <w:tcW w:w="3772" w:type="dxa"/>
             <w:tcBorders>
               <w:top w:val="single" w:sz="1" w:space="0" w:color="CCCCCC"/>
               <w:left w:val="single" w:sz="1" w:space="0" w:color="CCCCCC"/>
@@ -10364,15 +14015,9 @@
         </w:tc>
       </w:tr>
       <w:tr>
-        <w:tblPrEx>
-          <w:tblCellMar>
-            <w:top w:w="0" w:type="dxa"/>
-            <w:bottom w:w="0" w:type="dxa"/>
-          </w:tblCellMar>
-        </w:tblPrEx>
-        <w:tc>
-          <w:tcPr>
-            <w:tcW w:w="2200" w:type="dxa"/>
+        <w:tc>
+          <w:tcPr>
+            <w:tcW w:w="2237" w:type="dxa"/>
             <w:tcBorders>
               <w:top w:val="single" w:sz="1" w:space="0" w:color="CCCCCC"/>
               <w:left w:val="single" w:sz="1" w:space="0" w:color="CCCCCC"/>
@@ -10393,14 +14038,128 @@
                 <w:sz w:val="19"/>
                 <w:szCs w:val="19"/>
               </w:rPr>
+              <w:t>game_state_adapter.py</w:t>
+            </w:r>
+          </w:p>
+        </w:tc>
+        <w:tc>
+          <w:tcPr>
+            <w:tcW w:w="3351" w:type="dxa"/>
+            <w:tcBorders>
+              <w:top w:val="single" w:sz="1" w:space="0" w:color="CCCCCC"/>
+              <w:left w:val="single" w:sz="1" w:space="0" w:color="CCCCCC"/>
+              <w:bottom w:val="single" w:sz="1" w:space="0" w:color="CCCCCC"/>
+              <w:right w:val="single" w:sz="1" w:space="0" w:color="CCCCCC"/>
+            </w:tcBorders>
+            <w:shd w:val="clear" w:color="auto" w:fill="F5F9FF"/>
+            <w:tcMar>
+              <w:top w:w="80" w:type="dxa"/>
+              <w:left w:w="120" w:type="dxa"/>
+              <w:bottom w:w="80" w:type="dxa"/>
+              <w:right w:w="120" w:type="dxa"/>
+            </w:tcMar>
+          </w:tcPr>
+          <w:p>
+            <w:proofErr w:type="spellStart"/>
+            <w:r>
+              <w:rPr>
+                <w:sz w:val="19"/>
+                <w:szCs w:val="19"/>
+              </w:rPr>
+              <w:t>GameStateAdapter</w:t>
+            </w:r>
+            <w:proofErr w:type="spellEnd"/>
+            <w:r>
+              <w:rPr>
+                <w:sz w:val="19"/>
+                <w:szCs w:val="19"/>
+              </w:rPr>
+              <w:t xml:space="preserve"> (</w:t>
+            </w:r>
+            <w:proofErr w:type="spellStart"/>
+            <w:r>
+              <w:rPr>
+                <w:sz w:val="19"/>
+                <w:szCs w:val="19"/>
+              </w:rPr>
+              <w:t>GameState</w:t>
+            </w:r>
+            <w:proofErr w:type="spellEnd"/>
+            <w:r>
+              <w:rPr>
+                <w:sz w:val="19"/>
+                <w:szCs w:val="19"/>
+              </w:rPr>
+              <w:t>)</w:t>
+            </w:r>
+          </w:p>
+        </w:tc>
+        <w:tc>
+          <w:tcPr>
+            <w:tcW w:w="3772" w:type="dxa"/>
+            <w:tcBorders>
+              <w:top w:val="single" w:sz="1" w:space="0" w:color="CCCCCC"/>
+              <w:left w:val="single" w:sz="1" w:space="0" w:color="CCCCCC"/>
+              <w:bottom w:val="single" w:sz="1" w:space="0" w:color="CCCCCC"/>
+              <w:right w:val="single" w:sz="1" w:space="0" w:color="CCCCCC"/>
+            </w:tcBorders>
+            <w:shd w:val="clear" w:color="auto" w:fill="F5F9FF"/>
+            <w:tcMar>
+              <w:top w:w="80" w:type="dxa"/>
+              <w:left w:w="120" w:type="dxa"/>
+              <w:bottom w:w="80" w:type="dxa"/>
+              <w:right w:w="120" w:type="dxa"/>
+            </w:tcMar>
+          </w:tcPr>
+          <w:p>
+            <w:r>
+              <w:rPr>
+                <w:sz w:val="19"/>
+                <w:szCs w:val="19"/>
+              </w:rPr>
+              <w:t>Adaptador entre Juego y la interfaz gráfica GUIClaude.py.</w:t>
+            </w:r>
+          </w:p>
+        </w:tc>
+      </w:tr>
+      <w:tr>
+        <w:tc>
+          <w:tcPr>
+            <w:tcW w:w="2237" w:type="dxa"/>
+            <w:tcBorders>
+              <w:top w:val="single" w:sz="1" w:space="0" w:color="CCCCCC"/>
+              <w:left w:val="single" w:sz="1" w:space="0" w:color="CCCCCC"/>
+              <w:bottom w:val="single" w:sz="1" w:space="0" w:color="CCCCCC"/>
+              <w:right w:val="single" w:sz="1" w:space="0" w:color="CCCCCC"/>
+            </w:tcBorders>
+            <w:shd w:val="clear" w:color="auto" w:fill="F5F9FF"/>
+            <w:tcMar>
+              <w:top w:w="80" w:type="dxa"/>
+              <w:left w:w="120" w:type="dxa"/>
+              <w:bottom w:w="80" w:type="dxa"/>
+              <w:right w:w="120" w:type="dxa"/>
+            </w:tcMar>
+          </w:tcPr>
+          <w:p>
+            <w:pPr>
+              <w:rPr>
+                <w:sz w:val="19"/>
+                <w:szCs w:val="19"/>
+              </w:rPr>
+            </w:pPr>
+            <w:r>
+              <w:rPr>
+                <w:sz w:val="19"/>
+                <w:szCs w:val="19"/>
+              </w:rPr>
               <w:lastRenderedPageBreak/>
-              <w:t>game_state_adapter.py</w:t>
-            </w:r>
-          </w:p>
-        </w:tc>
-        <w:tc>
-          <w:tcPr>
-            <w:tcW w:w="3360" w:type="dxa"/>
+              <w:t>GUIClaude.py</w:t>
+            </w:r>
+          </w:p>
+        </w:tc>
+        <w:tc>
+          <w:tcPr>
+            <w:tcW w:w="3351" w:type="dxa"/>
             <w:tcBorders>
               <w:top w:val="single" w:sz="1" w:space="0" w:color="CCCCCC"/>
               <w:left w:val="single" w:sz="1" w:space="0" w:color="CCCCCC"/>
@@ -10416,18 +14175,138 @@
             </w:tcMar>
           </w:tcPr>
           <w:p>
-            <w:r>
-              <w:rPr>
-                <w:sz w:val="19"/>
-                <w:szCs w:val="19"/>
-              </w:rPr>
-              <w:t>GameStateAdapter (GameState)</w:t>
-            </w:r>
-          </w:p>
-        </w:tc>
-        <w:tc>
-          <w:tcPr>
-            <w:tcW w:w="3800" w:type="dxa"/>
+            <w:pPr>
+              <w:rPr>
+                <w:sz w:val="19"/>
+                <w:szCs w:val="19"/>
+              </w:rPr>
+            </w:pPr>
+            <w:proofErr w:type="spellStart"/>
+            <w:r>
+              <w:rPr>
+                <w:sz w:val="19"/>
+                <w:szCs w:val="19"/>
+              </w:rPr>
+              <w:t>StartScreen</w:t>
+            </w:r>
+            <w:proofErr w:type="spellEnd"/>
+            <w:r>
+              <w:rPr>
+                <w:sz w:val="19"/>
+                <w:szCs w:val="19"/>
+              </w:rPr>
+              <w:t xml:space="preserve">, </w:t>
+            </w:r>
+            <w:proofErr w:type="spellStart"/>
+            <w:r>
+              <w:rPr>
+                <w:sz w:val="19"/>
+                <w:szCs w:val="19"/>
+              </w:rPr>
+              <w:t>CreaturesScreen</w:t>
+            </w:r>
+            <w:proofErr w:type="spellEnd"/>
+            <w:r>
+              <w:rPr>
+                <w:sz w:val="19"/>
+                <w:szCs w:val="19"/>
+              </w:rPr>
+              <w:t xml:space="preserve">, </w:t>
+            </w:r>
+            <w:proofErr w:type="spellStart"/>
+            <w:r>
+              <w:rPr>
+                <w:sz w:val="19"/>
+                <w:szCs w:val="19"/>
+              </w:rPr>
+              <w:t>CombatScreen</w:t>
+            </w:r>
+            <w:proofErr w:type="spellEnd"/>
+            <w:r>
+              <w:rPr>
+                <w:sz w:val="19"/>
+                <w:szCs w:val="19"/>
+              </w:rPr>
+              <w:t xml:space="preserve">, </w:t>
+            </w:r>
+            <w:proofErr w:type="spellStart"/>
+            <w:r>
+              <w:rPr>
+                <w:sz w:val="19"/>
+                <w:szCs w:val="19"/>
+              </w:rPr>
+              <w:t>InventoryScreen</w:t>
+            </w:r>
+            <w:proofErr w:type="spellEnd"/>
+            <w:r>
+              <w:rPr>
+                <w:sz w:val="19"/>
+                <w:szCs w:val="19"/>
+              </w:rPr>
+              <w:t xml:space="preserve">, </w:t>
+            </w:r>
+            <w:proofErr w:type="spellStart"/>
+            <w:r>
+              <w:rPr>
+                <w:sz w:val="19"/>
+                <w:szCs w:val="19"/>
+              </w:rPr>
+              <w:t>MapScreen</w:t>
+            </w:r>
+            <w:proofErr w:type="spellEnd"/>
+            <w:r>
+              <w:rPr>
+                <w:sz w:val="19"/>
+                <w:szCs w:val="19"/>
+              </w:rPr>
+              <w:t xml:space="preserve">, </w:t>
+            </w:r>
+            <w:proofErr w:type="spellStart"/>
+            <w:r>
+              <w:rPr>
+                <w:sz w:val="19"/>
+                <w:szCs w:val="19"/>
+              </w:rPr>
+              <w:t>CrossScreen</w:t>
+            </w:r>
+            <w:proofErr w:type="spellEnd"/>
+            <w:r>
+              <w:rPr>
+                <w:sz w:val="19"/>
+                <w:szCs w:val="19"/>
+              </w:rPr>
+              <w:t xml:space="preserve">, </w:t>
+            </w:r>
+            <w:proofErr w:type="spellStart"/>
+            <w:r>
+              <w:rPr>
+                <w:sz w:val="19"/>
+                <w:szCs w:val="19"/>
+              </w:rPr>
+              <w:t>ShopScreen</w:t>
+            </w:r>
+            <w:proofErr w:type="spellEnd"/>
+            <w:r>
+              <w:rPr>
+                <w:sz w:val="19"/>
+                <w:szCs w:val="19"/>
+              </w:rPr>
+              <w:t xml:space="preserve">, </w:t>
+            </w:r>
+            <w:proofErr w:type="spellStart"/>
+            <w:r>
+              <w:rPr>
+                <w:sz w:val="19"/>
+                <w:szCs w:val="19"/>
+              </w:rPr>
+              <w:t>MainScreen</w:t>
+            </w:r>
+            <w:proofErr w:type="spellEnd"/>
+          </w:p>
+        </w:tc>
+        <w:tc>
+          <w:tcPr>
+            <w:tcW w:w="3772" w:type="dxa"/>
             <w:tcBorders>
               <w:top w:val="single" w:sz="1" w:space="0" w:color="CCCCCC"/>
               <w:left w:val="single" w:sz="1" w:space="0" w:color="CCCCCC"/>
@@ -10443,12 +14322,25 @@
             </w:tcMar>
           </w:tcPr>
           <w:p>
-            <w:r>
-              <w:rPr>
-                <w:sz w:val="19"/>
-                <w:szCs w:val="19"/>
-              </w:rPr>
-              <w:t>Adaptador entre Juego y la interfaz gráfica GUIClaude.py.</w:t>
+            <w:pPr>
+              <w:rPr>
+                <w:sz w:val="19"/>
+                <w:szCs w:val="19"/>
+              </w:rPr>
+            </w:pPr>
+            <w:r>
+              <w:rPr>
+                <w:sz w:val="19"/>
+                <w:szCs w:val="19"/>
+              </w:rPr>
+              <w:t>Ejecuta toda la interfaz de usuario que ve el</w:t>
+            </w:r>
+            <w:r>
+              <w:rPr>
+                <w:sz w:val="19"/>
+                <w:szCs w:val="19"/>
+              </w:rPr>
+              <w:t xml:space="preserve"> usuario</w:t>
             </w:r>
           </w:p>
         </w:tc>
@@ -10467,7 +14359,647 @@
           <w:sz w:val="19"/>
           <w:szCs w:val="19"/>
         </w:rPr>
-        <w:t>Nota sobre simplificaciones: (1) Se eliminaron from __future__ import annotations, TYPE_CHECKING y Optional de todos los módulos. (2) Item.modificar_estadistica() usa if/elif explícitos en lugar de hasattr/getattr/setattr. (3) isinstance() en game_state.py fue reemplazado por item.es_fragmento. (4) @classmethod Mapa.crear_mapa_default() se convirtió en función normal crear_mapa_default() en mapa.py. (5) @classmethod Jugador.cargar() se convirtió en función suelta cargar_jugador() en jugador.py. (6) RuntimeError fue reemplazado por ValueError en game_state.py. (7) Las anotaciones de tipo complejas (-&gt; tuple[bool,int,float], str | None, list[dict]) fueron eliminadas de todas las firmas de métodos.</w:t>
+        <w:t xml:space="preserve">Nota sobre simplificaciones: (1) Se eliminaron </w:t>
+      </w:r>
+      <w:proofErr w:type="spellStart"/>
+      <w:r>
+        <w:rPr>
+          <w:i/>
+          <w:iCs/>
+          <w:color w:val="555555"/>
+          <w:sz w:val="19"/>
+          <w:szCs w:val="19"/>
+        </w:rPr>
+        <w:t>from</w:t>
+      </w:r>
+      <w:proofErr w:type="spellEnd"/>
+      <w:r>
+        <w:rPr>
+          <w:i/>
+          <w:iCs/>
+          <w:color w:val="555555"/>
+          <w:sz w:val="19"/>
+          <w:szCs w:val="19"/>
+        </w:rPr>
+        <w:t xml:space="preserve"> __future__ </w:t>
+      </w:r>
+      <w:proofErr w:type="spellStart"/>
+      <w:r>
+        <w:rPr>
+          <w:i/>
+          <w:iCs/>
+          <w:color w:val="555555"/>
+          <w:sz w:val="19"/>
+          <w:szCs w:val="19"/>
+        </w:rPr>
+        <w:t>import</w:t>
+      </w:r>
+      <w:proofErr w:type="spellEnd"/>
+      <w:r>
+        <w:rPr>
+          <w:i/>
+          <w:iCs/>
+          <w:color w:val="555555"/>
+          <w:sz w:val="19"/>
+          <w:szCs w:val="19"/>
+        </w:rPr>
+        <w:t xml:space="preserve"> </w:t>
+      </w:r>
+      <w:proofErr w:type="spellStart"/>
+      <w:r>
+        <w:rPr>
+          <w:i/>
+          <w:iCs/>
+          <w:color w:val="555555"/>
+          <w:sz w:val="19"/>
+          <w:szCs w:val="19"/>
+        </w:rPr>
+        <w:t>annotations</w:t>
+      </w:r>
+      <w:proofErr w:type="spellEnd"/>
+      <w:r>
+        <w:rPr>
+          <w:i/>
+          <w:iCs/>
+          <w:color w:val="555555"/>
+          <w:sz w:val="19"/>
+          <w:szCs w:val="19"/>
+        </w:rPr>
+        <w:t xml:space="preserve">, TYPE_CHECKING y </w:t>
+      </w:r>
+      <w:proofErr w:type="spellStart"/>
+      <w:r>
+        <w:rPr>
+          <w:i/>
+          <w:iCs/>
+          <w:color w:val="555555"/>
+          <w:sz w:val="19"/>
+          <w:szCs w:val="19"/>
+        </w:rPr>
+        <w:t>Optional</w:t>
+      </w:r>
+      <w:proofErr w:type="spellEnd"/>
+      <w:r>
+        <w:rPr>
+          <w:i/>
+          <w:iCs/>
+          <w:color w:val="555555"/>
+          <w:sz w:val="19"/>
+          <w:szCs w:val="19"/>
+        </w:rPr>
+        <w:t xml:space="preserve"> de todos los módulos. (2) </w:t>
+      </w:r>
+      <w:proofErr w:type="spellStart"/>
+      <w:r>
+        <w:rPr>
+          <w:i/>
+          <w:iCs/>
+          <w:color w:val="555555"/>
+          <w:sz w:val="19"/>
+          <w:szCs w:val="19"/>
+        </w:rPr>
+        <w:t>Item.modificar_</w:t>
+      </w:r>
+      <w:proofErr w:type="gramStart"/>
+      <w:r>
+        <w:rPr>
+          <w:i/>
+          <w:iCs/>
+          <w:color w:val="555555"/>
+          <w:sz w:val="19"/>
+          <w:szCs w:val="19"/>
+        </w:rPr>
+        <w:t>estadistica</w:t>
+      </w:r>
+      <w:proofErr w:type="spellEnd"/>
+      <w:r>
+        <w:rPr>
+          <w:i/>
+          <w:iCs/>
+          <w:color w:val="555555"/>
+          <w:sz w:val="19"/>
+          <w:szCs w:val="19"/>
+        </w:rPr>
+        <w:t>(</w:t>
+      </w:r>
+      <w:proofErr w:type="gramEnd"/>
+      <w:r>
+        <w:rPr>
+          <w:i/>
+          <w:iCs/>
+          <w:color w:val="555555"/>
+          <w:sz w:val="19"/>
+          <w:szCs w:val="19"/>
+        </w:rPr>
+        <w:t xml:space="preserve">) usa </w:t>
+      </w:r>
+      <w:proofErr w:type="spellStart"/>
+      <w:r>
+        <w:rPr>
+          <w:i/>
+          <w:iCs/>
+          <w:color w:val="555555"/>
+          <w:sz w:val="19"/>
+          <w:szCs w:val="19"/>
+        </w:rPr>
+        <w:t>if</w:t>
+      </w:r>
+      <w:proofErr w:type="spellEnd"/>
+      <w:r>
+        <w:rPr>
+          <w:i/>
+          <w:iCs/>
+          <w:color w:val="555555"/>
+          <w:sz w:val="19"/>
+          <w:szCs w:val="19"/>
+        </w:rPr>
+        <w:t>/</w:t>
+      </w:r>
+      <w:proofErr w:type="spellStart"/>
+      <w:r>
+        <w:rPr>
+          <w:i/>
+          <w:iCs/>
+          <w:color w:val="555555"/>
+          <w:sz w:val="19"/>
+          <w:szCs w:val="19"/>
+        </w:rPr>
+        <w:t>elif</w:t>
+      </w:r>
+      <w:proofErr w:type="spellEnd"/>
+      <w:r>
+        <w:rPr>
+          <w:i/>
+          <w:iCs/>
+          <w:color w:val="555555"/>
+          <w:sz w:val="19"/>
+          <w:szCs w:val="19"/>
+        </w:rPr>
+        <w:t xml:space="preserve"> explícitos en lugar de </w:t>
+      </w:r>
+      <w:proofErr w:type="spellStart"/>
+      <w:r>
+        <w:rPr>
+          <w:i/>
+          <w:iCs/>
+          <w:color w:val="555555"/>
+          <w:sz w:val="19"/>
+          <w:szCs w:val="19"/>
+        </w:rPr>
+        <w:t>hasattr</w:t>
+      </w:r>
+      <w:proofErr w:type="spellEnd"/>
+      <w:r>
+        <w:rPr>
+          <w:i/>
+          <w:iCs/>
+          <w:color w:val="555555"/>
+          <w:sz w:val="19"/>
+          <w:szCs w:val="19"/>
+        </w:rPr>
+        <w:t>/</w:t>
+      </w:r>
+      <w:proofErr w:type="spellStart"/>
+      <w:r>
+        <w:rPr>
+          <w:i/>
+          <w:iCs/>
+          <w:color w:val="555555"/>
+          <w:sz w:val="19"/>
+          <w:szCs w:val="19"/>
+        </w:rPr>
+        <w:t>getattr</w:t>
+      </w:r>
+      <w:proofErr w:type="spellEnd"/>
+      <w:r>
+        <w:rPr>
+          <w:i/>
+          <w:iCs/>
+          <w:color w:val="555555"/>
+          <w:sz w:val="19"/>
+          <w:szCs w:val="19"/>
+        </w:rPr>
+        <w:t>/</w:t>
+      </w:r>
+      <w:proofErr w:type="spellStart"/>
+      <w:r>
+        <w:rPr>
+          <w:i/>
+          <w:iCs/>
+          <w:color w:val="555555"/>
+          <w:sz w:val="19"/>
+          <w:szCs w:val="19"/>
+        </w:rPr>
+        <w:t>setattr</w:t>
+      </w:r>
+      <w:proofErr w:type="spellEnd"/>
+      <w:r>
+        <w:rPr>
+          <w:i/>
+          <w:iCs/>
+          <w:color w:val="555555"/>
+          <w:sz w:val="19"/>
+          <w:szCs w:val="19"/>
+        </w:rPr>
+        <w:t xml:space="preserve">. (3) </w:t>
+      </w:r>
+      <w:proofErr w:type="spellStart"/>
+      <w:proofErr w:type="gramStart"/>
+      <w:r>
+        <w:rPr>
+          <w:i/>
+          <w:iCs/>
+          <w:color w:val="555555"/>
+          <w:sz w:val="19"/>
+          <w:szCs w:val="19"/>
+        </w:rPr>
+        <w:t>isinstance</w:t>
+      </w:r>
+      <w:proofErr w:type="spellEnd"/>
+      <w:r>
+        <w:rPr>
+          <w:i/>
+          <w:iCs/>
+          <w:color w:val="555555"/>
+          <w:sz w:val="19"/>
+          <w:szCs w:val="19"/>
+        </w:rPr>
+        <w:t>(</w:t>
+      </w:r>
+      <w:proofErr w:type="gramEnd"/>
+      <w:r>
+        <w:rPr>
+          <w:i/>
+          <w:iCs/>
+          <w:color w:val="555555"/>
+          <w:sz w:val="19"/>
+          <w:szCs w:val="19"/>
+        </w:rPr>
+        <w:t xml:space="preserve">) en game_state.py fue reemplazado por </w:t>
+      </w:r>
+      <w:proofErr w:type="spellStart"/>
+      <w:r>
+        <w:rPr>
+          <w:i/>
+          <w:iCs/>
+          <w:color w:val="555555"/>
+          <w:sz w:val="19"/>
+          <w:szCs w:val="19"/>
+        </w:rPr>
+        <w:t>item.es_fragmento</w:t>
+      </w:r>
+      <w:proofErr w:type="spellEnd"/>
+      <w:r>
+        <w:rPr>
+          <w:i/>
+          <w:iCs/>
+          <w:color w:val="555555"/>
+          <w:sz w:val="19"/>
+          <w:szCs w:val="19"/>
+        </w:rPr>
+        <w:t xml:space="preserve">. (4) @classmethod </w:t>
+      </w:r>
+      <w:proofErr w:type="spellStart"/>
+      <w:r>
+        <w:rPr>
+          <w:i/>
+          <w:iCs/>
+          <w:color w:val="555555"/>
+          <w:sz w:val="19"/>
+          <w:szCs w:val="19"/>
+        </w:rPr>
+        <w:t>Mapa.crear_mapa_</w:t>
+      </w:r>
+      <w:proofErr w:type="gramStart"/>
+      <w:r>
+        <w:rPr>
+          <w:i/>
+          <w:iCs/>
+          <w:color w:val="555555"/>
+          <w:sz w:val="19"/>
+          <w:szCs w:val="19"/>
+        </w:rPr>
+        <w:t>default</w:t>
+      </w:r>
+      <w:proofErr w:type="spellEnd"/>
+      <w:r>
+        <w:rPr>
+          <w:i/>
+          <w:iCs/>
+          <w:color w:val="555555"/>
+          <w:sz w:val="19"/>
+          <w:szCs w:val="19"/>
+        </w:rPr>
+        <w:t>(</w:t>
+      </w:r>
+      <w:proofErr w:type="gramEnd"/>
+      <w:r>
+        <w:rPr>
+          <w:i/>
+          <w:iCs/>
+          <w:color w:val="555555"/>
+          <w:sz w:val="19"/>
+          <w:szCs w:val="19"/>
+        </w:rPr>
+        <w:t xml:space="preserve">) se convirtió en función normal </w:t>
+      </w:r>
+      <w:proofErr w:type="spellStart"/>
+      <w:r>
+        <w:rPr>
+          <w:i/>
+          <w:iCs/>
+          <w:color w:val="555555"/>
+          <w:sz w:val="19"/>
+          <w:szCs w:val="19"/>
+        </w:rPr>
+        <w:t>crear_mapa_</w:t>
+      </w:r>
+      <w:proofErr w:type="gramStart"/>
+      <w:r>
+        <w:rPr>
+          <w:i/>
+          <w:iCs/>
+          <w:color w:val="555555"/>
+          <w:sz w:val="19"/>
+          <w:szCs w:val="19"/>
+        </w:rPr>
+        <w:t>default</w:t>
+      </w:r>
+      <w:proofErr w:type="spellEnd"/>
+      <w:r>
+        <w:rPr>
+          <w:i/>
+          <w:iCs/>
+          <w:color w:val="555555"/>
+          <w:sz w:val="19"/>
+          <w:szCs w:val="19"/>
+        </w:rPr>
+        <w:t>(</w:t>
+      </w:r>
+      <w:proofErr w:type="gramEnd"/>
+      <w:r>
+        <w:rPr>
+          <w:i/>
+          <w:iCs/>
+          <w:color w:val="555555"/>
+          <w:sz w:val="19"/>
+          <w:szCs w:val="19"/>
+        </w:rPr>
+        <w:t xml:space="preserve">) en mapa.py. (5) @classmethod </w:t>
+      </w:r>
+      <w:proofErr w:type="spellStart"/>
+      <w:r>
+        <w:rPr>
+          <w:i/>
+          <w:iCs/>
+          <w:color w:val="555555"/>
+          <w:sz w:val="19"/>
+          <w:szCs w:val="19"/>
+        </w:rPr>
+        <w:t>Jugador.cargar</w:t>
+      </w:r>
+      <w:proofErr w:type="spellEnd"/>
+      <w:r>
+        <w:rPr>
+          <w:i/>
+          <w:iCs/>
+          <w:color w:val="555555"/>
+          <w:sz w:val="19"/>
+          <w:szCs w:val="19"/>
+        </w:rPr>
+        <w:t xml:space="preserve">() se convirtió en función suelta </w:t>
+      </w:r>
+      <w:proofErr w:type="spellStart"/>
+      <w:r>
+        <w:rPr>
+          <w:i/>
+          <w:iCs/>
+          <w:color w:val="555555"/>
+          <w:sz w:val="19"/>
+          <w:szCs w:val="19"/>
+        </w:rPr>
+        <w:t>cargar_</w:t>
+      </w:r>
+      <w:proofErr w:type="gramStart"/>
+      <w:r>
+        <w:rPr>
+          <w:i/>
+          <w:iCs/>
+          <w:color w:val="555555"/>
+          <w:sz w:val="19"/>
+          <w:szCs w:val="19"/>
+        </w:rPr>
+        <w:t>jugador</w:t>
+      </w:r>
+      <w:proofErr w:type="spellEnd"/>
+      <w:r>
+        <w:rPr>
+          <w:i/>
+          <w:iCs/>
+          <w:color w:val="555555"/>
+          <w:sz w:val="19"/>
+          <w:szCs w:val="19"/>
+        </w:rPr>
+        <w:t>(</w:t>
+      </w:r>
+      <w:proofErr w:type="gramEnd"/>
+      <w:r>
+        <w:rPr>
+          <w:i/>
+          <w:iCs/>
+          <w:color w:val="555555"/>
+          <w:sz w:val="19"/>
+          <w:szCs w:val="19"/>
+        </w:rPr>
+        <w:t xml:space="preserve">) en jugador.py. (6) </w:t>
+      </w:r>
+      <w:proofErr w:type="spellStart"/>
+      <w:r>
+        <w:rPr>
+          <w:i/>
+          <w:iCs/>
+          <w:color w:val="555555"/>
+          <w:sz w:val="19"/>
+          <w:szCs w:val="19"/>
+        </w:rPr>
+        <w:t>RuntimeError</w:t>
+      </w:r>
+      <w:proofErr w:type="spellEnd"/>
+      <w:r>
+        <w:rPr>
+          <w:i/>
+          <w:iCs/>
+          <w:color w:val="555555"/>
+          <w:sz w:val="19"/>
+          <w:szCs w:val="19"/>
+        </w:rPr>
+        <w:t xml:space="preserve"> fue reemplazado por </w:t>
+      </w:r>
+      <w:proofErr w:type="spellStart"/>
+      <w:r>
+        <w:rPr>
+          <w:i/>
+          <w:iCs/>
+          <w:color w:val="555555"/>
+          <w:sz w:val="19"/>
+          <w:szCs w:val="19"/>
+        </w:rPr>
+        <w:t>ValueError</w:t>
+      </w:r>
+      <w:proofErr w:type="spellEnd"/>
+      <w:r>
+        <w:rPr>
+          <w:i/>
+          <w:iCs/>
+          <w:color w:val="555555"/>
+          <w:sz w:val="19"/>
+          <w:szCs w:val="19"/>
+        </w:rPr>
+        <w:t xml:space="preserve"> en game_state.py. (7) Las anotaciones de tipo complejas (-&gt; </w:t>
+      </w:r>
+      <w:proofErr w:type="spellStart"/>
+      <w:r>
+        <w:rPr>
+          <w:i/>
+          <w:iCs/>
+          <w:color w:val="555555"/>
+          <w:sz w:val="19"/>
+          <w:szCs w:val="19"/>
+        </w:rPr>
+        <w:t>tuple</w:t>
+      </w:r>
+      <w:proofErr w:type="spellEnd"/>
+      <w:r>
+        <w:rPr>
+          <w:i/>
+          <w:iCs/>
+          <w:color w:val="555555"/>
+          <w:sz w:val="19"/>
+          <w:szCs w:val="19"/>
+        </w:rPr>
+        <w:t>[</w:t>
+      </w:r>
+      <w:proofErr w:type="spellStart"/>
+      <w:proofErr w:type="gramStart"/>
+      <w:r>
+        <w:rPr>
+          <w:i/>
+          <w:iCs/>
+          <w:color w:val="555555"/>
+          <w:sz w:val="19"/>
+          <w:szCs w:val="19"/>
+        </w:rPr>
+        <w:t>bool,int</w:t>
+      </w:r>
+      <w:proofErr w:type="gramEnd"/>
+      <w:r>
+        <w:rPr>
+          <w:i/>
+          <w:iCs/>
+          <w:color w:val="555555"/>
+          <w:sz w:val="19"/>
+          <w:szCs w:val="19"/>
+        </w:rPr>
+        <w:t>,float</w:t>
+      </w:r>
+      <w:proofErr w:type="spellEnd"/>
+      <w:r>
+        <w:rPr>
+          <w:i/>
+          <w:iCs/>
+          <w:color w:val="555555"/>
+          <w:sz w:val="19"/>
+          <w:szCs w:val="19"/>
+        </w:rPr>
+        <w:t xml:space="preserve">], </w:t>
+      </w:r>
+      <w:proofErr w:type="spellStart"/>
+      <w:r>
+        <w:rPr>
+          <w:i/>
+          <w:iCs/>
+          <w:color w:val="555555"/>
+          <w:sz w:val="19"/>
+          <w:szCs w:val="19"/>
+        </w:rPr>
+        <w:t>str</w:t>
+      </w:r>
+      <w:proofErr w:type="spellEnd"/>
+      <w:r>
+        <w:rPr>
+          <w:i/>
+          <w:iCs/>
+          <w:color w:val="555555"/>
+          <w:sz w:val="19"/>
+          <w:szCs w:val="19"/>
+        </w:rPr>
+        <w:t xml:space="preserve"> | </w:t>
+      </w:r>
+      <w:proofErr w:type="spellStart"/>
+      <w:r>
+        <w:rPr>
+          <w:i/>
+          <w:iCs/>
+          <w:color w:val="555555"/>
+          <w:sz w:val="19"/>
+          <w:szCs w:val="19"/>
+        </w:rPr>
+        <w:t>None</w:t>
+      </w:r>
+      <w:proofErr w:type="spellEnd"/>
+      <w:r>
+        <w:rPr>
+          <w:i/>
+          <w:iCs/>
+          <w:color w:val="555555"/>
+          <w:sz w:val="19"/>
+          <w:szCs w:val="19"/>
+        </w:rPr>
+        <w:t xml:space="preserve">, </w:t>
+      </w:r>
+      <w:proofErr w:type="spellStart"/>
+      <w:r>
+        <w:rPr>
+          <w:i/>
+          <w:iCs/>
+          <w:color w:val="555555"/>
+          <w:sz w:val="19"/>
+          <w:szCs w:val="19"/>
+        </w:rPr>
+        <w:t>list</w:t>
+      </w:r>
+      <w:proofErr w:type="spellEnd"/>
+      <w:r>
+        <w:rPr>
+          <w:i/>
+          <w:iCs/>
+          <w:color w:val="555555"/>
+          <w:sz w:val="19"/>
+          <w:szCs w:val="19"/>
+        </w:rPr>
+        <w:t>[</w:t>
+      </w:r>
+      <w:proofErr w:type="spellStart"/>
+      <w:r>
+        <w:rPr>
+          <w:i/>
+          <w:iCs/>
+          <w:color w:val="555555"/>
+          <w:sz w:val="19"/>
+          <w:szCs w:val="19"/>
+        </w:rPr>
+        <w:t>dict</w:t>
+      </w:r>
+      <w:proofErr w:type="spellEnd"/>
+      <w:r>
+        <w:rPr>
+          <w:i/>
+          <w:iCs/>
+          <w:color w:val="555555"/>
+          <w:sz w:val="19"/>
+          <w:szCs w:val="19"/>
+        </w:rPr>
+        <w:t>]) fueron eliminadas de todas las firmas de métodos.</w:t>
       </w:r>
     </w:p>
     <w:p/>
